--- a/доп 2.docx
+++ b/доп 2.docx
@@ -19,160 +19,53 @@
       <w:pPr>
         <w:spacing w:line="240" w:lineRule="auto"/>
       </w:pPr>
+      <w:r>
+        <w:t xml:space="preserve">сделай переключатель с режима новичка на режим опытного игрока. В режиме новичка сделай выбор предмета, который будет зачаровываться и доступные на него чары. Предметы и </w:t>
+      </w:r>
+      <w:proofErr w:type="spellStart"/>
+      <w:r>
+        <w:t>зачарования</w:t>
+      </w:r>
+      <w:proofErr w:type="spellEnd"/>
+      <w:r>
+        <w:t xml:space="preserve"> сделай кнопками при нажатии. В режиме опытного игрока должен открываться дополнительный функционал </w:t>
+      </w:r>
+      <w:proofErr w:type="spellStart"/>
+      <w:r>
+        <w:t>кастомных</w:t>
+      </w:r>
+      <w:proofErr w:type="spellEnd"/>
+      <w:r>
+        <w:t xml:space="preserve"> чар</w:t>
+      </w:r>
     </w:p>
     <w:p>
       <w:pPr>
         <w:spacing w:line="240" w:lineRule="auto"/>
       </w:pPr>
-    </w:p>
-    <w:p>
-      <w:pPr>
-        <w:spacing w:line="240" w:lineRule="auto"/>
-      </w:pPr>
+      <w:r>
+        <w:t xml:space="preserve">В качестве примера </w:t>
+      </w:r>
+      <w:r>
+        <w:t xml:space="preserve">режима новичка </w:t>
+      </w:r>
       <w:bookmarkStart w:id="0" w:name="_GoBack"/>
-      <w:r>
-        <w:t>Что ещё стоит учесть</w:t>
+      <w:bookmarkEnd w:id="0"/>
+      <w:r>
+        <w:t>используй</w:t>
+      </w:r>
+      <w:r>
+        <w:t xml:space="preserve"> </w:t>
+      </w:r>
+      <w:r>
+        <w:t>сайт</w:t>
       </w:r>
       <w:r>
         <w:t>:</w:t>
       </w:r>
-    </w:p>
-    <w:p>
-      <w:pPr>
-        <w:spacing w:line="240" w:lineRule="auto"/>
-      </w:pPr>
-      <w:r>
-        <w:t xml:space="preserve">подумать </w:t>
-      </w:r>
-      <w:r>
-        <w:t>об выявлении штрафа на предмете</w:t>
-      </w:r>
-    </w:p>
-    <w:p>
-      <w:pPr>
-        <w:spacing w:line="240" w:lineRule="auto"/>
-      </w:pPr>
-      <w:r>
-        <w:t xml:space="preserve">Максимальные уровни. В реальной игре у каждого чара есть максимум. Если уровень достигает максимума, дальнейшее объединение одинаковых уровней не повышает его. </w:t>
-      </w:r>
-      <w:r>
-        <w:t xml:space="preserve">В коде добавлено поле </w:t>
-      </w:r>
-      <w:proofErr w:type="spellStart"/>
-      <w:r>
-        <w:t>maxLevel</w:t>
-      </w:r>
-      <w:proofErr w:type="spellEnd"/>
-      <w:r>
-        <w:t>.</w:t>
-      </w:r>
-    </w:p>
-    <w:p>
-      <w:pPr>
-        <w:spacing w:line="240" w:lineRule="auto"/>
-      </w:pPr>
-      <w:r>
-        <w:t xml:space="preserve">Ремонт. Если предмет повреждён, добавляется стоимость </w:t>
-      </w:r>
-      <w:r>
-        <w:t>ремонта (2 уровня за операцию).</w:t>
-      </w:r>
-    </w:p>
-    <w:p>
-      <w:pPr>
-        <w:spacing w:line="240" w:lineRule="auto"/>
-      </w:pPr>
-      <w:r>
-        <w:t>Переименование. Добавляет 1 уровень и может быть сделано в то</w:t>
-      </w:r>
-      <w:r>
-        <w:t xml:space="preserve">м же шаге. </w:t>
-      </w:r>
-    </w:p>
-    <w:p>
-      <w:pPr>
-        <w:spacing w:line="240" w:lineRule="auto"/>
-      </w:pPr>
-      <w:r>
-        <w:t>Добавить поле «n предмета» для наложения н</w:t>
-      </w:r>
-      <w:r>
-        <w:t>а уже использованный предмет.</w:t>
-      </w:r>
-    </w:p>
-    <w:p>
-      <w:pPr>
-        <w:spacing w:line="240" w:lineRule="auto"/>
-      </w:pPr>
-      <w:proofErr w:type="spellStart"/>
-      <w:r>
-        <w:t>Предзаполнить</w:t>
-      </w:r>
-      <w:proofErr w:type="spellEnd"/>
-      <w:r>
-        <w:t xml:space="preserve"> максимальные уровни чар, чтобы «объединение одинаков</w:t>
-      </w:r>
-      <w:r>
-        <w:t>ых уровней» не превышало лимит.</w:t>
-      </w:r>
-    </w:p>
-    <w:p>
-      <w:pPr>
-        <w:spacing w:line="240" w:lineRule="auto"/>
-      </w:pPr>
-      <w:r>
-        <w:t>Тёмная/светлая тема.</w:t>
-      </w:r>
-    </w:p>
-    <w:bookmarkEnd w:id="0"/>
-    <w:p>
-      <w:pPr>
-        <w:spacing w:line="240" w:lineRule="auto"/>
-      </w:pPr>
-    </w:p>
-    <w:p>
-      <w:pPr>
-        <w:spacing w:line="240" w:lineRule="auto"/>
-      </w:pPr>
-    </w:p>
-    <w:p>
-      <w:pPr>
-        <w:spacing w:line="240" w:lineRule="auto"/>
-      </w:pPr>
-    </w:p>
-    <w:p>
-      <w:pPr>
-        <w:spacing w:line="240" w:lineRule="auto"/>
-      </w:pPr>
-    </w:p>
-    <w:p>
-      <w:pPr>
-        <w:spacing w:line="240" w:lineRule="auto"/>
-      </w:pPr>
-      <w:r>
-        <w:t xml:space="preserve">сделай переключатель с режима новичка на режим опытного игрока. В режиме новичка сделай выбор предмета, который будет зачаровываться и доступные на него чары. Предметы и </w:t>
-      </w:r>
-      <w:proofErr w:type="spellStart"/>
-      <w:r>
-        <w:t>зачарования</w:t>
-      </w:r>
-      <w:proofErr w:type="spellEnd"/>
-      <w:r>
-        <w:t xml:space="preserve"> сделай кнопками при нажатии. В режиме опытного игрока должен открываться дополнительный функционал </w:t>
-      </w:r>
-      <w:proofErr w:type="spellStart"/>
-      <w:r>
-        <w:t>кастомных</w:t>
-      </w:r>
-      <w:proofErr w:type="spellEnd"/>
-      <w:r>
-        <w:t xml:space="preserve"> чар</w:t>
-      </w:r>
-    </w:p>
-    <w:p>
-      <w:pPr>
-        <w:spacing w:line="240" w:lineRule="auto"/>
-      </w:pPr>
+      <w:r>
+        <w:t xml:space="preserve"> </w:t>
+      </w:r>
       <w:r>
         <w:t>https://enchant-minecraft.ru/</w:t>
       </w:r>

--- a/доп 2.docx
+++ b/доп 2.docx
@@ -9,71 +9,6 @@
       <w:r>
         <w:t>переделать интерфейс</w:t>
       </w:r>
-    </w:p>
-    <w:p>
-      <w:pPr>
-        <w:spacing w:line="240" w:lineRule="auto"/>
-      </w:pPr>
-    </w:p>
-    <w:p>
-      <w:pPr>
-        <w:spacing w:line="240" w:lineRule="auto"/>
-      </w:pPr>
-      <w:r>
-        <w:t xml:space="preserve">сделай переключатель с режима новичка на режим опытного игрока. В режиме новичка сделай выбор предмета, который будет зачаровываться и доступные на него чары. Предметы и </w:t>
-      </w:r>
-      <w:proofErr w:type="spellStart"/>
-      <w:r>
-        <w:t>зачарования</w:t>
-      </w:r>
-      <w:proofErr w:type="spellEnd"/>
-      <w:r>
-        <w:t xml:space="preserve"> сделай кнопками при нажатии. В режиме опытного игрока должен открываться дополнительный функционал </w:t>
-      </w:r>
-      <w:proofErr w:type="spellStart"/>
-      <w:r>
-        <w:t>кастомных</w:t>
-      </w:r>
-      <w:proofErr w:type="spellEnd"/>
-      <w:r>
-        <w:t xml:space="preserve"> чар</w:t>
-      </w:r>
-    </w:p>
-    <w:p>
-      <w:pPr>
-        <w:spacing w:line="240" w:lineRule="auto"/>
-      </w:pPr>
-      <w:r>
-        <w:t xml:space="preserve">В качестве примера </w:t>
-      </w:r>
-      <w:r>
-        <w:t xml:space="preserve">режима новичка </w:t>
-      </w:r>
-      <w:bookmarkStart w:id="0" w:name="_GoBack"/>
-      <w:bookmarkEnd w:id="0"/>
-      <w:r>
-        <w:t>используй</w:t>
-      </w:r>
-      <w:r>
-        <w:t xml:space="preserve"> </w:t>
-      </w:r>
-      <w:r>
-        <w:t>сайт</w:t>
-      </w:r>
-      <w:r>
-        <w:t>:</w:t>
-      </w:r>
-      <w:r>
-        <w:t xml:space="preserve"> </w:t>
-      </w:r>
-      <w:r>
-        <w:t>https://enchant-minecraft.ru/</w:t>
-      </w:r>
-    </w:p>
-    <w:p>
-      <w:pPr>
-        <w:spacing w:line="240" w:lineRule="auto"/>
-      </w:pPr>
     </w:p>
     <w:p>
       <w:pPr>
@@ -145,6 +80,8 @@
           <w:lang w:val="en-US"/>
         </w:rPr>
       </w:pPr>
+      <w:bookmarkStart w:id="0" w:name="_GoBack"/>
+      <w:bookmarkEnd w:id="0"/>
     </w:p>
     <w:sectPr>
       <w:pgSz w:w="11906" w:h="16838"/>

--- a/доп 2.docx
+++ b/доп 2.docx
@@ -9,16 +9,8 @@
       <w:r>
         <w:t>переделать интерфейс</w:t>
       </w:r>
-    </w:p>
-    <w:p>
-      <w:pPr>
-        <w:spacing w:line="240" w:lineRule="auto"/>
-      </w:pPr>
-    </w:p>
-    <w:p>
-      <w:pPr>
-        <w:spacing w:line="240" w:lineRule="auto"/>
-      </w:pPr>
+      <w:bookmarkStart w:id="0" w:name="_GoBack"/>
+      <w:bookmarkEnd w:id="0"/>
     </w:p>
     <w:p>
       <w:pPr>
@@ -76,12 +68,7 @@
     <w:p>
       <w:pPr>
         <w:spacing w:line="240" w:lineRule="auto"/>
-        <w:rPr>
-          <w:lang w:val="en-US"/>
-        </w:rPr>
       </w:pPr>
-      <w:bookmarkStart w:id="0" w:name="_GoBack"/>
-      <w:bookmarkEnd w:id="0"/>
     </w:p>
     <w:sectPr>
       <w:pgSz w:w="11906" w:h="16838"/>

--- a/доп 2.docx
+++ b/доп 2.docx
@@ -2,16 +2,6 @@
 <file path=word/document.xml><?xml version="1.0" encoding="utf-8"?>
 <w:document xmlns:wpc="http://schemas.microsoft.com/office/word/2010/wordprocessingCanvas" xmlns:cx="http://schemas.microsoft.com/office/drawing/2014/chartex" xmlns:mc="http://schemas.openxmlformats.org/markup-compatibility/2006" xmlns:o="urn:schemas-microsoft-com:office:office" xmlns:r="http://schemas.openxmlformats.org/officeDocument/2006/relationships" xmlns:m="http://schemas.openxmlformats.org/officeDocument/2006/math" xmlns:v="urn:schemas-microsoft-com:vml" xmlns:wp14="http://schemas.microsoft.com/office/word/2010/wordprocessingDrawing" xmlns:wp="http://schemas.openxmlformats.org/drawingml/2006/wordprocessingDrawing" xmlns:w10="urn:schemas-microsoft-com:office:word" xmlns:w="http://schemas.openxmlformats.org/wordprocessingml/2006/main" xmlns:w14="http://schemas.microsoft.com/office/word/2010/wordml" xmlns:w15="http://schemas.microsoft.com/office/word/2012/wordml" xmlns:w16se="http://schemas.microsoft.com/office/word/2015/wordml/symex" xmlns:wpg="http://schemas.microsoft.com/office/word/2010/wordprocessingGroup" xmlns:wpi="http://schemas.microsoft.com/office/word/2010/wordprocessingInk" xmlns:wne="http://schemas.microsoft.com/office/word/2006/wordml" xmlns:wps="http://schemas.microsoft.com/office/word/2010/wordprocessingShape" mc:Ignorable="w14 w15 w16se wp14">
   <w:body>
-    <w:p>
-      <w:pPr>
-        <w:spacing w:line="240" w:lineRule="auto"/>
-      </w:pPr>
-      <w:r>
-        <w:t>переделать интерфейс</w:t>
-      </w:r>
-      <w:bookmarkStart w:id="0" w:name="_GoBack"/>
-      <w:bookmarkEnd w:id="0"/>
-    </w:p>
     <w:p>
       <w:pPr>
         <w:tabs>
@@ -42,6 +32,8 @@
           <w:lang w:eastAsia="ru-RU"/>
         </w:rPr>
       </w:pPr>
+      <w:bookmarkStart w:id="0" w:name="_GoBack"/>
+      <w:bookmarkEnd w:id="0"/>
       <w:r>
         <w:rPr>
           <w:rFonts w:ascii="Consolas" w:eastAsia="Times New Roman" w:hAnsi="Consolas" w:cs="Courier New"/>

--- a/доп 2.docx
+++ b/доп 2.docx
@@ -32,8 +32,47 @@
           <w:lang w:eastAsia="ru-RU"/>
         </w:rPr>
       </w:pPr>
-      <w:bookmarkStart w:id="0" w:name="_GoBack"/>
-      <w:bookmarkEnd w:id="0"/>
+      <w:r>
+        <w:rPr>
+          <w:rFonts w:ascii="Consolas" w:eastAsia="Times New Roman" w:hAnsi="Consolas" w:cs="Courier New"/>
+          <w:color w:val="0F1115"/>
+          <w:sz w:val="20"/>
+          <w:szCs w:val="20"/>
+          <w:lang w:eastAsia="ru-RU"/>
+        </w:rPr>
+        <w:t>Добавить к справке это</w:t>
+      </w:r>
+    </w:p>
+    <w:p>
+      <w:pPr>
+        <w:tabs>
+          <w:tab w:val="left" w:pos="916"/>
+          <w:tab w:val="left" w:pos="1832"/>
+          <w:tab w:val="left" w:pos="2748"/>
+          <w:tab w:val="left" w:pos="3664"/>
+          <w:tab w:val="left" w:pos="4580"/>
+          <w:tab w:val="left" w:pos="5496"/>
+          <w:tab w:val="left" w:pos="6412"/>
+          <w:tab w:val="left" w:pos="7328"/>
+          <w:tab w:val="left" w:pos="8244"/>
+          <w:tab w:val="left" w:pos="9160"/>
+          <w:tab w:val="left" w:pos="10076"/>
+          <w:tab w:val="left" w:pos="10992"/>
+          <w:tab w:val="left" w:pos="11908"/>
+          <w:tab w:val="left" w:pos="12824"/>
+          <w:tab w:val="left" w:pos="13740"/>
+          <w:tab w:val="left" w:pos="14656"/>
+        </w:tabs>
+        <w:spacing w:line="240" w:lineRule="auto"/>
+        <w:ind w:firstLine="0"/>
+        <w:rPr>
+          <w:rFonts w:ascii="Consolas" w:eastAsia="Times New Roman" w:hAnsi="Consolas" w:cs="Courier New"/>
+          <w:color w:val="0F1115"/>
+          <w:sz w:val="20"/>
+          <w:szCs w:val="20"/>
+          <w:lang w:eastAsia="ru-RU"/>
+        </w:rPr>
+      </w:pPr>
       <w:r>
         <w:rPr>
           <w:rFonts w:ascii="Consolas" w:eastAsia="Times New Roman" w:hAnsi="Consolas" w:cs="Courier New"/>
@@ -57,9 +96,1095 @@
       </w:r>
       <w:proofErr w:type="spellEnd"/>
     </w:p>
+    <w:tbl>
+      <w:tblPr>
+        <w:tblW w:w="8808" w:type="dxa"/>
+        <w:tblBorders>
+          <w:top w:val="single" w:sz="4" w:space="0" w:color="auto"/>
+          <w:left w:val="single" w:sz="4" w:space="0" w:color="auto"/>
+          <w:bottom w:val="single" w:sz="4" w:space="0" w:color="auto"/>
+          <w:right w:val="single" w:sz="4" w:space="0" w:color="auto"/>
+          <w:insideH w:val="single" w:sz="4" w:space="0" w:color="auto"/>
+          <w:insideV w:val="single" w:sz="4" w:space="0" w:color="auto"/>
+        </w:tblBorders>
+        <w:shd w:val="clear" w:color="auto" w:fill="FFFFFF"/>
+        <w:tblCellMar>
+          <w:top w:w="15" w:type="dxa"/>
+          <w:left w:w="15" w:type="dxa"/>
+          <w:bottom w:w="15" w:type="dxa"/>
+          <w:right w:w="15" w:type="dxa"/>
+        </w:tblCellMar>
+        <w:tblLook w:val="04A0" w:firstRow="1" w:lastRow="0" w:firstColumn="1" w:lastColumn="0" w:noHBand="0" w:noVBand="1"/>
+      </w:tblPr>
+      <w:tblGrid>
+        <w:gridCol w:w="1340"/>
+        <w:gridCol w:w="7468"/>
+      </w:tblGrid>
+      <w:tr>
+        <w:trPr>
+          <w:trHeight w:val="360"/>
+        </w:trPr>
+        <w:tc>
+          <w:tcPr>
+            <w:tcW w:w="0" w:type="auto"/>
+            <w:shd w:val="clear" w:color="auto" w:fill="FFFFFF"/>
+            <w:tcMar>
+              <w:top w:w="150" w:type="dxa"/>
+              <w:left w:w="0" w:type="dxa"/>
+              <w:bottom w:w="150" w:type="dxa"/>
+              <w:right w:w="240" w:type="dxa"/>
+            </w:tcMar>
+            <w:vAlign w:val="center"/>
+            <w:hideMark/>
+          </w:tcPr>
+          <w:p>
+            <w:pPr>
+              <w:spacing w:line="375" w:lineRule="atLeast"/>
+              <w:ind w:firstLine="0"/>
+              <w:rPr>
+                <w:rFonts w:ascii="Segoe UI" w:eastAsia="Times New Roman" w:hAnsi="Segoe UI" w:cs="Segoe UI"/>
+                <w:color w:val="0F1115"/>
+                <w:sz w:val="23"/>
+                <w:szCs w:val="23"/>
+                <w:lang w:eastAsia="ru-RU"/>
+              </w:rPr>
+            </w:pPr>
+            <w:proofErr w:type="spellStart"/>
+            <w:r>
+              <w:rPr>
+                <w:rFonts w:ascii="Consolas" w:eastAsia="Times New Roman" w:hAnsi="Consolas" w:cs="Courier New"/>
+                <w:color w:val="0F1115"/>
+                <w:sz w:val="20"/>
+                <w:szCs w:val="20"/>
+                <w:shd w:val="clear" w:color="auto" w:fill="EBEEF2"/>
+                <w:lang w:eastAsia="ru-RU"/>
+              </w:rPr>
+              <w:t>damage</w:t>
+            </w:r>
+            <w:proofErr w:type="spellEnd"/>
+          </w:p>
+        </w:tc>
+        <w:tc>
+          <w:tcPr>
+            <w:tcW w:w="0" w:type="auto"/>
+            <w:shd w:val="clear" w:color="auto" w:fill="FFFFFF"/>
+            <w:tcMar>
+              <w:top w:w="150" w:type="dxa"/>
+              <w:left w:w="240" w:type="dxa"/>
+              <w:bottom w:w="150" w:type="dxa"/>
+              <w:right w:w="0" w:type="dxa"/>
+            </w:tcMar>
+            <w:vAlign w:val="center"/>
+            <w:hideMark/>
+          </w:tcPr>
+          <w:p>
+            <w:pPr>
+              <w:spacing w:line="375" w:lineRule="atLeast"/>
+              <w:ind w:firstLine="0"/>
+              <w:rPr>
+                <w:rFonts w:ascii="Segoe UI" w:eastAsia="Times New Roman" w:hAnsi="Segoe UI" w:cs="Segoe UI"/>
+                <w:color w:val="0F1115"/>
+                <w:sz w:val="23"/>
+                <w:szCs w:val="23"/>
+                <w:lang w:eastAsia="ru-RU"/>
+              </w:rPr>
+            </w:pPr>
+            <w:r>
+              <w:rPr>
+                <w:rFonts w:ascii="Segoe UI" w:eastAsia="Times New Roman" w:hAnsi="Segoe UI" w:cs="Segoe UI"/>
+                <w:color w:val="0F1115"/>
+                <w:sz w:val="23"/>
+                <w:szCs w:val="23"/>
+                <w:lang w:eastAsia="ru-RU"/>
+              </w:rPr>
+              <w:t xml:space="preserve">Все чары, увеличивающие урон в ближнем бою (аналоги </w:t>
+            </w:r>
+            <w:proofErr w:type="spellStart"/>
+            <w:r>
+              <w:rPr>
+                <w:rFonts w:ascii="Segoe UI" w:eastAsia="Times New Roman" w:hAnsi="Segoe UI" w:cs="Segoe UI"/>
+                <w:color w:val="0F1115"/>
+                <w:sz w:val="23"/>
+                <w:szCs w:val="23"/>
+                <w:lang w:eastAsia="ru-RU"/>
+              </w:rPr>
+              <w:t>Sharpness</w:t>
+            </w:r>
+            <w:proofErr w:type="spellEnd"/>
+            <w:r>
+              <w:rPr>
+                <w:rFonts w:ascii="Segoe UI" w:eastAsia="Times New Roman" w:hAnsi="Segoe UI" w:cs="Segoe UI"/>
+                <w:color w:val="0F1115"/>
+                <w:sz w:val="23"/>
+                <w:szCs w:val="23"/>
+                <w:lang w:eastAsia="ru-RU"/>
+              </w:rPr>
+              <w:t xml:space="preserve">, </w:t>
+            </w:r>
+            <w:proofErr w:type="spellStart"/>
+            <w:r>
+              <w:rPr>
+                <w:rFonts w:ascii="Segoe UI" w:eastAsia="Times New Roman" w:hAnsi="Segoe UI" w:cs="Segoe UI"/>
+                <w:color w:val="0F1115"/>
+                <w:sz w:val="23"/>
+                <w:szCs w:val="23"/>
+                <w:lang w:eastAsia="ru-RU"/>
+              </w:rPr>
+              <w:t>Smite</w:t>
+            </w:r>
+            <w:proofErr w:type="spellEnd"/>
+            <w:r>
+              <w:rPr>
+                <w:rFonts w:ascii="Segoe UI" w:eastAsia="Times New Roman" w:hAnsi="Segoe UI" w:cs="Segoe UI"/>
+                <w:color w:val="0F1115"/>
+                <w:sz w:val="23"/>
+                <w:szCs w:val="23"/>
+                <w:lang w:eastAsia="ru-RU"/>
+              </w:rPr>
+              <w:t>)</w:t>
+            </w:r>
+          </w:p>
+        </w:tc>
+      </w:tr>
+      <w:tr>
+        <w:trPr>
+          <w:trHeight w:val="346"/>
+        </w:trPr>
+        <w:tc>
+          <w:tcPr>
+            <w:tcW w:w="0" w:type="auto"/>
+            <w:shd w:val="clear" w:color="auto" w:fill="FFFFFF"/>
+            <w:tcMar>
+              <w:top w:w="150" w:type="dxa"/>
+              <w:left w:w="0" w:type="dxa"/>
+              <w:bottom w:w="150" w:type="dxa"/>
+              <w:right w:w="240" w:type="dxa"/>
+            </w:tcMar>
+            <w:vAlign w:val="center"/>
+            <w:hideMark/>
+          </w:tcPr>
+          <w:p>
+            <w:pPr>
+              <w:spacing w:line="375" w:lineRule="atLeast"/>
+              <w:ind w:firstLine="0"/>
+              <w:rPr>
+                <w:rFonts w:ascii="Segoe UI" w:eastAsia="Times New Roman" w:hAnsi="Segoe UI" w:cs="Segoe UI"/>
+                <w:color w:val="0F1115"/>
+                <w:sz w:val="23"/>
+                <w:szCs w:val="23"/>
+                <w:lang w:eastAsia="ru-RU"/>
+              </w:rPr>
+            </w:pPr>
+            <w:proofErr w:type="spellStart"/>
+            <w:r>
+              <w:rPr>
+                <w:rFonts w:ascii="Consolas" w:eastAsia="Times New Roman" w:hAnsi="Consolas" w:cs="Courier New"/>
+                <w:color w:val="0F1115"/>
+                <w:sz w:val="20"/>
+                <w:szCs w:val="20"/>
+                <w:shd w:val="clear" w:color="auto" w:fill="EBEEF2"/>
+                <w:lang w:eastAsia="ru-RU"/>
+              </w:rPr>
+              <w:t>protection</w:t>
+            </w:r>
+            <w:proofErr w:type="spellEnd"/>
+          </w:p>
+        </w:tc>
+        <w:tc>
+          <w:tcPr>
+            <w:tcW w:w="0" w:type="auto"/>
+            <w:shd w:val="clear" w:color="auto" w:fill="FFFFFF"/>
+            <w:tcMar>
+              <w:top w:w="150" w:type="dxa"/>
+              <w:left w:w="240" w:type="dxa"/>
+              <w:bottom w:w="150" w:type="dxa"/>
+              <w:right w:w="0" w:type="dxa"/>
+            </w:tcMar>
+            <w:vAlign w:val="center"/>
+            <w:hideMark/>
+          </w:tcPr>
+          <w:p>
+            <w:pPr>
+              <w:spacing w:line="375" w:lineRule="atLeast"/>
+              <w:ind w:firstLine="0"/>
+              <w:rPr>
+                <w:rFonts w:ascii="Segoe UI" w:eastAsia="Times New Roman" w:hAnsi="Segoe UI" w:cs="Segoe UI"/>
+                <w:color w:val="0F1115"/>
+                <w:sz w:val="23"/>
+                <w:szCs w:val="23"/>
+                <w:lang w:eastAsia="ru-RU"/>
+              </w:rPr>
+            </w:pPr>
+            <w:r>
+              <w:rPr>
+                <w:rFonts w:ascii="Segoe UI" w:eastAsia="Times New Roman" w:hAnsi="Segoe UI" w:cs="Segoe UI"/>
+                <w:color w:val="0F1115"/>
+                <w:sz w:val="23"/>
+                <w:szCs w:val="23"/>
+                <w:lang w:eastAsia="ru-RU"/>
+              </w:rPr>
+              <w:t>Все виды защитных чар на броню</w:t>
+            </w:r>
+          </w:p>
+        </w:tc>
+      </w:tr>
+      <w:tr>
+        <w:trPr>
+          <w:trHeight w:val="360"/>
+        </w:trPr>
+        <w:tc>
+          <w:tcPr>
+            <w:tcW w:w="0" w:type="auto"/>
+            <w:shd w:val="clear" w:color="auto" w:fill="FFFFFF"/>
+            <w:tcMar>
+              <w:top w:w="150" w:type="dxa"/>
+              <w:left w:w="0" w:type="dxa"/>
+              <w:bottom w:w="150" w:type="dxa"/>
+              <w:right w:w="240" w:type="dxa"/>
+            </w:tcMar>
+            <w:vAlign w:val="center"/>
+            <w:hideMark/>
+          </w:tcPr>
+          <w:p>
+            <w:pPr>
+              <w:spacing w:line="375" w:lineRule="atLeast"/>
+              <w:ind w:firstLine="0"/>
+              <w:rPr>
+                <w:rFonts w:ascii="Segoe UI" w:eastAsia="Times New Roman" w:hAnsi="Segoe UI" w:cs="Segoe UI"/>
+                <w:color w:val="0F1115"/>
+                <w:sz w:val="23"/>
+                <w:szCs w:val="23"/>
+                <w:lang w:eastAsia="ru-RU"/>
+              </w:rPr>
+            </w:pPr>
+            <w:proofErr w:type="spellStart"/>
+            <w:r>
+              <w:rPr>
+                <w:rFonts w:ascii="Consolas" w:eastAsia="Times New Roman" w:hAnsi="Consolas" w:cs="Courier New"/>
+                <w:color w:val="0F1115"/>
+                <w:sz w:val="20"/>
+                <w:szCs w:val="20"/>
+                <w:shd w:val="clear" w:color="auto" w:fill="EBEEF2"/>
+                <w:lang w:eastAsia="ru-RU"/>
+              </w:rPr>
+              <w:t>mining</w:t>
+            </w:r>
+            <w:proofErr w:type="spellEnd"/>
+          </w:p>
+        </w:tc>
+        <w:tc>
+          <w:tcPr>
+            <w:tcW w:w="0" w:type="auto"/>
+            <w:shd w:val="clear" w:color="auto" w:fill="FFFFFF"/>
+            <w:tcMar>
+              <w:top w:w="150" w:type="dxa"/>
+              <w:left w:w="240" w:type="dxa"/>
+              <w:bottom w:w="150" w:type="dxa"/>
+              <w:right w:w="0" w:type="dxa"/>
+            </w:tcMar>
+            <w:vAlign w:val="center"/>
+            <w:hideMark/>
+          </w:tcPr>
+          <w:p>
+            <w:pPr>
+              <w:spacing w:line="375" w:lineRule="atLeast"/>
+              <w:ind w:firstLine="0"/>
+              <w:rPr>
+                <w:rFonts w:ascii="Segoe UI" w:eastAsia="Times New Roman" w:hAnsi="Segoe UI" w:cs="Segoe UI"/>
+                <w:color w:val="0F1115"/>
+                <w:sz w:val="23"/>
+                <w:szCs w:val="23"/>
+                <w:lang w:eastAsia="ru-RU"/>
+              </w:rPr>
+            </w:pPr>
+            <w:r>
+              <w:rPr>
+                <w:rFonts w:ascii="Segoe UI" w:eastAsia="Times New Roman" w:hAnsi="Segoe UI" w:cs="Segoe UI"/>
+                <w:color w:val="0F1115"/>
+                <w:sz w:val="23"/>
+                <w:szCs w:val="23"/>
+                <w:lang w:eastAsia="ru-RU"/>
+              </w:rPr>
+              <w:t xml:space="preserve">Чары, влияющие на добычу блоков (аналоги </w:t>
+            </w:r>
+            <w:proofErr w:type="spellStart"/>
+            <w:r>
+              <w:rPr>
+                <w:rFonts w:ascii="Segoe UI" w:eastAsia="Times New Roman" w:hAnsi="Segoe UI" w:cs="Segoe UI"/>
+                <w:color w:val="0F1115"/>
+                <w:sz w:val="23"/>
+                <w:szCs w:val="23"/>
+                <w:lang w:eastAsia="ru-RU"/>
+              </w:rPr>
+              <w:t>Fortune</w:t>
+            </w:r>
+            <w:proofErr w:type="spellEnd"/>
+            <w:r>
+              <w:rPr>
+                <w:rFonts w:ascii="Segoe UI" w:eastAsia="Times New Roman" w:hAnsi="Segoe UI" w:cs="Segoe UI"/>
+                <w:color w:val="0F1115"/>
+                <w:sz w:val="23"/>
+                <w:szCs w:val="23"/>
+                <w:lang w:eastAsia="ru-RU"/>
+              </w:rPr>
+              <w:t xml:space="preserve">, </w:t>
+            </w:r>
+            <w:proofErr w:type="spellStart"/>
+            <w:r>
+              <w:rPr>
+                <w:rFonts w:ascii="Segoe UI" w:eastAsia="Times New Roman" w:hAnsi="Segoe UI" w:cs="Segoe UI"/>
+                <w:color w:val="0F1115"/>
+                <w:sz w:val="23"/>
+                <w:szCs w:val="23"/>
+                <w:lang w:eastAsia="ru-RU"/>
+              </w:rPr>
+              <w:t>Silk</w:t>
+            </w:r>
+            <w:proofErr w:type="spellEnd"/>
+            <w:r>
+              <w:rPr>
+                <w:rFonts w:ascii="Segoe UI" w:eastAsia="Times New Roman" w:hAnsi="Segoe UI" w:cs="Segoe UI"/>
+                <w:color w:val="0F1115"/>
+                <w:sz w:val="23"/>
+                <w:szCs w:val="23"/>
+                <w:lang w:eastAsia="ru-RU"/>
+              </w:rPr>
+              <w:t xml:space="preserve"> </w:t>
+            </w:r>
+            <w:proofErr w:type="spellStart"/>
+            <w:r>
+              <w:rPr>
+                <w:rFonts w:ascii="Segoe UI" w:eastAsia="Times New Roman" w:hAnsi="Segoe UI" w:cs="Segoe UI"/>
+                <w:color w:val="0F1115"/>
+                <w:sz w:val="23"/>
+                <w:szCs w:val="23"/>
+                <w:lang w:eastAsia="ru-RU"/>
+              </w:rPr>
+              <w:t>Touch</w:t>
+            </w:r>
+            <w:proofErr w:type="spellEnd"/>
+            <w:r>
+              <w:rPr>
+                <w:rFonts w:ascii="Segoe UI" w:eastAsia="Times New Roman" w:hAnsi="Segoe UI" w:cs="Segoe UI"/>
+                <w:color w:val="0F1115"/>
+                <w:sz w:val="23"/>
+                <w:szCs w:val="23"/>
+                <w:lang w:eastAsia="ru-RU"/>
+              </w:rPr>
+              <w:t>)</w:t>
+            </w:r>
+          </w:p>
+        </w:tc>
+      </w:tr>
+      <w:tr>
+        <w:trPr>
+          <w:trHeight w:val="360"/>
+        </w:trPr>
+        <w:tc>
+          <w:tcPr>
+            <w:tcW w:w="0" w:type="auto"/>
+            <w:shd w:val="clear" w:color="auto" w:fill="FFFFFF"/>
+            <w:tcMar>
+              <w:top w:w="150" w:type="dxa"/>
+              <w:left w:w="0" w:type="dxa"/>
+              <w:bottom w:w="150" w:type="dxa"/>
+              <w:right w:w="240" w:type="dxa"/>
+            </w:tcMar>
+            <w:vAlign w:val="center"/>
+            <w:hideMark/>
+          </w:tcPr>
+          <w:p>
+            <w:pPr>
+              <w:spacing w:line="375" w:lineRule="atLeast"/>
+              <w:ind w:firstLine="0"/>
+              <w:rPr>
+                <w:rFonts w:ascii="Segoe UI" w:eastAsia="Times New Roman" w:hAnsi="Segoe UI" w:cs="Segoe UI"/>
+                <w:color w:val="0F1115"/>
+                <w:sz w:val="23"/>
+                <w:szCs w:val="23"/>
+                <w:lang w:eastAsia="ru-RU"/>
+              </w:rPr>
+            </w:pPr>
+            <w:proofErr w:type="spellStart"/>
+            <w:r>
+              <w:rPr>
+                <w:rFonts w:ascii="Consolas" w:eastAsia="Times New Roman" w:hAnsi="Consolas" w:cs="Courier New"/>
+                <w:color w:val="0F1115"/>
+                <w:sz w:val="20"/>
+                <w:szCs w:val="20"/>
+                <w:shd w:val="clear" w:color="auto" w:fill="EBEEF2"/>
+                <w:lang w:eastAsia="ru-RU"/>
+              </w:rPr>
+              <w:t>boots</w:t>
+            </w:r>
+            <w:proofErr w:type="spellEnd"/>
+          </w:p>
+        </w:tc>
+        <w:tc>
+          <w:tcPr>
+            <w:tcW w:w="0" w:type="auto"/>
+            <w:shd w:val="clear" w:color="auto" w:fill="FFFFFF"/>
+            <w:tcMar>
+              <w:top w:w="150" w:type="dxa"/>
+              <w:left w:w="240" w:type="dxa"/>
+              <w:bottom w:w="150" w:type="dxa"/>
+              <w:right w:w="0" w:type="dxa"/>
+            </w:tcMar>
+            <w:vAlign w:val="center"/>
+            <w:hideMark/>
+          </w:tcPr>
+          <w:p>
+            <w:pPr>
+              <w:spacing w:line="375" w:lineRule="atLeast"/>
+              <w:ind w:firstLine="0"/>
+              <w:rPr>
+                <w:rFonts w:ascii="Segoe UI" w:eastAsia="Times New Roman" w:hAnsi="Segoe UI" w:cs="Segoe UI"/>
+                <w:color w:val="0F1115"/>
+                <w:sz w:val="23"/>
+                <w:szCs w:val="23"/>
+                <w:lang w:eastAsia="ru-RU"/>
+              </w:rPr>
+            </w:pPr>
+            <w:r>
+              <w:rPr>
+                <w:rFonts w:ascii="Segoe UI" w:eastAsia="Times New Roman" w:hAnsi="Segoe UI" w:cs="Segoe UI"/>
+                <w:color w:val="0F1115"/>
+                <w:sz w:val="23"/>
+                <w:szCs w:val="23"/>
+                <w:lang w:eastAsia="ru-RU"/>
+              </w:rPr>
+              <w:t xml:space="preserve">Чары на ботинки, конфликтующие между собой (аналоги </w:t>
+            </w:r>
+            <w:proofErr w:type="spellStart"/>
+            <w:r>
+              <w:rPr>
+                <w:rFonts w:ascii="Segoe UI" w:eastAsia="Times New Roman" w:hAnsi="Segoe UI" w:cs="Segoe UI"/>
+                <w:color w:val="0F1115"/>
+                <w:sz w:val="23"/>
+                <w:szCs w:val="23"/>
+                <w:lang w:eastAsia="ru-RU"/>
+              </w:rPr>
+              <w:t>Depth</w:t>
+            </w:r>
+            <w:proofErr w:type="spellEnd"/>
+            <w:r>
+              <w:rPr>
+                <w:rFonts w:ascii="Segoe UI" w:eastAsia="Times New Roman" w:hAnsi="Segoe UI" w:cs="Segoe UI"/>
+                <w:color w:val="0F1115"/>
+                <w:sz w:val="23"/>
+                <w:szCs w:val="23"/>
+                <w:lang w:eastAsia="ru-RU"/>
+              </w:rPr>
+              <w:t xml:space="preserve"> </w:t>
+            </w:r>
+            <w:proofErr w:type="spellStart"/>
+            <w:r>
+              <w:rPr>
+                <w:rFonts w:ascii="Segoe UI" w:eastAsia="Times New Roman" w:hAnsi="Segoe UI" w:cs="Segoe UI"/>
+                <w:color w:val="0F1115"/>
+                <w:sz w:val="23"/>
+                <w:szCs w:val="23"/>
+                <w:lang w:eastAsia="ru-RU"/>
+              </w:rPr>
+              <w:t>Strider</w:t>
+            </w:r>
+            <w:proofErr w:type="spellEnd"/>
+            <w:r>
+              <w:rPr>
+                <w:rFonts w:ascii="Segoe UI" w:eastAsia="Times New Roman" w:hAnsi="Segoe UI" w:cs="Segoe UI"/>
+                <w:color w:val="0F1115"/>
+                <w:sz w:val="23"/>
+                <w:szCs w:val="23"/>
+                <w:lang w:eastAsia="ru-RU"/>
+              </w:rPr>
+              <w:t xml:space="preserve">, </w:t>
+            </w:r>
+            <w:proofErr w:type="spellStart"/>
+            <w:r>
+              <w:rPr>
+                <w:rFonts w:ascii="Segoe UI" w:eastAsia="Times New Roman" w:hAnsi="Segoe UI" w:cs="Segoe UI"/>
+                <w:color w:val="0F1115"/>
+                <w:sz w:val="23"/>
+                <w:szCs w:val="23"/>
+                <w:lang w:eastAsia="ru-RU"/>
+              </w:rPr>
+              <w:t>Frost</w:t>
+            </w:r>
+            <w:proofErr w:type="spellEnd"/>
+            <w:r>
+              <w:rPr>
+                <w:rFonts w:ascii="Segoe UI" w:eastAsia="Times New Roman" w:hAnsi="Segoe UI" w:cs="Segoe UI"/>
+                <w:color w:val="0F1115"/>
+                <w:sz w:val="23"/>
+                <w:szCs w:val="23"/>
+                <w:lang w:eastAsia="ru-RU"/>
+              </w:rPr>
+              <w:t xml:space="preserve"> </w:t>
+            </w:r>
+            <w:proofErr w:type="spellStart"/>
+            <w:r>
+              <w:rPr>
+                <w:rFonts w:ascii="Segoe UI" w:eastAsia="Times New Roman" w:hAnsi="Segoe UI" w:cs="Segoe UI"/>
+                <w:color w:val="0F1115"/>
+                <w:sz w:val="23"/>
+                <w:szCs w:val="23"/>
+                <w:lang w:eastAsia="ru-RU"/>
+              </w:rPr>
+              <w:t>Walker</w:t>
+            </w:r>
+            <w:proofErr w:type="spellEnd"/>
+            <w:r>
+              <w:rPr>
+                <w:rFonts w:ascii="Segoe UI" w:eastAsia="Times New Roman" w:hAnsi="Segoe UI" w:cs="Segoe UI"/>
+                <w:color w:val="0F1115"/>
+                <w:sz w:val="23"/>
+                <w:szCs w:val="23"/>
+                <w:lang w:eastAsia="ru-RU"/>
+              </w:rPr>
+              <w:t>)</w:t>
+            </w:r>
+          </w:p>
+        </w:tc>
+      </w:tr>
+      <w:tr>
+        <w:trPr>
+          <w:trHeight w:val="346"/>
+        </w:trPr>
+        <w:tc>
+          <w:tcPr>
+            <w:tcW w:w="0" w:type="auto"/>
+            <w:shd w:val="clear" w:color="auto" w:fill="FFFFFF"/>
+            <w:tcMar>
+              <w:top w:w="150" w:type="dxa"/>
+              <w:left w:w="0" w:type="dxa"/>
+              <w:bottom w:w="150" w:type="dxa"/>
+              <w:right w:w="240" w:type="dxa"/>
+            </w:tcMar>
+            <w:vAlign w:val="center"/>
+            <w:hideMark/>
+          </w:tcPr>
+          <w:p>
+            <w:pPr>
+              <w:spacing w:line="375" w:lineRule="atLeast"/>
+              <w:ind w:firstLine="0"/>
+              <w:rPr>
+                <w:rFonts w:ascii="Segoe UI" w:eastAsia="Times New Roman" w:hAnsi="Segoe UI" w:cs="Segoe UI"/>
+                <w:color w:val="0F1115"/>
+                <w:sz w:val="23"/>
+                <w:szCs w:val="23"/>
+                <w:lang w:eastAsia="ru-RU"/>
+              </w:rPr>
+            </w:pPr>
+            <w:proofErr w:type="spellStart"/>
+            <w:r>
+              <w:rPr>
+                <w:rFonts w:ascii="Consolas" w:eastAsia="Times New Roman" w:hAnsi="Consolas" w:cs="Courier New"/>
+                <w:color w:val="0F1115"/>
+                <w:sz w:val="20"/>
+                <w:szCs w:val="20"/>
+                <w:shd w:val="clear" w:color="auto" w:fill="EBEEF2"/>
+                <w:lang w:eastAsia="ru-RU"/>
+              </w:rPr>
+              <w:t>trident</w:t>
+            </w:r>
+            <w:proofErr w:type="spellEnd"/>
+          </w:p>
+        </w:tc>
+        <w:tc>
+          <w:tcPr>
+            <w:tcW w:w="0" w:type="auto"/>
+            <w:shd w:val="clear" w:color="auto" w:fill="FFFFFF"/>
+            <w:tcMar>
+              <w:top w:w="150" w:type="dxa"/>
+              <w:left w:w="240" w:type="dxa"/>
+              <w:bottom w:w="150" w:type="dxa"/>
+              <w:right w:w="0" w:type="dxa"/>
+            </w:tcMar>
+            <w:vAlign w:val="center"/>
+            <w:hideMark/>
+          </w:tcPr>
+          <w:p>
+            <w:pPr>
+              <w:spacing w:line="375" w:lineRule="atLeast"/>
+              <w:ind w:firstLine="0"/>
+              <w:rPr>
+                <w:rFonts w:ascii="Segoe UI" w:eastAsia="Times New Roman" w:hAnsi="Segoe UI" w:cs="Segoe UI"/>
+                <w:color w:val="0F1115"/>
+                <w:sz w:val="23"/>
+                <w:szCs w:val="23"/>
+                <w:lang w:eastAsia="ru-RU"/>
+              </w:rPr>
+            </w:pPr>
+            <w:r>
+              <w:rPr>
+                <w:rFonts w:ascii="Segoe UI" w:eastAsia="Times New Roman" w:hAnsi="Segoe UI" w:cs="Segoe UI"/>
+                <w:color w:val="0F1115"/>
+                <w:sz w:val="23"/>
+                <w:szCs w:val="23"/>
+                <w:lang w:eastAsia="ru-RU"/>
+              </w:rPr>
+              <w:t xml:space="preserve">Чары для трезубца (аналоги </w:t>
+            </w:r>
+            <w:proofErr w:type="spellStart"/>
+            <w:r>
+              <w:rPr>
+                <w:rFonts w:ascii="Segoe UI" w:eastAsia="Times New Roman" w:hAnsi="Segoe UI" w:cs="Segoe UI"/>
+                <w:color w:val="0F1115"/>
+                <w:sz w:val="23"/>
+                <w:szCs w:val="23"/>
+                <w:lang w:eastAsia="ru-RU"/>
+              </w:rPr>
+              <w:t>Riptide</w:t>
+            </w:r>
+            <w:proofErr w:type="spellEnd"/>
+            <w:r>
+              <w:rPr>
+                <w:rFonts w:ascii="Segoe UI" w:eastAsia="Times New Roman" w:hAnsi="Segoe UI" w:cs="Segoe UI"/>
+                <w:color w:val="0F1115"/>
+                <w:sz w:val="23"/>
+                <w:szCs w:val="23"/>
+                <w:lang w:eastAsia="ru-RU"/>
+              </w:rPr>
+              <w:t xml:space="preserve">, </w:t>
+            </w:r>
+            <w:proofErr w:type="spellStart"/>
+            <w:r>
+              <w:rPr>
+                <w:rFonts w:ascii="Segoe UI" w:eastAsia="Times New Roman" w:hAnsi="Segoe UI" w:cs="Segoe UI"/>
+                <w:color w:val="0F1115"/>
+                <w:sz w:val="23"/>
+                <w:szCs w:val="23"/>
+                <w:lang w:eastAsia="ru-RU"/>
+              </w:rPr>
+              <w:t>Loyalty</w:t>
+            </w:r>
+            <w:proofErr w:type="spellEnd"/>
+            <w:r>
+              <w:rPr>
+                <w:rFonts w:ascii="Segoe UI" w:eastAsia="Times New Roman" w:hAnsi="Segoe UI" w:cs="Segoe UI"/>
+                <w:color w:val="0F1115"/>
+                <w:sz w:val="23"/>
+                <w:szCs w:val="23"/>
+                <w:lang w:eastAsia="ru-RU"/>
+              </w:rPr>
+              <w:t>)</w:t>
+            </w:r>
+          </w:p>
+        </w:tc>
+      </w:tr>
+      <w:tr>
+        <w:trPr>
+          <w:trHeight w:val="360"/>
+        </w:trPr>
+        <w:tc>
+          <w:tcPr>
+            <w:tcW w:w="0" w:type="auto"/>
+            <w:shd w:val="clear" w:color="auto" w:fill="FFFFFF"/>
+            <w:tcMar>
+              <w:top w:w="150" w:type="dxa"/>
+              <w:left w:w="0" w:type="dxa"/>
+              <w:bottom w:w="150" w:type="dxa"/>
+              <w:right w:w="240" w:type="dxa"/>
+            </w:tcMar>
+            <w:vAlign w:val="center"/>
+            <w:hideMark/>
+          </w:tcPr>
+          <w:p>
+            <w:pPr>
+              <w:spacing w:line="375" w:lineRule="atLeast"/>
+              <w:ind w:firstLine="0"/>
+              <w:rPr>
+                <w:rFonts w:ascii="Segoe UI" w:eastAsia="Times New Roman" w:hAnsi="Segoe UI" w:cs="Segoe UI"/>
+                <w:color w:val="0F1115"/>
+                <w:sz w:val="23"/>
+                <w:szCs w:val="23"/>
+                <w:lang w:eastAsia="ru-RU"/>
+              </w:rPr>
+            </w:pPr>
+            <w:proofErr w:type="spellStart"/>
+            <w:r>
+              <w:rPr>
+                <w:rFonts w:ascii="Consolas" w:eastAsia="Times New Roman" w:hAnsi="Consolas" w:cs="Courier New"/>
+                <w:color w:val="0F1115"/>
+                <w:sz w:val="20"/>
+                <w:szCs w:val="20"/>
+                <w:shd w:val="clear" w:color="auto" w:fill="EBEEF2"/>
+                <w:lang w:eastAsia="ru-RU"/>
+              </w:rPr>
+              <w:t>bow</w:t>
+            </w:r>
+            <w:proofErr w:type="spellEnd"/>
+          </w:p>
+        </w:tc>
+        <w:tc>
+          <w:tcPr>
+            <w:tcW w:w="0" w:type="auto"/>
+            <w:shd w:val="clear" w:color="auto" w:fill="FFFFFF"/>
+            <w:tcMar>
+              <w:top w:w="150" w:type="dxa"/>
+              <w:left w:w="240" w:type="dxa"/>
+              <w:bottom w:w="150" w:type="dxa"/>
+              <w:right w:w="0" w:type="dxa"/>
+            </w:tcMar>
+            <w:vAlign w:val="center"/>
+            <w:hideMark/>
+          </w:tcPr>
+          <w:p>
+            <w:pPr>
+              <w:spacing w:line="375" w:lineRule="atLeast"/>
+              <w:ind w:firstLine="0"/>
+              <w:rPr>
+                <w:rFonts w:ascii="Segoe UI" w:eastAsia="Times New Roman" w:hAnsi="Segoe UI" w:cs="Segoe UI"/>
+                <w:color w:val="0F1115"/>
+                <w:sz w:val="23"/>
+                <w:szCs w:val="23"/>
+                <w:lang w:eastAsia="ru-RU"/>
+              </w:rPr>
+            </w:pPr>
+            <w:r>
+              <w:rPr>
+                <w:rFonts w:ascii="Segoe UI" w:eastAsia="Times New Roman" w:hAnsi="Segoe UI" w:cs="Segoe UI"/>
+                <w:color w:val="0F1115"/>
+                <w:sz w:val="23"/>
+                <w:szCs w:val="23"/>
+                <w:lang w:eastAsia="ru-RU"/>
+              </w:rPr>
+              <w:t xml:space="preserve">Чары для лука (аналоги </w:t>
+            </w:r>
+            <w:proofErr w:type="spellStart"/>
+            <w:r>
+              <w:rPr>
+                <w:rFonts w:ascii="Segoe UI" w:eastAsia="Times New Roman" w:hAnsi="Segoe UI" w:cs="Segoe UI"/>
+                <w:color w:val="0F1115"/>
+                <w:sz w:val="23"/>
+                <w:szCs w:val="23"/>
+                <w:lang w:eastAsia="ru-RU"/>
+              </w:rPr>
+              <w:t>Infinity</w:t>
+            </w:r>
+            <w:proofErr w:type="spellEnd"/>
+            <w:r>
+              <w:rPr>
+                <w:rFonts w:ascii="Segoe UI" w:eastAsia="Times New Roman" w:hAnsi="Segoe UI" w:cs="Segoe UI"/>
+                <w:color w:val="0F1115"/>
+                <w:sz w:val="23"/>
+                <w:szCs w:val="23"/>
+                <w:lang w:eastAsia="ru-RU"/>
+              </w:rPr>
+              <w:t xml:space="preserve">, </w:t>
+            </w:r>
+            <w:proofErr w:type="spellStart"/>
+            <w:r>
+              <w:rPr>
+                <w:rFonts w:ascii="Segoe UI" w:eastAsia="Times New Roman" w:hAnsi="Segoe UI" w:cs="Segoe UI"/>
+                <w:color w:val="0F1115"/>
+                <w:sz w:val="23"/>
+                <w:szCs w:val="23"/>
+                <w:lang w:eastAsia="ru-RU"/>
+              </w:rPr>
+              <w:t>Mending</w:t>
+            </w:r>
+            <w:proofErr w:type="spellEnd"/>
+            <w:r>
+              <w:rPr>
+                <w:rFonts w:ascii="Segoe UI" w:eastAsia="Times New Roman" w:hAnsi="Segoe UI" w:cs="Segoe UI"/>
+                <w:color w:val="0F1115"/>
+                <w:sz w:val="23"/>
+                <w:szCs w:val="23"/>
+                <w:lang w:eastAsia="ru-RU"/>
+              </w:rPr>
+              <w:t>)</w:t>
+            </w:r>
+          </w:p>
+        </w:tc>
+      </w:tr>
+      <w:tr>
+        <w:trPr>
+          <w:trHeight w:val="346"/>
+        </w:trPr>
+        <w:tc>
+          <w:tcPr>
+            <w:tcW w:w="0" w:type="auto"/>
+            <w:shd w:val="clear" w:color="auto" w:fill="FFFFFF"/>
+            <w:tcMar>
+              <w:top w:w="150" w:type="dxa"/>
+              <w:left w:w="0" w:type="dxa"/>
+              <w:bottom w:w="150" w:type="dxa"/>
+              <w:right w:w="240" w:type="dxa"/>
+            </w:tcMar>
+            <w:vAlign w:val="center"/>
+            <w:hideMark/>
+          </w:tcPr>
+          <w:p>
+            <w:pPr>
+              <w:spacing w:line="375" w:lineRule="atLeast"/>
+              <w:ind w:firstLine="0"/>
+              <w:rPr>
+                <w:rFonts w:ascii="Segoe UI" w:eastAsia="Times New Roman" w:hAnsi="Segoe UI" w:cs="Segoe UI"/>
+                <w:color w:val="0F1115"/>
+                <w:sz w:val="23"/>
+                <w:szCs w:val="23"/>
+                <w:lang w:eastAsia="ru-RU"/>
+              </w:rPr>
+            </w:pPr>
+            <w:proofErr w:type="spellStart"/>
+            <w:r>
+              <w:rPr>
+                <w:rFonts w:ascii="Consolas" w:eastAsia="Times New Roman" w:hAnsi="Consolas" w:cs="Courier New"/>
+                <w:color w:val="0F1115"/>
+                <w:sz w:val="20"/>
+                <w:szCs w:val="20"/>
+                <w:shd w:val="clear" w:color="auto" w:fill="EBEEF2"/>
+                <w:lang w:eastAsia="ru-RU"/>
+              </w:rPr>
+              <w:t>crossbow</w:t>
+            </w:r>
+            <w:proofErr w:type="spellEnd"/>
+          </w:p>
+        </w:tc>
+        <w:tc>
+          <w:tcPr>
+            <w:tcW w:w="0" w:type="auto"/>
+            <w:shd w:val="clear" w:color="auto" w:fill="FFFFFF"/>
+            <w:tcMar>
+              <w:top w:w="150" w:type="dxa"/>
+              <w:left w:w="240" w:type="dxa"/>
+              <w:bottom w:w="150" w:type="dxa"/>
+              <w:right w:w="0" w:type="dxa"/>
+            </w:tcMar>
+            <w:vAlign w:val="center"/>
+            <w:hideMark/>
+          </w:tcPr>
+          <w:p>
+            <w:pPr>
+              <w:spacing w:line="375" w:lineRule="atLeast"/>
+              <w:ind w:firstLine="0"/>
+              <w:rPr>
+                <w:rFonts w:ascii="Segoe UI" w:eastAsia="Times New Roman" w:hAnsi="Segoe UI" w:cs="Segoe UI"/>
+                <w:color w:val="0F1115"/>
+                <w:sz w:val="23"/>
+                <w:szCs w:val="23"/>
+                <w:lang w:eastAsia="ru-RU"/>
+              </w:rPr>
+            </w:pPr>
+            <w:r>
+              <w:rPr>
+                <w:rFonts w:ascii="Segoe UI" w:eastAsia="Times New Roman" w:hAnsi="Segoe UI" w:cs="Segoe UI"/>
+                <w:color w:val="0F1115"/>
+                <w:sz w:val="23"/>
+                <w:szCs w:val="23"/>
+                <w:lang w:eastAsia="ru-RU"/>
+              </w:rPr>
+              <w:t xml:space="preserve">Чары для арбалета (аналоги </w:t>
+            </w:r>
+            <w:proofErr w:type="spellStart"/>
+            <w:r>
+              <w:rPr>
+                <w:rFonts w:ascii="Segoe UI" w:eastAsia="Times New Roman" w:hAnsi="Segoe UI" w:cs="Segoe UI"/>
+                <w:color w:val="0F1115"/>
+                <w:sz w:val="23"/>
+                <w:szCs w:val="23"/>
+                <w:lang w:eastAsia="ru-RU"/>
+              </w:rPr>
+              <w:t>Multishot</w:t>
+            </w:r>
+            <w:proofErr w:type="spellEnd"/>
+            <w:r>
+              <w:rPr>
+                <w:rFonts w:ascii="Segoe UI" w:eastAsia="Times New Roman" w:hAnsi="Segoe UI" w:cs="Segoe UI"/>
+                <w:color w:val="0F1115"/>
+                <w:sz w:val="23"/>
+                <w:szCs w:val="23"/>
+                <w:lang w:eastAsia="ru-RU"/>
+              </w:rPr>
+              <w:t xml:space="preserve">, </w:t>
+            </w:r>
+            <w:proofErr w:type="spellStart"/>
+            <w:r>
+              <w:rPr>
+                <w:rFonts w:ascii="Segoe UI" w:eastAsia="Times New Roman" w:hAnsi="Segoe UI" w:cs="Segoe UI"/>
+                <w:color w:val="0F1115"/>
+                <w:sz w:val="23"/>
+                <w:szCs w:val="23"/>
+                <w:lang w:eastAsia="ru-RU"/>
+              </w:rPr>
+              <w:t>Piercing</w:t>
+            </w:r>
+            <w:proofErr w:type="spellEnd"/>
+            <w:r>
+              <w:rPr>
+                <w:rFonts w:ascii="Segoe UI" w:eastAsia="Times New Roman" w:hAnsi="Segoe UI" w:cs="Segoe UI"/>
+                <w:color w:val="0F1115"/>
+                <w:sz w:val="23"/>
+                <w:szCs w:val="23"/>
+                <w:lang w:eastAsia="ru-RU"/>
+              </w:rPr>
+              <w:t>)</w:t>
+            </w:r>
+          </w:p>
+        </w:tc>
+      </w:tr>
+    </w:tbl>
+    <w:p>
+      <w:pPr>
+        <w:tabs>
+          <w:tab w:val="left" w:pos="916"/>
+          <w:tab w:val="left" w:pos="1832"/>
+          <w:tab w:val="left" w:pos="2748"/>
+          <w:tab w:val="left" w:pos="3664"/>
+          <w:tab w:val="left" w:pos="4580"/>
+          <w:tab w:val="left" w:pos="5496"/>
+          <w:tab w:val="left" w:pos="6412"/>
+          <w:tab w:val="left" w:pos="7328"/>
+          <w:tab w:val="left" w:pos="8244"/>
+          <w:tab w:val="left" w:pos="9160"/>
+          <w:tab w:val="left" w:pos="10076"/>
+          <w:tab w:val="left" w:pos="10992"/>
+          <w:tab w:val="left" w:pos="11908"/>
+          <w:tab w:val="left" w:pos="12824"/>
+          <w:tab w:val="left" w:pos="13740"/>
+          <w:tab w:val="left" w:pos="14656"/>
+        </w:tabs>
+        <w:spacing w:line="240" w:lineRule="auto"/>
+        <w:ind w:firstLine="0"/>
+        <w:rPr>
+          <w:rFonts w:ascii="Consolas" w:eastAsia="Times New Roman" w:hAnsi="Consolas" w:cs="Courier New"/>
+          <w:color w:val="0F1115"/>
+          <w:sz w:val="20"/>
+          <w:szCs w:val="20"/>
+          <w:lang w:eastAsia="ru-RU"/>
+        </w:rPr>
+      </w:pPr>
+    </w:p>
     <w:p>
       <w:pPr>
         <w:spacing w:line="240" w:lineRule="auto"/>
+        <w:ind w:firstLine="0"/>
+      </w:pPr>
+    </w:p>
+    <w:p>
+      <w:pPr>
+        <w:spacing w:line="240" w:lineRule="auto"/>
+        <w:ind w:firstLine="0"/>
+      </w:pPr>
+      <w:r>
+        <w:t>Сделать картинки предметов</w:t>
+      </w:r>
+    </w:p>
+    <w:p>
+      <w:pPr>
+        <w:spacing w:line="240" w:lineRule="auto"/>
+        <w:ind w:firstLine="0"/>
+      </w:pPr>
+      <w:r>
+        <w:t>Добавить к названиям книг иконку книги</w:t>
+      </w:r>
+    </w:p>
+    <w:p>
+      <w:pPr>
+        <w:spacing w:line="240" w:lineRule="auto"/>
+        <w:ind w:firstLine="0"/>
+      </w:pPr>
+      <w:r>
+        <w:t xml:space="preserve">Вместо радиокнопок сделать залипающую кнопку с эффектом надавливания, а при повторном нажатии эффект </w:t>
+      </w:r>
+      <w:proofErr w:type="spellStart"/>
+      <w:r>
+        <w:t>отжатия</w:t>
+      </w:r>
+      <w:proofErr w:type="spellEnd"/>
+    </w:p>
+    <w:p>
+      <w:pPr>
+        <w:spacing w:line="240" w:lineRule="auto"/>
+        <w:ind w:firstLine="0"/>
+      </w:pPr>
+      <w:r>
+        <w:t>Перевести английские названия</w:t>
+      </w:r>
+    </w:p>
+    <w:p>
+      <w:pPr>
+        <w:spacing w:line="240" w:lineRule="auto"/>
+        <w:ind w:firstLine="0"/>
+        <w:rPr>
+          <w:rFonts w:ascii="Segoe UI" w:hAnsi="Segoe UI" w:cs="Segoe UI"/>
+          <w:color w:val="1A2B42"/>
+          <w:sz w:val="20"/>
+          <w:szCs w:val="20"/>
+          <w:shd w:val="clear" w:color="auto" w:fill="F8FAFC"/>
+        </w:rPr>
+      </w:pPr>
+      <w:r>
+        <w:t>Переименовать «</w:t>
+      </w:r>
+      <w:r>
+        <w:rPr>
+          <w:rFonts w:ascii="Segoe UI" w:hAnsi="Segoe UI" w:cs="Segoe UI"/>
+          <w:color w:val="1A2B42"/>
+          <w:sz w:val="20"/>
+          <w:szCs w:val="20"/>
+          <w:shd w:val="clear" w:color="auto" w:fill="F8FAFC"/>
+        </w:rPr>
+        <w:t>n предмета:</w:t>
+      </w:r>
+      <w:r>
+        <w:rPr>
+          <w:rFonts w:ascii="Segoe UI" w:hAnsi="Segoe UI" w:cs="Segoe UI"/>
+          <w:color w:val="1A2B42"/>
+          <w:sz w:val="20"/>
+          <w:szCs w:val="20"/>
+          <w:shd w:val="clear" w:color="auto" w:fill="F8FAFC"/>
+        </w:rPr>
+        <w:t>» на штраф предмета</w:t>
+      </w:r>
+    </w:p>
+    <w:p>
+      <w:pPr>
+        <w:spacing w:line="240" w:lineRule="auto"/>
+        <w:ind w:firstLine="0"/>
+      </w:pPr>
+      <w:r>
+        <w:rPr>
+          <w:rFonts w:ascii="Segoe UI" w:hAnsi="Segoe UI" w:cs="Segoe UI"/>
+          <w:color w:val="1A2B42"/>
+          <w:sz w:val="20"/>
+          <w:szCs w:val="20"/>
+          <w:shd w:val="clear" w:color="auto" w:fill="F8FAFC"/>
+        </w:rPr>
+        <w:t>Скрыть шаг 5, раскрывать при появлении шага 3 и убирать при его исчезновении</w:t>
+      </w:r>
+      <w:bookmarkStart w:id="0" w:name="_GoBack"/>
+      <w:bookmarkEnd w:id="0"/>
+    </w:p>
+    <w:p>
+      <w:pPr>
+        <w:spacing w:line="240" w:lineRule="auto"/>
+        <w:ind w:firstLine="0"/>
+      </w:pPr>
+    </w:p>
+    <w:p>
+      <w:pPr>
+        <w:spacing w:line="240" w:lineRule="auto"/>
+        <w:ind w:firstLine="0"/>
+      </w:pPr>
+      <w:r>
+        <w:t>Почистить код</w:t>
+      </w:r>
+    </w:p>
+    <w:p>
+      <w:pPr>
+        <w:spacing w:line="240" w:lineRule="auto"/>
+        <w:ind w:firstLine="0"/>
+      </w:pPr>
+      <w:r>
+        <w:t>Сделать Инструкцию пользователя.</w:t>
+      </w:r>
+    </w:p>
+    <w:p>
+      <w:pPr>
+        <w:spacing w:line="240" w:lineRule="auto"/>
+        <w:ind w:firstLine="0"/>
       </w:pPr>
     </w:p>
     <w:sectPr>
@@ -555,6 +1680,19 @@
       <w:lang w:eastAsia="ru-RU"/>
     </w:rPr>
   </w:style>
+  <w:style w:type="character" w:styleId="HTML1">
+    <w:name w:val="HTML Code"/>
+    <w:basedOn w:val="a0"/>
+    <w:uiPriority w:val="99"/>
+    <w:semiHidden/>
+    <w:unhideWhenUsed/>
+    <w:rsid w:val="002A676D"/>
+    <w:rPr>
+      <w:rFonts w:ascii="Courier New" w:eastAsia="Times New Roman" w:hAnsi="Courier New" w:cs="Courier New"/>
+      <w:sz w:val="20"/>
+      <w:szCs w:val="20"/>
+    </w:rPr>
+  </w:style>
 </w:styles>
 </file>
 

--- a/доп 2.docx
+++ b/доп 2.docx
@@ -1126,17 +1126,7 @@
           <w:szCs w:val="20"/>
           <w:shd w:val="clear" w:color="auto" w:fill="F8FAFC"/>
         </w:rPr>
-        <w:t>n предмета:</w:t>
-      </w:r>
-      <w:r>
-        <w:rPr>
-          <w:rFonts w:ascii="Segoe UI" w:hAnsi="Segoe UI" w:cs="Segoe UI"/>
-          <w:color w:val="1A2B42"/>
-          <w:sz w:val="20"/>
-          <w:szCs w:val="20"/>
-          <w:shd w:val="clear" w:color="auto" w:fill="F8FAFC"/>
-        </w:rPr>
-        <w:t>» на штраф предмета</w:t>
+        <w:t>n предмета:» на штраф предмета</w:t>
       </w:r>
     </w:p>
     <w:p>
@@ -1154,8 +1144,6 @@
         </w:rPr>
         <w:t>Скрыть шаг 5, раскрывать при появлении шага 3 и убирать при его исчезновении</w:t>
       </w:r>
-      <w:bookmarkStart w:id="0" w:name="_GoBack"/>
-      <w:bookmarkEnd w:id="0"/>
     </w:p>
     <w:p>
       <w:pPr>
@@ -1180,6 +1168,20 @@
       <w:r>
         <w:t>Сделать Инструкцию пользователя.</w:t>
       </w:r>
+    </w:p>
+    <w:p>
+      <w:pPr>
+        <w:spacing w:line="240" w:lineRule="auto"/>
+        <w:ind w:firstLine="0"/>
+      </w:pPr>
+      <w:r>
+        <w:t xml:space="preserve">Иконки взяты с </w:t>
+      </w:r>
+      <w:r>
+        <w:t>mc-icons.com</w:t>
+      </w:r>
+      <w:bookmarkStart w:id="0" w:name="_GoBack"/>
+      <w:bookmarkEnd w:id="0"/>
     </w:p>
     <w:p>
       <w:pPr>

--- a/доп 2.docx
+++ b/доп 2.docx
@@ -1061,46 +1061,11 @@
         <w:spacing w:line="240" w:lineRule="auto"/>
         <w:ind w:firstLine="0"/>
       </w:pPr>
-    </w:p>
-    <w:p>
-      <w:pPr>
-        <w:spacing w:line="240" w:lineRule="auto"/>
-        <w:ind w:firstLine="0"/>
-      </w:pPr>
       <w:r>
-        <w:t>Сделать картинки предметов</w:t>
+        <w:t>Как считать штраф уже существующего предмета</w:t>
       </w:r>
-    </w:p>
-    <w:p>
-      <w:pPr>
-        <w:spacing w:line="240" w:lineRule="auto"/>
-        <w:ind w:firstLine="0"/>
-      </w:pPr>
       <w:r>
-        <w:t>Добавить к названиям книг иконку книги</w:t>
-      </w:r>
-    </w:p>
-    <w:p>
-      <w:pPr>
-        <w:spacing w:line="240" w:lineRule="auto"/>
-        <w:ind w:firstLine="0"/>
-      </w:pPr>
-      <w:r>
-        <w:t xml:space="preserve">Вместо радиокнопок сделать залипающую кнопку с эффектом надавливания, а при повторном нажатии эффект </w:t>
-      </w:r>
-      <w:proofErr w:type="spellStart"/>
-      <w:r>
-        <w:t>отжатия</w:t>
-      </w:r>
-      <w:proofErr w:type="spellEnd"/>
-    </w:p>
-    <w:p>
-      <w:pPr>
-        <w:spacing w:line="240" w:lineRule="auto"/>
-        <w:ind w:firstLine="0"/>
-      </w:pPr>
-      <w:r>
-        <w:t>Перевести английские названия</w:t>
+        <w:t>?</w:t>
       </w:r>
     </w:p>
     <w:p>
@@ -1109,24 +1074,17 @@
         <w:ind w:firstLine="0"/>
         <w:rPr>
           <w:rFonts w:ascii="Segoe UI" w:hAnsi="Segoe UI" w:cs="Segoe UI"/>
-          <w:color w:val="1A2B42"/>
-          <w:sz w:val="20"/>
-          <w:szCs w:val="20"/>
-          <w:shd w:val="clear" w:color="auto" w:fill="F8FAFC"/>
+          <w:color w:val="0F1115"/>
+          <w:shd w:val="clear" w:color="auto" w:fill="FFFFFF"/>
         </w:rPr>
       </w:pPr>
       <w:r>
-        <w:t>Переименовать «</w:t>
-      </w:r>
-      <w:r>
         <w:rPr>
           <w:rFonts w:ascii="Segoe UI" w:hAnsi="Segoe UI" w:cs="Segoe UI"/>
-          <w:color w:val="1A2B42"/>
-          <w:sz w:val="20"/>
-          <w:szCs w:val="20"/>
-          <w:shd w:val="clear" w:color="auto" w:fill="F8FAFC"/>
+          <w:color w:val="0F1115"/>
+          <w:shd w:val="clear" w:color="auto" w:fill="FFFFFF"/>
         </w:rPr>
-        <w:t>n предмета:» на штраф предмета</w:t>
+        <w:t>Например, после одного использования штраф равен 1, после двух — 3, после трёх — 7.</w:t>
       </w:r>
     </w:p>
     <w:p>
@@ -1137,12 +1095,27 @@
       <w:r>
         <w:rPr>
           <w:rFonts w:ascii="Segoe UI" w:hAnsi="Segoe UI" w:cs="Segoe UI"/>
-          <w:color w:val="1A2B42"/>
-          <w:sz w:val="20"/>
-          <w:szCs w:val="20"/>
-          <w:shd w:val="clear" w:color="auto" w:fill="F8FAFC"/>
+          <w:color w:val="0F1115"/>
+          <w:shd w:val="clear" w:color="auto" w:fill="FFFFFF"/>
         </w:rPr>
-        <w:t>Скрыть шаг 5, раскрывать при появлении шага 3 и убирать при его исчезновении</w:t>
+        <w:t xml:space="preserve">Это единственный способ узнать штраф, не устанавливая ничего дополнительно. Нужно положить предмет в наковальню, взять в правый слот любой другой предмет (или просто активировать поле переименования) и посмотреть на стоимость операции. </w:t>
+      </w:r>
+      <w:r>
+        <w:rPr>
+          <w:rStyle w:val="a3"/>
+          <w:rFonts w:ascii="Segoe UI" w:hAnsi="Segoe UI" w:cs="Segoe UI"/>
+          <w:color w:val="0F1115"/>
+          <w:shd w:val="clear" w:color="auto" w:fill="FFFFFF"/>
+        </w:rPr>
+        <w:t>Стоимость переименования будет равна штрафу + 1</w:t>
+      </w:r>
+      <w:r>
+        <w:rPr>
+          <w:rFonts w:ascii="Segoe UI" w:hAnsi="Segoe UI" w:cs="Segoe UI"/>
+          <w:color w:val="0F1115"/>
+          <w:shd w:val="clear" w:color="auto" w:fill="FFFFFF"/>
+        </w:rPr>
+        <w:t xml:space="preserve"> (если только она не достигла лимита в 39 уровней). Например, если наковальня просит 8 уровней за переименование, значит, текущий штраф предмета равен 7.</w:t>
       </w:r>
     </w:p>
     <w:p>
@@ -1180,14 +1153,17 @@
       <w:r>
         <w:t>mc-icons.com</w:t>
       </w:r>
-      <w:bookmarkStart w:id="0" w:name="_GoBack"/>
-      <w:bookmarkEnd w:id="0"/>
     </w:p>
     <w:p>
       <w:pPr>
         <w:spacing w:line="240" w:lineRule="auto"/>
         <w:ind w:firstLine="0"/>
       </w:pPr>
+      <w:r>
+        <w:t>Переделать уведомления об ошибках</w:t>
+      </w:r>
+      <w:bookmarkStart w:id="0" w:name="_GoBack"/>
+      <w:bookmarkEnd w:id="0"/>
     </w:p>
     <w:sectPr>
       <w:pgSz w:w="11906" w:h="16838"/>
@@ -1695,6 +1671,17 @@
       <w:szCs w:val="20"/>
     </w:rPr>
   </w:style>
+  <w:style w:type="character" w:styleId="a3">
+    <w:name w:val="Strong"/>
+    <w:basedOn w:val="a0"/>
+    <w:uiPriority w:val="22"/>
+    <w:qFormat/>
+    <w:rsid w:val="00DC5238"/>
+    <w:rPr>
+      <w:b/>
+      <w:bCs/>
+    </w:rPr>
+  </w:style>
 </w:styles>
 </file>
 

--- a/доп 2.docx
+++ b/доп 2.docx
@@ -1137,10 +1137,21 @@
       <w:pPr>
         <w:spacing w:line="240" w:lineRule="auto"/>
         <w:ind w:firstLine="0"/>
+        <w:rPr>
+          <w:lang w:val="en-US"/>
+        </w:rPr>
       </w:pPr>
       <w:r>
-        <w:t>Сделать Инструкцию пользователя.</w:t>
+        <w:t>Сделать</w:t>
       </w:r>
+      <w:r>
+        <w:t xml:space="preserve"> Руководство</w:t>
+      </w:r>
+      <w:r>
+        <w:t xml:space="preserve"> пользователя.</w:t>
+      </w:r>
+      <w:bookmarkStart w:id="0" w:name="_GoBack"/>
+      <w:bookmarkEnd w:id="0"/>
     </w:p>
     <w:p>
       <w:pPr>
@@ -1153,17 +1164,6 @@
       <w:r>
         <w:t>mc-icons.com</w:t>
       </w:r>
-    </w:p>
-    <w:p>
-      <w:pPr>
-        <w:spacing w:line="240" w:lineRule="auto"/>
-        <w:ind w:firstLine="0"/>
-      </w:pPr>
-      <w:r>
-        <w:t>Переделать уведомления об ошибках</w:t>
-      </w:r>
-      <w:bookmarkStart w:id="0" w:name="_GoBack"/>
-      <w:bookmarkEnd w:id="0"/>
     </w:p>
     <w:sectPr>
       <w:pgSz w:w="11906" w:h="16838"/>
@@ -1568,7 +1568,7 @@
   <w:style w:type="paragraph" w:default="1" w:styleId="a">
     <w:name w:val="Normal"/>
     <w:qFormat/>
-    <w:rsid w:val="00085177"/>
+    <w:rsid w:val="00774AD6"/>
     <w:pPr>
       <w:spacing w:after="0" w:line="360" w:lineRule="auto"/>
       <w:ind w:firstLine="709"/>

--- a/доп 2.docx
+++ b/доп 2.docx
@@ -1068,23 +1068,1048 @@
         <w:t>?</w:t>
       </w:r>
     </w:p>
+    <w:tbl>
+      <w:tblPr>
+        <w:tblW w:w="9227" w:type="dxa"/>
+        <w:tblBorders>
+          <w:top w:val="single" w:sz="4" w:space="0" w:color="auto"/>
+          <w:left w:val="single" w:sz="4" w:space="0" w:color="auto"/>
+          <w:bottom w:val="single" w:sz="4" w:space="0" w:color="auto"/>
+          <w:right w:val="single" w:sz="4" w:space="0" w:color="auto"/>
+          <w:insideH w:val="single" w:sz="4" w:space="0" w:color="auto"/>
+          <w:insideV w:val="single" w:sz="4" w:space="0" w:color="auto"/>
+        </w:tblBorders>
+        <w:shd w:val="clear" w:color="auto" w:fill="FFFFFF"/>
+        <w:tblCellMar>
+          <w:top w:w="15" w:type="dxa"/>
+          <w:left w:w="15" w:type="dxa"/>
+          <w:bottom w:w="15" w:type="dxa"/>
+          <w:right w:w="15" w:type="dxa"/>
+        </w:tblCellMar>
+        <w:tblLook w:val="04A0" w:firstRow="1" w:lastRow="0" w:firstColumn="1" w:lastColumn="0" w:noHBand="0" w:noVBand="1"/>
+      </w:tblPr>
+      <w:tblGrid>
+        <w:gridCol w:w="3179"/>
+        <w:gridCol w:w="2050"/>
+        <w:gridCol w:w="3998"/>
+      </w:tblGrid>
+      <w:tr>
+        <w:trPr>
+          <w:trHeight w:val="370"/>
+          <w:tblHeader/>
+        </w:trPr>
+        <w:tc>
+          <w:tcPr>
+            <w:tcW w:w="0" w:type="auto"/>
+            <w:shd w:val="clear" w:color="auto" w:fill="FFFFFF"/>
+            <w:tcMar>
+              <w:top w:w="150" w:type="dxa"/>
+              <w:left w:w="0" w:type="dxa"/>
+              <w:bottom w:w="150" w:type="dxa"/>
+              <w:right w:w="240" w:type="dxa"/>
+            </w:tcMar>
+            <w:vAlign w:val="center"/>
+            <w:hideMark/>
+          </w:tcPr>
+          <w:p>
+            <w:pPr>
+              <w:spacing w:line="375" w:lineRule="atLeast"/>
+              <w:ind w:firstLine="0"/>
+              <w:rPr>
+                <w:rFonts w:ascii="Segoe UI" w:eastAsia="Times New Roman" w:hAnsi="Segoe UI" w:cs="Segoe UI"/>
+                <w:color w:val="0F1115"/>
+                <w:sz w:val="23"/>
+                <w:szCs w:val="23"/>
+                <w:lang w:eastAsia="ru-RU"/>
+              </w:rPr>
+            </w:pPr>
+            <w:r>
+              <w:rPr>
+                <w:rFonts w:ascii="Segoe UI" w:eastAsia="Times New Roman" w:hAnsi="Segoe UI" w:cs="Segoe UI"/>
+                <w:color w:val="0F1115"/>
+                <w:sz w:val="23"/>
+                <w:szCs w:val="23"/>
+                <w:lang w:eastAsia="ru-RU"/>
+              </w:rPr>
+              <w:t xml:space="preserve">n (прошлых </w:t>
+            </w:r>
+            <w:proofErr w:type="spellStart"/>
+            <w:r>
+              <w:rPr>
+                <w:rFonts w:ascii="Segoe UI" w:eastAsia="Times New Roman" w:hAnsi="Segoe UI" w:cs="Segoe UI"/>
+                <w:color w:val="0F1115"/>
+                <w:sz w:val="23"/>
+                <w:szCs w:val="23"/>
+                <w:lang w:eastAsia="ru-RU"/>
+              </w:rPr>
+              <w:t>зачарований</w:t>
+            </w:r>
+            <w:proofErr w:type="spellEnd"/>
+            <w:r>
+              <w:rPr>
+                <w:rFonts w:ascii="Segoe UI" w:eastAsia="Times New Roman" w:hAnsi="Segoe UI" w:cs="Segoe UI"/>
+                <w:color w:val="0F1115"/>
+                <w:sz w:val="23"/>
+                <w:szCs w:val="23"/>
+                <w:lang w:eastAsia="ru-RU"/>
+              </w:rPr>
+              <w:t>)</w:t>
+            </w:r>
+          </w:p>
+        </w:tc>
+        <w:tc>
+          <w:tcPr>
+            <w:tcW w:w="0" w:type="auto"/>
+            <w:shd w:val="clear" w:color="auto" w:fill="FFFFFF"/>
+            <w:tcMar>
+              <w:top w:w="150" w:type="dxa"/>
+              <w:left w:w="240" w:type="dxa"/>
+              <w:bottom w:w="150" w:type="dxa"/>
+              <w:right w:w="240" w:type="dxa"/>
+            </w:tcMar>
+            <w:vAlign w:val="center"/>
+            <w:hideMark/>
+          </w:tcPr>
+          <w:p>
+            <w:pPr>
+              <w:spacing w:line="375" w:lineRule="atLeast"/>
+              <w:ind w:firstLine="0"/>
+              <w:rPr>
+                <w:rFonts w:ascii="Segoe UI" w:eastAsia="Times New Roman" w:hAnsi="Segoe UI" w:cs="Segoe UI"/>
+                <w:color w:val="0F1115"/>
+                <w:sz w:val="23"/>
+                <w:szCs w:val="23"/>
+                <w:lang w:eastAsia="ru-RU"/>
+              </w:rPr>
+            </w:pPr>
+            <w:r>
+              <w:rPr>
+                <w:rFonts w:ascii="Segoe UI" w:eastAsia="Times New Roman" w:hAnsi="Segoe UI" w:cs="Segoe UI"/>
+                <w:color w:val="0F1115"/>
+                <w:sz w:val="23"/>
+                <w:szCs w:val="23"/>
+                <w:lang w:eastAsia="ru-RU"/>
+              </w:rPr>
+              <w:t xml:space="preserve">Штраф </w:t>
+            </w:r>
+            <w:r>
+              <w:rPr>
+                <w:rFonts w:ascii="Consolas" w:eastAsia="Times New Roman" w:hAnsi="Consolas" w:cs="Courier New"/>
+                <w:color w:val="0F1115"/>
+                <w:sz w:val="20"/>
+                <w:szCs w:val="20"/>
+                <w:shd w:val="clear" w:color="auto" w:fill="EBEEF2"/>
+                <w:lang w:eastAsia="ru-RU"/>
+              </w:rPr>
+              <w:t>2ⁿ − 1</w:t>
+            </w:r>
+          </w:p>
+        </w:tc>
+        <w:tc>
+          <w:tcPr>
+            <w:tcW w:w="0" w:type="auto"/>
+            <w:shd w:val="clear" w:color="auto" w:fill="FFFFFF"/>
+            <w:tcMar>
+              <w:top w:w="150" w:type="dxa"/>
+              <w:left w:w="240" w:type="dxa"/>
+              <w:bottom w:w="150" w:type="dxa"/>
+              <w:right w:w="240" w:type="dxa"/>
+            </w:tcMar>
+            <w:vAlign w:val="center"/>
+            <w:hideMark/>
+          </w:tcPr>
+          <w:p>
+            <w:pPr>
+              <w:spacing w:line="375" w:lineRule="atLeast"/>
+              <w:ind w:firstLine="0"/>
+              <w:rPr>
+                <w:rFonts w:ascii="Segoe UI" w:eastAsia="Times New Roman" w:hAnsi="Segoe UI" w:cs="Segoe UI"/>
+                <w:color w:val="0F1115"/>
+                <w:sz w:val="23"/>
+                <w:szCs w:val="23"/>
+                <w:lang w:eastAsia="ru-RU"/>
+              </w:rPr>
+            </w:pPr>
+            <w:r>
+              <w:rPr>
+                <w:rFonts w:ascii="Segoe UI" w:eastAsia="Times New Roman" w:hAnsi="Segoe UI" w:cs="Segoe UI"/>
+                <w:color w:val="0F1115"/>
+                <w:sz w:val="23"/>
+                <w:szCs w:val="23"/>
+                <w:lang w:eastAsia="ru-RU"/>
+              </w:rPr>
+              <w:t xml:space="preserve">Стоимость переименования </w:t>
+            </w:r>
+            <w:r>
+              <w:rPr>
+                <w:rFonts w:ascii="Consolas" w:eastAsia="Times New Roman" w:hAnsi="Consolas" w:cs="Courier New"/>
+                <w:color w:val="0F1115"/>
+                <w:sz w:val="20"/>
+                <w:szCs w:val="20"/>
+                <w:shd w:val="clear" w:color="auto" w:fill="EBEEF2"/>
+                <w:lang w:eastAsia="ru-RU"/>
+              </w:rPr>
+              <w:t>2ⁿ</w:t>
+            </w:r>
+          </w:p>
+        </w:tc>
+      </w:tr>
+      <w:tr>
+        <w:trPr>
+          <w:trHeight w:val="356"/>
+        </w:trPr>
+        <w:tc>
+          <w:tcPr>
+            <w:tcW w:w="0" w:type="auto"/>
+            <w:shd w:val="clear" w:color="auto" w:fill="FFFFFF"/>
+            <w:tcMar>
+              <w:top w:w="150" w:type="dxa"/>
+              <w:left w:w="0" w:type="dxa"/>
+              <w:bottom w:w="150" w:type="dxa"/>
+              <w:right w:w="240" w:type="dxa"/>
+            </w:tcMar>
+            <w:vAlign w:val="center"/>
+            <w:hideMark/>
+          </w:tcPr>
+          <w:p>
+            <w:pPr>
+              <w:spacing w:line="375" w:lineRule="atLeast"/>
+              <w:ind w:firstLine="0"/>
+              <w:rPr>
+                <w:rFonts w:ascii="Segoe UI" w:eastAsia="Times New Roman" w:hAnsi="Segoe UI" w:cs="Segoe UI"/>
+                <w:color w:val="0F1115"/>
+                <w:sz w:val="23"/>
+                <w:szCs w:val="23"/>
+                <w:lang w:eastAsia="ru-RU"/>
+              </w:rPr>
+            </w:pPr>
+            <w:r>
+              <w:rPr>
+                <w:rFonts w:ascii="Segoe UI" w:eastAsia="Times New Roman" w:hAnsi="Segoe UI" w:cs="Segoe UI"/>
+                <w:color w:val="0F1115"/>
+                <w:sz w:val="23"/>
+                <w:szCs w:val="23"/>
+                <w:lang w:eastAsia="ru-RU"/>
+              </w:rPr>
+              <w:t>0</w:t>
+            </w:r>
+          </w:p>
+        </w:tc>
+        <w:tc>
+          <w:tcPr>
+            <w:tcW w:w="0" w:type="auto"/>
+            <w:shd w:val="clear" w:color="auto" w:fill="FFFFFF"/>
+            <w:tcMar>
+              <w:top w:w="150" w:type="dxa"/>
+              <w:left w:w="240" w:type="dxa"/>
+              <w:bottom w:w="150" w:type="dxa"/>
+              <w:right w:w="240" w:type="dxa"/>
+            </w:tcMar>
+            <w:vAlign w:val="center"/>
+            <w:hideMark/>
+          </w:tcPr>
+          <w:p>
+            <w:pPr>
+              <w:spacing w:line="375" w:lineRule="atLeast"/>
+              <w:ind w:firstLine="0"/>
+              <w:rPr>
+                <w:rFonts w:ascii="Segoe UI" w:eastAsia="Times New Roman" w:hAnsi="Segoe UI" w:cs="Segoe UI"/>
+                <w:color w:val="0F1115"/>
+                <w:sz w:val="23"/>
+                <w:szCs w:val="23"/>
+                <w:lang w:eastAsia="ru-RU"/>
+              </w:rPr>
+            </w:pPr>
+            <w:r>
+              <w:rPr>
+                <w:rFonts w:ascii="Segoe UI" w:eastAsia="Times New Roman" w:hAnsi="Segoe UI" w:cs="Segoe UI"/>
+                <w:color w:val="0F1115"/>
+                <w:sz w:val="23"/>
+                <w:szCs w:val="23"/>
+                <w:lang w:eastAsia="ru-RU"/>
+              </w:rPr>
+              <w:t>0</w:t>
+            </w:r>
+          </w:p>
+        </w:tc>
+        <w:tc>
+          <w:tcPr>
+            <w:tcW w:w="0" w:type="auto"/>
+            <w:shd w:val="clear" w:color="auto" w:fill="FFFFFF"/>
+            <w:tcMar>
+              <w:top w:w="150" w:type="dxa"/>
+              <w:left w:w="240" w:type="dxa"/>
+              <w:bottom w:w="150" w:type="dxa"/>
+              <w:right w:w="0" w:type="dxa"/>
+            </w:tcMar>
+            <w:vAlign w:val="center"/>
+            <w:hideMark/>
+          </w:tcPr>
+          <w:p>
+            <w:pPr>
+              <w:spacing w:line="375" w:lineRule="atLeast"/>
+              <w:ind w:firstLine="0"/>
+              <w:rPr>
+                <w:rFonts w:ascii="Segoe UI" w:eastAsia="Times New Roman" w:hAnsi="Segoe UI" w:cs="Segoe UI"/>
+                <w:color w:val="0F1115"/>
+                <w:sz w:val="23"/>
+                <w:szCs w:val="23"/>
+                <w:lang w:eastAsia="ru-RU"/>
+              </w:rPr>
+            </w:pPr>
+            <w:r>
+              <w:rPr>
+                <w:rFonts w:ascii="Segoe UI" w:eastAsia="Times New Roman" w:hAnsi="Segoe UI" w:cs="Segoe UI"/>
+                <w:b/>
+                <w:bCs/>
+                <w:color w:val="0F1115"/>
+                <w:sz w:val="23"/>
+                <w:szCs w:val="23"/>
+                <w:lang w:eastAsia="ru-RU"/>
+              </w:rPr>
+              <w:t>1</w:t>
+            </w:r>
+          </w:p>
+        </w:tc>
+      </w:tr>
+      <w:tr>
+        <w:trPr>
+          <w:trHeight w:val="370"/>
+        </w:trPr>
+        <w:tc>
+          <w:tcPr>
+            <w:tcW w:w="0" w:type="auto"/>
+            <w:shd w:val="clear" w:color="auto" w:fill="FFFFFF"/>
+            <w:tcMar>
+              <w:top w:w="150" w:type="dxa"/>
+              <w:left w:w="0" w:type="dxa"/>
+              <w:bottom w:w="150" w:type="dxa"/>
+              <w:right w:w="240" w:type="dxa"/>
+            </w:tcMar>
+            <w:vAlign w:val="center"/>
+            <w:hideMark/>
+          </w:tcPr>
+          <w:p>
+            <w:pPr>
+              <w:spacing w:line="375" w:lineRule="atLeast"/>
+              <w:ind w:firstLine="0"/>
+              <w:rPr>
+                <w:rFonts w:ascii="Segoe UI" w:eastAsia="Times New Roman" w:hAnsi="Segoe UI" w:cs="Segoe UI"/>
+                <w:color w:val="0F1115"/>
+                <w:sz w:val="23"/>
+                <w:szCs w:val="23"/>
+                <w:lang w:eastAsia="ru-RU"/>
+              </w:rPr>
+            </w:pPr>
+            <w:r>
+              <w:rPr>
+                <w:rFonts w:ascii="Segoe UI" w:eastAsia="Times New Roman" w:hAnsi="Segoe UI" w:cs="Segoe UI"/>
+                <w:color w:val="0F1115"/>
+                <w:sz w:val="23"/>
+                <w:szCs w:val="23"/>
+                <w:lang w:eastAsia="ru-RU"/>
+              </w:rPr>
+              <w:t>1</w:t>
+            </w:r>
+          </w:p>
+        </w:tc>
+        <w:tc>
+          <w:tcPr>
+            <w:tcW w:w="0" w:type="auto"/>
+            <w:shd w:val="clear" w:color="auto" w:fill="FFFFFF"/>
+            <w:tcMar>
+              <w:top w:w="150" w:type="dxa"/>
+              <w:left w:w="240" w:type="dxa"/>
+              <w:bottom w:w="150" w:type="dxa"/>
+              <w:right w:w="240" w:type="dxa"/>
+            </w:tcMar>
+            <w:vAlign w:val="center"/>
+            <w:hideMark/>
+          </w:tcPr>
+          <w:p>
+            <w:pPr>
+              <w:spacing w:line="375" w:lineRule="atLeast"/>
+              <w:ind w:firstLine="0"/>
+              <w:rPr>
+                <w:rFonts w:ascii="Segoe UI" w:eastAsia="Times New Roman" w:hAnsi="Segoe UI" w:cs="Segoe UI"/>
+                <w:color w:val="0F1115"/>
+                <w:sz w:val="23"/>
+                <w:szCs w:val="23"/>
+                <w:lang w:eastAsia="ru-RU"/>
+              </w:rPr>
+            </w:pPr>
+            <w:r>
+              <w:rPr>
+                <w:rFonts w:ascii="Segoe UI" w:eastAsia="Times New Roman" w:hAnsi="Segoe UI" w:cs="Segoe UI"/>
+                <w:color w:val="0F1115"/>
+                <w:sz w:val="23"/>
+                <w:szCs w:val="23"/>
+                <w:lang w:eastAsia="ru-RU"/>
+              </w:rPr>
+              <w:t>1</w:t>
+            </w:r>
+          </w:p>
+        </w:tc>
+        <w:tc>
+          <w:tcPr>
+            <w:tcW w:w="0" w:type="auto"/>
+            <w:shd w:val="clear" w:color="auto" w:fill="FFFFFF"/>
+            <w:tcMar>
+              <w:top w:w="150" w:type="dxa"/>
+              <w:left w:w="240" w:type="dxa"/>
+              <w:bottom w:w="150" w:type="dxa"/>
+              <w:right w:w="0" w:type="dxa"/>
+            </w:tcMar>
+            <w:vAlign w:val="center"/>
+            <w:hideMark/>
+          </w:tcPr>
+          <w:p>
+            <w:pPr>
+              <w:spacing w:line="375" w:lineRule="atLeast"/>
+              <w:ind w:firstLine="0"/>
+              <w:rPr>
+                <w:rFonts w:ascii="Segoe UI" w:eastAsia="Times New Roman" w:hAnsi="Segoe UI" w:cs="Segoe UI"/>
+                <w:color w:val="0F1115"/>
+                <w:sz w:val="23"/>
+                <w:szCs w:val="23"/>
+                <w:lang w:eastAsia="ru-RU"/>
+              </w:rPr>
+            </w:pPr>
+            <w:r>
+              <w:rPr>
+                <w:rFonts w:ascii="Segoe UI" w:eastAsia="Times New Roman" w:hAnsi="Segoe UI" w:cs="Segoe UI"/>
+                <w:b/>
+                <w:bCs/>
+                <w:color w:val="0F1115"/>
+                <w:sz w:val="23"/>
+                <w:szCs w:val="23"/>
+                <w:lang w:eastAsia="ru-RU"/>
+              </w:rPr>
+              <w:t>2</w:t>
+            </w:r>
+          </w:p>
+        </w:tc>
+      </w:tr>
+      <w:tr>
+        <w:trPr>
+          <w:trHeight w:val="370"/>
+        </w:trPr>
+        <w:tc>
+          <w:tcPr>
+            <w:tcW w:w="0" w:type="auto"/>
+            <w:shd w:val="clear" w:color="auto" w:fill="FFFFFF"/>
+            <w:tcMar>
+              <w:top w:w="150" w:type="dxa"/>
+              <w:left w:w="0" w:type="dxa"/>
+              <w:bottom w:w="150" w:type="dxa"/>
+              <w:right w:w="240" w:type="dxa"/>
+            </w:tcMar>
+            <w:vAlign w:val="center"/>
+            <w:hideMark/>
+          </w:tcPr>
+          <w:p>
+            <w:pPr>
+              <w:spacing w:line="375" w:lineRule="atLeast"/>
+              <w:ind w:firstLine="0"/>
+              <w:rPr>
+                <w:rFonts w:ascii="Segoe UI" w:eastAsia="Times New Roman" w:hAnsi="Segoe UI" w:cs="Segoe UI"/>
+                <w:color w:val="0F1115"/>
+                <w:sz w:val="23"/>
+                <w:szCs w:val="23"/>
+                <w:lang w:eastAsia="ru-RU"/>
+              </w:rPr>
+            </w:pPr>
+            <w:r>
+              <w:rPr>
+                <w:rFonts w:ascii="Segoe UI" w:eastAsia="Times New Roman" w:hAnsi="Segoe UI" w:cs="Segoe UI"/>
+                <w:color w:val="0F1115"/>
+                <w:sz w:val="23"/>
+                <w:szCs w:val="23"/>
+                <w:lang w:eastAsia="ru-RU"/>
+              </w:rPr>
+              <w:t>2</w:t>
+            </w:r>
+          </w:p>
+        </w:tc>
+        <w:tc>
+          <w:tcPr>
+            <w:tcW w:w="0" w:type="auto"/>
+            <w:shd w:val="clear" w:color="auto" w:fill="FFFFFF"/>
+            <w:tcMar>
+              <w:top w:w="150" w:type="dxa"/>
+              <w:left w:w="240" w:type="dxa"/>
+              <w:bottom w:w="150" w:type="dxa"/>
+              <w:right w:w="240" w:type="dxa"/>
+            </w:tcMar>
+            <w:vAlign w:val="center"/>
+            <w:hideMark/>
+          </w:tcPr>
+          <w:p>
+            <w:pPr>
+              <w:spacing w:line="375" w:lineRule="atLeast"/>
+              <w:ind w:firstLine="0"/>
+              <w:rPr>
+                <w:rFonts w:ascii="Segoe UI" w:eastAsia="Times New Roman" w:hAnsi="Segoe UI" w:cs="Segoe UI"/>
+                <w:color w:val="0F1115"/>
+                <w:sz w:val="23"/>
+                <w:szCs w:val="23"/>
+                <w:lang w:eastAsia="ru-RU"/>
+              </w:rPr>
+            </w:pPr>
+            <w:r>
+              <w:rPr>
+                <w:rFonts w:ascii="Segoe UI" w:eastAsia="Times New Roman" w:hAnsi="Segoe UI" w:cs="Segoe UI"/>
+                <w:color w:val="0F1115"/>
+                <w:sz w:val="23"/>
+                <w:szCs w:val="23"/>
+                <w:lang w:eastAsia="ru-RU"/>
+              </w:rPr>
+              <w:t>3</w:t>
+            </w:r>
+          </w:p>
+        </w:tc>
+        <w:tc>
+          <w:tcPr>
+            <w:tcW w:w="0" w:type="auto"/>
+            <w:shd w:val="clear" w:color="auto" w:fill="FFFFFF"/>
+            <w:tcMar>
+              <w:top w:w="150" w:type="dxa"/>
+              <w:left w:w="240" w:type="dxa"/>
+              <w:bottom w:w="150" w:type="dxa"/>
+              <w:right w:w="0" w:type="dxa"/>
+            </w:tcMar>
+            <w:vAlign w:val="center"/>
+            <w:hideMark/>
+          </w:tcPr>
+          <w:p>
+            <w:pPr>
+              <w:spacing w:line="375" w:lineRule="atLeast"/>
+              <w:ind w:firstLine="0"/>
+              <w:rPr>
+                <w:rFonts w:ascii="Segoe UI" w:eastAsia="Times New Roman" w:hAnsi="Segoe UI" w:cs="Segoe UI"/>
+                <w:color w:val="0F1115"/>
+                <w:sz w:val="23"/>
+                <w:szCs w:val="23"/>
+                <w:lang w:eastAsia="ru-RU"/>
+              </w:rPr>
+            </w:pPr>
+            <w:r>
+              <w:rPr>
+                <w:rFonts w:ascii="Segoe UI" w:eastAsia="Times New Roman" w:hAnsi="Segoe UI" w:cs="Segoe UI"/>
+                <w:b/>
+                <w:bCs/>
+                <w:color w:val="0F1115"/>
+                <w:sz w:val="23"/>
+                <w:szCs w:val="23"/>
+                <w:lang w:eastAsia="ru-RU"/>
+              </w:rPr>
+              <w:t>4</w:t>
+            </w:r>
+          </w:p>
+        </w:tc>
+      </w:tr>
+      <w:tr>
+        <w:trPr>
+          <w:trHeight w:val="356"/>
+        </w:trPr>
+        <w:tc>
+          <w:tcPr>
+            <w:tcW w:w="0" w:type="auto"/>
+            <w:shd w:val="clear" w:color="auto" w:fill="FFFFFF"/>
+            <w:tcMar>
+              <w:top w:w="150" w:type="dxa"/>
+              <w:left w:w="0" w:type="dxa"/>
+              <w:bottom w:w="150" w:type="dxa"/>
+              <w:right w:w="240" w:type="dxa"/>
+            </w:tcMar>
+            <w:vAlign w:val="center"/>
+            <w:hideMark/>
+          </w:tcPr>
+          <w:p>
+            <w:pPr>
+              <w:spacing w:line="375" w:lineRule="atLeast"/>
+              <w:ind w:firstLine="0"/>
+              <w:rPr>
+                <w:rFonts w:ascii="Segoe UI" w:eastAsia="Times New Roman" w:hAnsi="Segoe UI" w:cs="Segoe UI"/>
+                <w:color w:val="0F1115"/>
+                <w:sz w:val="23"/>
+                <w:szCs w:val="23"/>
+                <w:lang w:eastAsia="ru-RU"/>
+              </w:rPr>
+            </w:pPr>
+            <w:r>
+              <w:rPr>
+                <w:rFonts w:ascii="Segoe UI" w:eastAsia="Times New Roman" w:hAnsi="Segoe UI" w:cs="Segoe UI"/>
+                <w:color w:val="0F1115"/>
+                <w:sz w:val="23"/>
+                <w:szCs w:val="23"/>
+                <w:lang w:eastAsia="ru-RU"/>
+              </w:rPr>
+              <w:t>3</w:t>
+            </w:r>
+          </w:p>
+        </w:tc>
+        <w:tc>
+          <w:tcPr>
+            <w:tcW w:w="0" w:type="auto"/>
+            <w:shd w:val="clear" w:color="auto" w:fill="FFFFFF"/>
+            <w:tcMar>
+              <w:top w:w="150" w:type="dxa"/>
+              <w:left w:w="240" w:type="dxa"/>
+              <w:bottom w:w="150" w:type="dxa"/>
+              <w:right w:w="240" w:type="dxa"/>
+            </w:tcMar>
+            <w:vAlign w:val="center"/>
+            <w:hideMark/>
+          </w:tcPr>
+          <w:p>
+            <w:pPr>
+              <w:spacing w:line="375" w:lineRule="atLeast"/>
+              <w:ind w:firstLine="0"/>
+              <w:rPr>
+                <w:rFonts w:ascii="Segoe UI" w:eastAsia="Times New Roman" w:hAnsi="Segoe UI" w:cs="Segoe UI"/>
+                <w:color w:val="0F1115"/>
+                <w:sz w:val="23"/>
+                <w:szCs w:val="23"/>
+                <w:lang w:eastAsia="ru-RU"/>
+              </w:rPr>
+            </w:pPr>
+            <w:r>
+              <w:rPr>
+                <w:rFonts w:ascii="Segoe UI" w:eastAsia="Times New Roman" w:hAnsi="Segoe UI" w:cs="Segoe UI"/>
+                <w:color w:val="0F1115"/>
+                <w:sz w:val="23"/>
+                <w:szCs w:val="23"/>
+                <w:lang w:eastAsia="ru-RU"/>
+              </w:rPr>
+              <w:t>7</w:t>
+            </w:r>
+          </w:p>
+        </w:tc>
+        <w:tc>
+          <w:tcPr>
+            <w:tcW w:w="0" w:type="auto"/>
+            <w:shd w:val="clear" w:color="auto" w:fill="FFFFFF"/>
+            <w:tcMar>
+              <w:top w:w="150" w:type="dxa"/>
+              <w:left w:w="240" w:type="dxa"/>
+              <w:bottom w:w="150" w:type="dxa"/>
+              <w:right w:w="0" w:type="dxa"/>
+            </w:tcMar>
+            <w:vAlign w:val="center"/>
+            <w:hideMark/>
+          </w:tcPr>
+          <w:p>
+            <w:pPr>
+              <w:spacing w:line="375" w:lineRule="atLeast"/>
+              <w:ind w:firstLine="0"/>
+              <w:rPr>
+                <w:rFonts w:ascii="Segoe UI" w:eastAsia="Times New Roman" w:hAnsi="Segoe UI" w:cs="Segoe UI"/>
+                <w:color w:val="0F1115"/>
+                <w:sz w:val="23"/>
+                <w:szCs w:val="23"/>
+                <w:lang w:eastAsia="ru-RU"/>
+              </w:rPr>
+            </w:pPr>
+            <w:r>
+              <w:rPr>
+                <w:rFonts w:ascii="Segoe UI" w:eastAsia="Times New Roman" w:hAnsi="Segoe UI" w:cs="Segoe UI"/>
+                <w:b/>
+                <w:bCs/>
+                <w:color w:val="0F1115"/>
+                <w:sz w:val="23"/>
+                <w:szCs w:val="23"/>
+                <w:lang w:eastAsia="ru-RU"/>
+              </w:rPr>
+              <w:t>8</w:t>
+            </w:r>
+          </w:p>
+        </w:tc>
+      </w:tr>
+      <w:tr>
+        <w:trPr>
+          <w:trHeight w:val="370"/>
+        </w:trPr>
+        <w:tc>
+          <w:tcPr>
+            <w:tcW w:w="0" w:type="auto"/>
+            <w:shd w:val="clear" w:color="auto" w:fill="FFFFFF"/>
+            <w:tcMar>
+              <w:top w:w="150" w:type="dxa"/>
+              <w:left w:w="0" w:type="dxa"/>
+              <w:bottom w:w="150" w:type="dxa"/>
+              <w:right w:w="240" w:type="dxa"/>
+            </w:tcMar>
+            <w:vAlign w:val="center"/>
+            <w:hideMark/>
+          </w:tcPr>
+          <w:p>
+            <w:pPr>
+              <w:spacing w:line="375" w:lineRule="atLeast"/>
+              <w:ind w:firstLine="0"/>
+              <w:rPr>
+                <w:rFonts w:ascii="Segoe UI" w:eastAsia="Times New Roman" w:hAnsi="Segoe UI" w:cs="Segoe UI"/>
+                <w:color w:val="0F1115"/>
+                <w:sz w:val="23"/>
+                <w:szCs w:val="23"/>
+                <w:lang w:eastAsia="ru-RU"/>
+              </w:rPr>
+            </w:pPr>
+            <w:r>
+              <w:rPr>
+                <w:rFonts w:ascii="Segoe UI" w:eastAsia="Times New Roman" w:hAnsi="Segoe UI" w:cs="Segoe UI"/>
+                <w:color w:val="0F1115"/>
+                <w:sz w:val="23"/>
+                <w:szCs w:val="23"/>
+                <w:lang w:eastAsia="ru-RU"/>
+              </w:rPr>
+              <w:t>4</w:t>
+            </w:r>
+          </w:p>
+        </w:tc>
+        <w:tc>
+          <w:tcPr>
+            <w:tcW w:w="0" w:type="auto"/>
+            <w:shd w:val="clear" w:color="auto" w:fill="FFFFFF"/>
+            <w:tcMar>
+              <w:top w:w="150" w:type="dxa"/>
+              <w:left w:w="240" w:type="dxa"/>
+              <w:bottom w:w="150" w:type="dxa"/>
+              <w:right w:w="240" w:type="dxa"/>
+            </w:tcMar>
+            <w:vAlign w:val="center"/>
+            <w:hideMark/>
+          </w:tcPr>
+          <w:p>
+            <w:pPr>
+              <w:spacing w:line="375" w:lineRule="atLeast"/>
+              <w:ind w:firstLine="0"/>
+              <w:rPr>
+                <w:rFonts w:ascii="Segoe UI" w:eastAsia="Times New Roman" w:hAnsi="Segoe UI" w:cs="Segoe UI"/>
+                <w:color w:val="0F1115"/>
+                <w:sz w:val="23"/>
+                <w:szCs w:val="23"/>
+                <w:lang w:eastAsia="ru-RU"/>
+              </w:rPr>
+            </w:pPr>
+            <w:r>
+              <w:rPr>
+                <w:rFonts w:ascii="Segoe UI" w:eastAsia="Times New Roman" w:hAnsi="Segoe UI" w:cs="Segoe UI"/>
+                <w:color w:val="0F1115"/>
+                <w:sz w:val="23"/>
+                <w:szCs w:val="23"/>
+                <w:lang w:eastAsia="ru-RU"/>
+              </w:rPr>
+              <w:t>15</w:t>
+            </w:r>
+          </w:p>
+        </w:tc>
+        <w:tc>
+          <w:tcPr>
+            <w:tcW w:w="0" w:type="auto"/>
+            <w:shd w:val="clear" w:color="auto" w:fill="FFFFFF"/>
+            <w:tcMar>
+              <w:top w:w="150" w:type="dxa"/>
+              <w:left w:w="240" w:type="dxa"/>
+              <w:bottom w:w="150" w:type="dxa"/>
+              <w:right w:w="0" w:type="dxa"/>
+            </w:tcMar>
+            <w:vAlign w:val="center"/>
+            <w:hideMark/>
+          </w:tcPr>
+          <w:p>
+            <w:pPr>
+              <w:spacing w:line="375" w:lineRule="atLeast"/>
+              <w:ind w:firstLine="0"/>
+              <w:rPr>
+                <w:rFonts w:ascii="Segoe UI" w:eastAsia="Times New Roman" w:hAnsi="Segoe UI" w:cs="Segoe UI"/>
+                <w:color w:val="0F1115"/>
+                <w:sz w:val="23"/>
+                <w:szCs w:val="23"/>
+                <w:lang w:eastAsia="ru-RU"/>
+              </w:rPr>
+            </w:pPr>
+            <w:r>
+              <w:rPr>
+                <w:rFonts w:ascii="Segoe UI" w:eastAsia="Times New Roman" w:hAnsi="Segoe UI" w:cs="Segoe UI"/>
+                <w:b/>
+                <w:bCs/>
+                <w:color w:val="0F1115"/>
+                <w:sz w:val="23"/>
+                <w:szCs w:val="23"/>
+                <w:lang w:eastAsia="ru-RU"/>
+              </w:rPr>
+              <w:t>16</w:t>
+            </w:r>
+          </w:p>
+        </w:tc>
+      </w:tr>
+      <w:tr>
+        <w:trPr>
+          <w:trHeight w:val="370"/>
+        </w:trPr>
+        <w:tc>
+          <w:tcPr>
+            <w:tcW w:w="0" w:type="auto"/>
+            <w:shd w:val="clear" w:color="auto" w:fill="FFFFFF"/>
+            <w:tcMar>
+              <w:top w:w="150" w:type="dxa"/>
+              <w:left w:w="0" w:type="dxa"/>
+              <w:bottom w:w="150" w:type="dxa"/>
+              <w:right w:w="240" w:type="dxa"/>
+            </w:tcMar>
+            <w:vAlign w:val="center"/>
+            <w:hideMark/>
+          </w:tcPr>
+          <w:p>
+            <w:pPr>
+              <w:spacing w:line="375" w:lineRule="atLeast"/>
+              <w:ind w:firstLine="0"/>
+              <w:rPr>
+                <w:rFonts w:ascii="Segoe UI" w:eastAsia="Times New Roman" w:hAnsi="Segoe UI" w:cs="Segoe UI"/>
+                <w:color w:val="0F1115"/>
+                <w:sz w:val="23"/>
+                <w:szCs w:val="23"/>
+                <w:lang w:eastAsia="ru-RU"/>
+              </w:rPr>
+            </w:pPr>
+            <w:r>
+              <w:rPr>
+                <w:rFonts w:ascii="Segoe UI" w:eastAsia="Times New Roman" w:hAnsi="Segoe UI" w:cs="Segoe UI"/>
+                <w:color w:val="0F1115"/>
+                <w:sz w:val="23"/>
+                <w:szCs w:val="23"/>
+                <w:lang w:eastAsia="ru-RU"/>
+              </w:rPr>
+              <w:t>5</w:t>
+            </w:r>
+          </w:p>
+        </w:tc>
+        <w:tc>
+          <w:tcPr>
+            <w:tcW w:w="0" w:type="auto"/>
+            <w:shd w:val="clear" w:color="auto" w:fill="FFFFFF"/>
+            <w:tcMar>
+              <w:top w:w="150" w:type="dxa"/>
+              <w:left w:w="240" w:type="dxa"/>
+              <w:bottom w:w="150" w:type="dxa"/>
+              <w:right w:w="240" w:type="dxa"/>
+            </w:tcMar>
+            <w:vAlign w:val="center"/>
+            <w:hideMark/>
+          </w:tcPr>
+          <w:p>
+            <w:pPr>
+              <w:spacing w:line="375" w:lineRule="atLeast"/>
+              <w:ind w:firstLine="0"/>
+              <w:rPr>
+                <w:rFonts w:ascii="Segoe UI" w:eastAsia="Times New Roman" w:hAnsi="Segoe UI" w:cs="Segoe UI"/>
+                <w:color w:val="0F1115"/>
+                <w:sz w:val="23"/>
+                <w:szCs w:val="23"/>
+                <w:lang w:eastAsia="ru-RU"/>
+              </w:rPr>
+            </w:pPr>
+            <w:r>
+              <w:rPr>
+                <w:rFonts w:ascii="Segoe UI" w:eastAsia="Times New Roman" w:hAnsi="Segoe UI" w:cs="Segoe UI"/>
+                <w:color w:val="0F1115"/>
+                <w:sz w:val="23"/>
+                <w:szCs w:val="23"/>
+                <w:lang w:eastAsia="ru-RU"/>
+              </w:rPr>
+              <w:t>31</w:t>
+            </w:r>
+          </w:p>
+        </w:tc>
+        <w:tc>
+          <w:tcPr>
+            <w:tcW w:w="0" w:type="auto"/>
+            <w:shd w:val="clear" w:color="auto" w:fill="FFFFFF"/>
+            <w:tcMar>
+              <w:top w:w="150" w:type="dxa"/>
+              <w:left w:w="240" w:type="dxa"/>
+              <w:bottom w:w="150" w:type="dxa"/>
+              <w:right w:w="0" w:type="dxa"/>
+            </w:tcMar>
+            <w:vAlign w:val="center"/>
+            <w:hideMark/>
+          </w:tcPr>
+          <w:p>
+            <w:pPr>
+              <w:spacing w:line="375" w:lineRule="atLeast"/>
+              <w:ind w:firstLine="0"/>
+              <w:rPr>
+                <w:rFonts w:ascii="Segoe UI" w:eastAsia="Times New Roman" w:hAnsi="Segoe UI" w:cs="Segoe UI"/>
+                <w:color w:val="0F1115"/>
+                <w:sz w:val="23"/>
+                <w:szCs w:val="23"/>
+                <w:lang w:eastAsia="ru-RU"/>
+              </w:rPr>
+            </w:pPr>
+            <w:r>
+              <w:rPr>
+                <w:rFonts w:ascii="Segoe UI" w:eastAsia="Times New Roman" w:hAnsi="Segoe UI" w:cs="Segoe UI"/>
+                <w:b/>
+                <w:bCs/>
+                <w:color w:val="0F1115"/>
+                <w:sz w:val="23"/>
+                <w:szCs w:val="23"/>
+                <w:lang w:eastAsia="ru-RU"/>
+              </w:rPr>
+              <w:t>32</w:t>
+            </w:r>
+          </w:p>
+        </w:tc>
+      </w:tr>
+      <w:tr>
+        <w:trPr>
+          <w:trHeight w:val="356"/>
+        </w:trPr>
+        <w:tc>
+          <w:tcPr>
+            <w:tcW w:w="0" w:type="auto"/>
+            <w:shd w:val="clear" w:color="auto" w:fill="FFFFFF"/>
+            <w:tcMar>
+              <w:top w:w="150" w:type="dxa"/>
+              <w:left w:w="0" w:type="dxa"/>
+              <w:bottom w:w="150" w:type="dxa"/>
+              <w:right w:w="240" w:type="dxa"/>
+            </w:tcMar>
+            <w:vAlign w:val="center"/>
+            <w:hideMark/>
+          </w:tcPr>
+          <w:p>
+            <w:pPr>
+              <w:spacing w:line="375" w:lineRule="atLeast"/>
+              <w:ind w:firstLine="0"/>
+              <w:rPr>
+                <w:rFonts w:ascii="Segoe UI" w:eastAsia="Times New Roman" w:hAnsi="Segoe UI" w:cs="Segoe UI"/>
+                <w:color w:val="0F1115"/>
+                <w:sz w:val="23"/>
+                <w:szCs w:val="23"/>
+                <w:lang w:eastAsia="ru-RU"/>
+              </w:rPr>
+            </w:pPr>
+            <w:r>
+              <w:rPr>
+                <w:rFonts w:ascii="Segoe UI" w:eastAsia="Times New Roman" w:hAnsi="Segoe UI" w:cs="Segoe UI"/>
+                <w:color w:val="0F1115"/>
+                <w:sz w:val="23"/>
+                <w:szCs w:val="23"/>
+                <w:lang w:eastAsia="ru-RU"/>
+              </w:rPr>
+              <w:t>6</w:t>
+            </w:r>
+          </w:p>
+        </w:tc>
+        <w:tc>
+          <w:tcPr>
+            <w:tcW w:w="0" w:type="auto"/>
+            <w:shd w:val="clear" w:color="auto" w:fill="FFFFFF"/>
+            <w:tcMar>
+              <w:top w:w="150" w:type="dxa"/>
+              <w:left w:w="240" w:type="dxa"/>
+              <w:bottom w:w="150" w:type="dxa"/>
+              <w:right w:w="240" w:type="dxa"/>
+            </w:tcMar>
+            <w:vAlign w:val="center"/>
+            <w:hideMark/>
+          </w:tcPr>
+          <w:p>
+            <w:pPr>
+              <w:spacing w:line="375" w:lineRule="atLeast"/>
+              <w:ind w:firstLine="0"/>
+              <w:rPr>
+                <w:rFonts w:ascii="Segoe UI" w:eastAsia="Times New Roman" w:hAnsi="Segoe UI" w:cs="Segoe UI"/>
+                <w:color w:val="0F1115"/>
+                <w:sz w:val="23"/>
+                <w:szCs w:val="23"/>
+                <w:lang w:eastAsia="ru-RU"/>
+              </w:rPr>
+            </w:pPr>
+            <w:r>
+              <w:rPr>
+                <w:rFonts w:ascii="Segoe UI" w:eastAsia="Times New Roman" w:hAnsi="Segoe UI" w:cs="Segoe UI"/>
+                <w:color w:val="0F1115"/>
+                <w:sz w:val="23"/>
+                <w:szCs w:val="23"/>
+                <w:lang w:eastAsia="ru-RU"/>
+              </w:rPr>
+              <w:t>63</w:t>
+            </w:r>
+          </w:p>
+        </w:tc>
+        <w:tc>
+          <w:tcPr>
+            <w:tcW w:w="0" w:type="auto"/>
+            <w:shd w:val="clear" w:color="auto" w:fill="FFFFFF"/>
+            <w:tcMar>
+              <w:top w:w="150" w:type="dxa"/>
+              <w:left w:w="240" w:type="dxa"/>
+              <w:bottom w:w="150" w:type="dxa"/>
+              <w:right w:w="0" w:type="dxa"/>
+            </w:tcMar>
+            <w:vAlign w:val="center"/>
+            <w:hideMark/>
+          </w:tcPr>
+          <w:p>
+            <w:pPr>
+              <w:spacing w:line="375" w:lineRule="atLeast"/>
+              <w:ind w:firstLine="0"/>
+              <w:rPr>
+                <w:rFonts w:ascii="Segoe UI" w:eastAsia="Times New Roman" w:hAnsi="Segoe UI" w:cs="Segoe UI"/>
+                <w:color w:val="0F1115"/>
+                <w:sz w:val="23"/>
+                <w:szCs w:val="23"/>
+                <w:lang w:eastAsia="ru-RU"/>
+              </w:rPr>
+            </w:pPr>
+            <w:r>
+              <w:rPr>
+                <w:rFonts w:ascii="Segoe UI" w:eastAsia="Times New Roman" w:hAnsi="Segoe UI" w:cs="Segoe UI"/>
+                <w:b/>
+                <w:bCs/>
+                <w:color w:val="0F1115"/>
+                <w:sz w:val="23"/>
+                <w:szCs w:val="23"/>
+                <w:lang w:eastAsia="ru-RU"/>
+              </w:rPr>
+              <w:t>64</w:t>
+            </w:r>
+            <w:r>
+              <w:rPr>
+                <w:rFonts w:ascii="Segoe UI" w:eastAsia="Times New Roman" w:hAnsi="Segoe UI" w:cs="Segoe UI"/>
+                <w:color w:val="0F1115"/>
+                <w:sz w:val="23"/>
+                <w:szCs w:val="23"/>
+                <w:lang w:eastAsia="ru-RU"/>
+              </w:rPr>
+              <w:t xml:space="preserve"> (за пределами 39)</w:t>
+            </w:r>
+          </w:p>
+        </w:tc>
+      </w:tr>
+    </w:tbl>
     <w:p>
       <w:pPr>
         <w:spacing w:line="240" w:lineRule="auto"/>
         <w:ind w:firstLine="0"/>
-        <w:rPr>
-          <w:rFonts w:ascii="Segoe UI" w:hAnsi="Segoe UI" w:cs="Segoe UI"/>
-          <w:color w:val="0F1115"/>
-          <w:shd w:val="clear" w:color="auto" w:fill="FFFFFF"/>
-        </w:rPr>
+      </w:pPr>
+    </w:p>
+    <w:p>
+      <w:pPr>
+        <w:spacing w:line="240" w:lineRule="auto"/>
+        <w:ind w:firstLine="0"/>
       </w:pPr>
       <w:r>
-        <w:rPr>
-          <w:rFonts w:ascii="Segoe UI" w:hAnsi="Segoe UI" w:cs="Segoe UI"/>
-          <w:color w:val="0F1115"/>
-          <w:shd w:val="clear" w:color="auto" w:fill="FFFFFF"/>
-        </w:rPr>
-        <w:t>Например, после одного использования штраф равен 1, после двух — 3, после трёх — 7.</w:t>
+        <w:t>Почисти код от</w:t>
+      </w:r>
+      <w:r>
+        <w:t xml:space="preserve"> лишнего</w:t>
+      </w:r>
+      <w:r>
+        <w:t xml:space="preserve"> и ошибок, если таковые есть.</w:t>
       </w:r>
     </w:p>
     <w:p>
@@ -1093,29 +2118,16 @@
         <w:ind w:firstLine="0"/>
       </w:pPr>
       <w:r>
-        <w:rPr>
-          <w:rFonts w:ascii="Segoe UI" w:hAnsi="Segoe UI" w:cs="Segoe UI"/>
-          <w:color w:val="0F1115"/>
-          <w:shd w:val="clear" w:color="auto" w:fill="FFFFFF"/>
-        </w:rPr>
-        <w:t xml:space="preserve">Это единственный способ узнать штраф, не устанавливая ничего дополнительно. Нужно положить предмет в наковальню, взять в правый слот любой другой предмет (или просто активировать поле переименования) и посмотреть на стоимость операции. </w:t>
+        <w:t>Обезопась код, проверь в целом безопасность.</w:t>
       </w:r>
+    </w:p>
+    <w:p>
+      <w:pPr>
+        <w:spacing w:line="240" w:lineRule="auto"/>
+        <w:ind w:firstLine="0"/>
+      </w:pPr>
       <w:r>
-        <w:rPr>
-          <w:rStyle w:val="a3"/>
-          <w:rFonts w:ascii="Segoe UI" w:hAnsi="Segoe UI" w:cs="Segoe UI"/>
-          <w:color w:val="0F1115"/>
-          <w:shd w:val="clear" w:color="auto" w:fill="FFFFFF"/>
-        </w:rPr>
-        <w:t>Стоимость переименования будет равна штрафу + 1</w:t>
-      </w:r>
-      <w:r>
-        <w:rPr>
-          <w:rFonts w:ascii="Segoe UI" w:hAnsi="Segoe UI" w:cs="Segoe UI"/>
-          <w:color w:val="0F1115"/>
-          <w:shd w:val="clear" w:color="auto" w:fill="FFFFFF"/>
-        </w:rPr>
-        <w:t xml:space="preserve"> (если только она не достигла лимита в 39 уровней). Например, если наковальня просит 8 уровней за переименование, значит, текущий штраф предмета равен 7.</w:t>
+        <w:t>Протестируй итоговый результат.</w:t>
       </w:r>
     </w:p>
     <w:p>
@@ -1130,18 +2142,6 @@
         <w:ind w:firstLine="0"/>
       </w:pPr>
       <w:r>
-        <w:t>Почистить код</w:t>
-      </w:r>
-    </w:p>
-    <w:p>
-      <w:pPr>
-        <w:spacing w:line="240" w:lineRule="auto"/>
-        <w:ind w:firstLine="0"/>
-        <w:rPr>
-          <w:lang w:val="en-US"/>
-        </w:rPr>
-      </w:pPr>
-      <w:r>
         <w:t>Сделать</w:t>
       </w:r>
       <w:r>
@@ -1150,8 +2150,6 @@
       <w:r>
         <w:t xml:space="preserve"> пользователя.</w:t>
       </w:r>
-      <w:bookmarkStart w:id="0" w:name="_GoBack"/>
-      <w:bookmarkEnd w:id="0"/>
     </w:p>
     <w:p>
       <w:pPr>
@@ -1164,6 +2162,2235 @@
       <w:r>
         <w:t>mc-icons.com</w:t>
       </w:r>
+    </w:p>
+    <w:p>
+      <w:pPr>
+        <w:spacing w:line="240" w:lineRule="auto"/>
+        <w:ind w:firstLine="0"/>
+      </w:pPr>
+      <w:r>
+        <w:lastRenderedPageBreak/>
+        <w:t xml:space="preserve">Напиши справки для двух шторок: Для новичков и </w:t>
+      </w:r>
+      <w:proofErr w:type="gramStart"/>
+      <w:r>
+        <w:t>Для</w:t>
+      </w:r>
+      <w:proofErr w:type="gramEnd"/>
+      <w:r>
+        <w:t xml:space="preserve"> опытных игроков.</w:t>
+      </w:r>
+    </w:p>
+    <w:p>
+      <w:pPr>
+        <w:spacing w:line="240" w:lineRule="auto"/>
+        <w:ind w:firstLine="0"/>
+      </w:pPr>
+      <w:r>
+        <w:t xml:space="preserve">В шторки </w:t>
+      </w:r>
+      <w:proofErr w:type="gramStart"/>
+      <w:r>
+        <w:t>Для</w:t>
+      </w:r>
+      <w:proofErr w:type="gramEnd"/>
+      <w:r>
+        <w:t xml:space="preserve"> новичков опиши как пользоваться функционалом, кратко.</w:t>
+      </w:r>
+    </w:p>
+    <w:p>
+      <w:pPr>
+        <w:tabs>
+          <w:tab w:val="left" w:pos="916"/>
+          <w:tab w:val="left" w:pos="1832"/>
+          <w:tab w:val="left" w:pos="2748"/>
+          <w:tab w:val="left" w:pos="3664"/>
+          <w:tab w:val="left" w:pos="4580"/>
+          <w:tab w:val="left" w:pos="5496"/>
+          <w:tab w:val="left" w:pos="6412"/>
+          <w:tab w:val="left" w:pos="7328"/>
+          <w:tab w:val="left" w:pos="8244"/>
+          <w:tab w:val="left" w:pos="9160"/>
+          <w:tab w:val="left" w:pos="10076"/>
+          <w:tab w:val="left" w:pos="10992"/>
+          <w:tab w:val="left" w:pos="11908"/>
+          <w:tab w:val="left" w:pos="12824"/>
+          <w:tab w:val="left" w:pos="13740"/>
+          <w:tab w:val="left" w:pos="14656"/>
+        </w:tabs>
+        <w:spacing w:line="240" w:lineRule="auto"/>
+        <w:ind w:firstLine="0"/>
+        <w:rPr>
+          <w:rFonts w:ascii="Consolas" w:eastAsia="Times New Roman" w:hAnsi="Consolas" w:cs="Courier New"/>
+          <w:color w:val="0F1115"/>
+          <w:sz w:val="20"/>
+          <w:szCs w:val="20"/>
+          <w:lang w:eastAsia="ru-RU"/>
+        </w:rPr>
+      </w:pPr>
+      <w:r>
+        <w:t xml:space="preserve">В шторки </w:t>
+      </w:r>
+      <w:proofErr w:type="gramStart"/>
+      <w:r>
+        <w:t>Для</w:t>
+      </w:r>
+      <w:proofErr w:type="gramEnd"/>
+      <w:r>
+        <w:t xml:space="preserve"> опытных игроков чуть подробнее опиши как пользоваться основным функционалом и как пользоваться дополнительным функционалом (</w:t>
+      </w:r>
+      <w:proofErr w:type="spellStart"/>
+      <w:r>
+        <w:t>кастомные</w:t>
+      </w:r>
+      <w:proofErr w:type="spellEnd"/>
+      <w:r>
+        <w:t xml:space="preserve"> чары,</w:t>
+      </w:r>
+      <w:r>
+        <w:t xml:space="preserve"> ремонт, переименование, прошлых </w:t>
+      </w:r>
+      <w:proofErr w:type="spellStart"/>
+      <w:r>
+        <w:t>зачарований</w:t>
+      </w:r>
+      <w:proofErr w:type="spellEnd"/>
+      <w:r>
+        <w:t>)</w:t>
+      </w:r>
+      <w:r>
+        <w:t>. В эту же шторку добавь формулу расчёта множителя</w:t>
+      </w:r>
+      <w:r>
+        <w:t xml:space="preserve">: </w:t>
+      </w:r>
+      <w:r>
+        <w:rPr>
+          <w:rFonts w:ascii="Consolas" w:eastAsia="Times New Roman" w:hAnsi="Consolas" w:cs="Courier New"/>
+          <w:color w:val="0F1115"/>
+          <w:sz w:val="20"/>
+          <w:szCs w:val="20"/>
+          <w:lang w:eastAsia="ru-RU"/>
+        </w:rPr>
+        <w:t xml:space="preserve">Множитель = Стоимость на наковальне / Уровень </w:t>
+      </w:r>
+      <w:proofErr w:type="spellStart"/>
+      <w:r>
+        <w:rPr>
+          <w:rFonts w:ascii="Consolas" w:eastAsia="Times New Roman" w:hAnsi="Consolas" w:cs="Courier New"/>
+          <w:color w:val="0F1115"/>
+          <w:sz w:val="20"/>
+          <w:szCs w:val="20"/>
+          <w:lang w:eastAsia="ru-RU"/>
+        </w:rPr>
+        <w:t>зачарования</w:t>
+      </w:r>
+      <w:proofErr w:type="spellEnd"/>
+      <w:r>
+        <w:rPr>
+          <w:rFonts w:ascii="Consolas" w:eastAsia="Times New Roman" w:hAnsi="Consolas" w:cs="Courier New"/>
+          <w:color w:val="0F1115"/>
+          <w:sz w:val="20"/>
+          <w:szCs w:val="20"/>
+          <w:lang w:eastAsia="ru-RU"/>
+        </w:rPr>
+        <w:t>.</w:t>
+      </w:r>
+    </w:p>
+    <w:p>
+      <w:pPr>
+        <w:tabs>
+          <w:tab w:val="left" w:pos="916"/>
+          <w:tab w:val="left" w:pos="1832"/>
+          <w:tab w:val="left" w:pos="2748"/>
+          <w:tab w:val="left" w:pos="3664"/>
+          <w:tab w:val="left" w:pos="4580"/>
+          <w:tab w:val="left" w:pos="5496"/>
+          <w:tab w:val="left" w:pos="6412"/>
+          <w:tab w:val="left" w:pos="7328"/>
+          <w:tab w:val="left" w:pos="8244"/>
+          <w:tab w:val="left" w:pos="9160"/>
+          <w:tab w:val="left" w:pos="10076"/>
+          <w:tab w:val="left" w:pos="10992"/>
+          <w:tab w:val="left" w:pos="11908"/>
+          <w:tab w:val="left" w:pos="12824"/>
+          <w:tab w:val="left" w:pos="13740"/>
+          <w:tab w:val="left" w:pos="14656"/>
+        </w:tabs>
+        <w:spacing w:line="240" w:lineRule="auto"/>
+        <w:ind w:firstLine="0"/>
+        <w:rPr>
+          <w:rFonts w:ascii="Consolas" w:eastAsia="Times New Roman" w:hAnsi="Consolas" w:cs="Courier New"/>
+          <w:color w:val="0F1115"/>
+          <w:sz w:val="20"/>
+          <w:szCs w:val="20"/>
+          <w:lang w:eastAsia="ru-RU"/>
+        </w:rPr>
+      </w:pPr>
+      <w:r>
+        <w:rPr>
+          <w:rFonts w:ascii="Consolas" w:eastAsia="Times New Roman" w:hAnsi="Consolas" w:cs="Courier New"/>
+          <w:color w:val="0F1115"/>
+          <w:sz w:val="20"/>
+          <w:szCs w:val="20"/>
+          <w:lang w:eastAsia="ru-RU"/>
+        </w:rPr>
+        <w:t xml:space="preserve">Также добавь таблицы групп </w:t>
+      </w:r>
+      <w:proofErr w:type="spellStart"/>
+      <w:r>
+        <w:rPr>
+          <w:rFonts w:ascii="Consolas" w:eastAsia="Times New Roman" w:hAnsi="Consolas" w:cs="Courier New"/>
+          <w:color w:val="0F1115"/>
+          <w:sz w:val="20"/>
+          <w:szCs w:val="20"/>
+          <w:lang w:eastAsia="ru-RU"/>
+        </w:rPr>
+        <w:t>зачарований</w:t>
+      </w:r>
+      <w:proofErr w:type="spellEnd"/>
+      <w:r>
+        <w:rPr>
+          <w:rFonts w:ascii="Consolas" w:eastAsia="Times New Roman" w:hAnsi="Consolas" w:cs="Courier New"/>
+          <w:color w:val="0F1115"/>
+          <w:sz w:val="20"/>
+          <w:szCs w:val="20"/>
+          <w:lang w:eastAsia="ru-RU"/>
+        </w:rPr>
+        <w:t xml:space="preserve">: </w:t>
+      </w:r>
+    </w:p>
+    <w:tbl>
+      <w:tblPr>
+        <w:tblW w:w="8808" w:type="dxa"/>
+        <w:tblBorders>
+          <w:top w:val="single" w:sz="4" w:space="0" w:color="auto"/>
+          <w:left w:val="single" w:sz="4" w:space="0" w:color="auto"/>
+          <w:bottom w:val="single" w:sz="4" w:space="0" w:color="auto"/>
+          <w:right w:val="single" w:sz="4" w:space="0" w:color="auto"/>
+          <w:insideH w:val="single" w:sz="4" w:space="0" w:color="auto"/>
+          <w:insideV w:val="single" w:sz="4" w:space="0" w:color="auto"/>
+        </w:tblBorders>
+        <w:shd w:val="clear" w:color="auto" w:fill="FFFFFF"/>
+        <w:tblCellMar>
+          <w:top w:w="15" w:type="dxa"/>
+          <w:left w:w="15" w:type="dxa"/>
+          <w:bottom w:w="15" w:type="dxa"/>
+          <w:right w:w="15" w:type="dxa"/>
+        </w:tblCellMar>
+        <w:tblLook w:val="04A0" w:firstRow="1" w:lastRow="0" w:firstColumn="1" w:lastColumn="0" w:noHBand="0" w:noVBand="1"/>
+      </w:tblPr>
+      <w:tblGrid>
+        <w:gridCol w:w="1340"/>
+        <w:gridCol w:w="7468"/>
+      </w:tblGrid>
+      <w:tr>
+        <w:trPr>
+          <w:trHeight w:val="360"/>
+        </w:trPr>
+        <w:tc>
+          <w:tcPr>
+            <w:tcW w:w="0" w:type="auto"/>
+            <w:shd w:val="clear" w:color="auto" w:fill="FFFFFF"/>
+            <w:tcMar>
+              <w:top w:w="150" w:type="dxa"/>
+              <w:left w:w="0" w:type="dxa"/>
+              <w:bottom w:w="150" w:type="dxa"/>
+              <w:right w:w="240" w:type="dxa"/>
+            </w:tcMar>
+            <w:vAlign w:val="center"/>
+            <w:hideMark/>
+          </w:tcPr>
+          <w:p>
+            <w:pPr>
+              <w:spacing w:line="375" w:lineRule="atLeast"/>
+              <w:ind w:firstLine="0"/>
+              <w:rPr>
+                <w:rFonts w:ascii="Segoe UI" w:eastAsia="Times New Roman" w:hAnsi="Segoe UI" w:cs="Segoe UI"/>
+                <w:color w:val="0F1115"/>
+                <w:sz w:val="23"/>
+                <w:szCs w:val="23"/>
+                <w:lang w:eastAsia="ru-RU"/>
+              </w:rPr>
+            </w:pPr>
+            <w:proofErr w:type="spellStart"/>
+            <w:r>
+              <w:rPr>
+                <w:rFonts w:ascii="Consolas" w:eastAsia="Times New Roman" w:hAnsi="Consolas" w:cs="Courier New"/>
+                <w:color w:val="0F1115"/>
+                <w:sz w:val="20"/>
+                <w:szCs w:val="20"/>
+                <w:shd w:val="clear" w:color="auto" w:fill="EBEEF2"/>
+                <w:lang w:eastAsia="ru-RU"/>
+              </w:rPr>
+              <w:t>damage</w:t>
+            </w:r>
+            <w:proofErr w:type="spellEnd"/>
+          </w:p>
+        </w:tc>
+        <w:tc>
+          <w:tcPr>
+            <w:tcW w:w="0" w:type="auto"/>
+            <w:shd w:val="clear" w:color="auto" w:fill="FFFFFF"/>
+            <w:tcMar>
+              <w:top w:w="150" w:type="dxa"/>
+              <w:left w:w="240" w:type="dxa"/>
+              <w:bottom w:w="150" w:type="dxa"/>
+              <w:right w:w="0" w:type="dxa"/>
+            </w:tcMar>
+            <w:vAlign w:val="center"/>
+            <w:hideMark/>
+          </w:tcPr>
+          <w:p>
+            <w:pPr>
+              <w:spacing w:line="375" w:lineRule="atLeast"/>
+              <w:ind w:firstLine="0"/>
+              <w:rPr>
+                <w:rFonts w:ascii="Segoe UI" w:eastAsia="Times New Roman" w:hAnsi="Segoe UI" w:cs="Segoe UI"/>
+                <w:color w:val="0F1115"/>
+                <w:sz w:val="23"/>
+                <w:szCs w:val="23"/>
+                <w:lang w:eastAsia="ru-RU"/>
+              </w:rPr>
+            </w:pPr>
+            <w:r>
+              <w:rPr>
+                <w:rFonts w:ascii="Segoe UI" w:eastAsia="Times New Roman" w:hAnsi="Segoe UI" w:cs="Segoe UI"/>
+                <w:color w:val="0F1115"/>
+                <w:sz w:val="23"/>
+                <w:szCs w:val="23"/>
+                <w:lang w:eastAsia="ru-RU"/>
+              </w:rPr>
+              <w:t xml:space="preserve">Все чары, увеличивающие урон в ближнем бою (аналоги </w:t>
+            </w:r>
+            <w:proofErr w:type="spellStart"/>
+            <w:r>
+              <w:rPr>
+                <w:rFonts w:ascii="Segoe UI" w:eastAsia="Times New Roman" w:hAnsi="Segoe UI" w:cs="Segoe UI"/>
+                <w:color w:val="0F1115"/>
+                <w:sz w:val="23"/>
+                <w:szCs w:val="23"/>
+                <w:lang w:eastAsia="ru-RU"/>
+              </w:rPr>
+              <w:t>Sharpness</w:t>
+            </w:r>
+            <w:proofErr w:type="spellEnd"/>
+            <w:r>
+              <w:rPr>
+                <w:rFonts w:ascii="Segoe UI" w:eastAsia="Times New Roman" w:hAnsi="Segoe UI" w:cs="Segoe UI"/>
+                <w:color w:val="0F1115"/>
+                <w:sz w:val="23"/>
+                <w:szCs w:val="23"/>
+                <w:lang w:eastAsia="ru-RU"/>
+              </w:rPr>
+              <w:t xml:space="preserve">, </w:t>
+            </w:r>
+            <w:proofErr w:type="spellStart"/>
+            <w:r>
+              <w:rPr>
+                <w:rFonts w:ascii="Segoe UI" w:eastAsia="Times New Roman" w:hAnsi="Segoe UI" w:cs="Segoe UI"/>
+                <w:color w:val="0F1115"/>
+                <w:sz w:val="23"/>
+                <w:szCs w:val="23"/>
+                <w:lang w:eastAsia="ru-RU"/>
+              </w:rPr>
+              <w:t>Smite</w:t>
+            </w:r>
+            <w:proofErr w:type="spellEnd"/>
+            <w:r>
+              <w:rPr>
+                <w:rFonts w:ascii="Segoe UI" w:eastAsia="Times New Roman" w:hAnsi="Segoe UI" w:cs="Segoe UI"/>
+                <w:color w:val="0F1115"/>
+                <w:sz w:val="23"/>
+                <w:szCs w:val="23"/>
+                <w:lang w:eastAsia="ru-RU"/>
+              </w:rPr>
+              <w:t>)</w:t>
+            </w:r>
+          </w:p>
+        </w:tc>
+      </w:tr>
+      <w:tr>
+        <w:trPr>
+          <w:trHeight w:val="346"/>
+        </w:trPr>
+        <w:tc>
+          <w:tcPr>
+            <w:tcW w:w="0" w:type="auto"/>
+            <w:shd w:val="clear" w:color="auto" w:fill="FFFFFF"/>
+            <w:tcMar>
+              <w:top w:w="150" w:type="dxa"/>
+              <w:left w:w="0" w:type="dxa"/>
+              <w:bottom w:w="150" w:type="dxa"/>
+              <w:right w:w="240" w:type="dxa"/>
+            </w:tcMar>
+            <w:vAlign w:val="center"/>
+            <w:hideMark/>
+          </w:tcPr>
+          <w:p>
+            <w:pPr>
+              <w:spacing w:line="375" w:lineRule="atLeast"/>
+              <w:ind w:firstLine="0"/>
+              <w:rPr>
+                <w:rFonts w:ascii="Segoe UI" w:eastAsia="Times New Roman" w:hAnsi="Segoe UI" w:cs="Segoe UI"/>
+                <w:color w:val="0F1115"/>
+                <w:sz w:val="23"/>
+                <w:szCs w:val="23"/>
+                <w:lang w:eastAsia="ru-RU"/>
+              </w:rPr>
+            </w:pPr>
+            <w:proofErr w:type="spellStart"/>
+            <w:r>
+              <w:rPr>
+                <w:rFonts w:ascii="Consolas" w:eastAsia="Times New Roman" w:hAnsi="Consolas" w:cs="Courier New"/>
+                <w:color w:val="0F1115"/>
+                <w:sz w:val="20"/>
+                <w:szCs w:val="20"/>
+                <w:shd w:val="clear" w:color="auto" w:fill="EBEEF2"/>
+                <w:lang w:eastAsia="ru-RU"/>
+              </w:rPr>
+              <w:t>protection</w:t>
+            </w:r>
+            <w:proofErr w:type="spellEnd"/>
+          </w:p>
+        </w:tc>
+        <w:tc>
+          <w:tcPr>
+            <w:tcW w:w="0" w:type="auto"/>
+            <w:shd w:val="clear" w:color="auto" w:fill="FFFFFF"/>
+            <w:tcMar>
+              <w:top w:w="150" w:type="dxa"/>
+              <w:left w:w="240" w:type="dxa"/>
+              <w:bottom w:w="150" w:type="dxa"/>
+              <w:right w:w="0" w:type="dxa"/>
+            </w:tcMar>
+            <w:vAlign w:val="center"/>
+            <w:hideMark/>
+          </w:tcPr>
+          <w:p>
+            <w:pPr>
+              <w:spacing w:line="375" w:lineRule="atLeast"/>
+              <w:ind w:firstLine="0"/>
+              <w:rPr>
+                <w:rFonts w:ascii="Segoe UI" w:eastAsia="Times New Roman" w:hAnsi="Segoe UI" w:cs="Segoe UI"/>
+                <w:color w:val="0F1115"/>
+                <w:sz w:val="23"/>
+                <w:szCs w:val="23"/>
+                <w:lang w:eastAsia="ru-RU"/>
+              </w:rPr>
+            </w:pPr>
+            <w:r>
+              <w:rPr>
+                <w:rFonts w:ascii="Segoe UI" w:eastAsia="Times New Roman" w:hAnsi="Segoe UI" w:cs="Segoe UI"/>
+                <w:color w:val="0F1115"/>
+                <w:sz w:val="23"/>
+                <w:szCs w:val="23"/>
+                <w:lang w:eastAsia="ru-RU"/>
+              </w:rPr>
+              <w:t>Все виды защитных чар на броню</w:t>
+            </w:r>
+          </w:p>
+        </w:tc>
+      </w:tr>
+      <w:tr>
+        <w:trPr>
+          <w:trHeight w:val="360"/>
+        </w:trPr>
+        <w:tc>
+          <w:tcPr>
+            <w:tcW w:w="0" w:type="auto"/>
+            <w:shd w:val="clear" w:color="auto" w:fill="FFFFFF"/>
+            <w:tcMar>
+              <w:top w:w="150" w:type="dxa"/>
+              <w:left w:w="0" w:type="dxa"/>
+              <w:bottom w:w="150" w:type="dxa"/>
+              <w:right w:w="240" w:type="dxa"/>
+            </w:tcMar>
+            <w:vAlign w:val="center"/>
+            <w:hideMark/>
+          </w:tcPr>
+          <w:p>
+            <w:pPr>
+              <w:spacing w:line="375" w:lineRule="atLeast"/>
+              <w:ind w:firstLine="0"/>
+              <w:rPr>
+                <w:rFonts w:ascii="Segoe UI" w:eastAsia="Times New Roman" w:hAnsi="Segoe UI" w:cs="Segoe UI"/>
+                <w:color w:val="0F1115"/>
+                <w:sz w:val="23"/>
+                <w:szCs w:val="23"/>
+                <w:lang w:eastAsia="ru-RU"/>
+              </w:rPr>
+            </w:pPr>
+            <w:proofErr w:type="spellStart"/>
+            <w:r>
+              <w:rPr>
+                <w:rFonts w:ascii="Consolas" w:eastAsia="Times New Roman" w:hAnsi="Consolas" w:cs="Courier New"/>
+                <w:color w:val="0F1115"/>
+                <w:sz w:val="20"/>
+                <w:szCs w:val="20"/>
+                <w:shd w:val="clear" w:color="auto" w:fill="EBEEF2"/>
+                <w:lang w:eastAsia="ru-RU"/>
+              </w:rPr>
+              <w:t>mining</w:t>
+            </w:r>
+            <w:proofErr w:type="spellEnd"/>
+          </w:p>
+        </w:tc>
+        <w:tc>
+          <w:tcPr>
+            <w:tcW w:w="0" w:type="auto"/>
+            <w:shd w:val="clear" w:color="auto" w:fill="FFFFFF"/>
+            <w:tcMar>
+              <w:top w:w="150" w:type="dxa"/>
+              <w:left w:w="240" w:type="dxa"/>
+              <w:bottom w:w="150" w:type="dxa"/>
+              <w:right w:w="0" w:type="dxa"/>
+            </w:tcMar>
+            <w:vAlign w:val="center"/>
+            <w:hideMark/>
+          </w:tcPr>
+          <w:p>
+            <w:pPr>
+              <w:spacing w:line="375" w:lineRule="atLeast"/>
+              <w:ind w:firstLine="0"/>
+              <w:rPr>
+                <w:rFonts w:ascii="Segoe UI" w:eastAsia="Times New Roman" w:hAnsi="Segoe UI" w:cs="Segoe UI"/>
+                <w:color w:val="0F1115"/>
+                <w:sz w:val="23"/>
+                <w:szCs w:val="23"/>
+                <w:lang w:eastAsia="ru-RU"/>
+              </w:rPr>
+            </w:pPr>
+            <w:r>
+              <w:rPr>
+                <w:rFonts w:ascii="Segoe UI" w:eastAsia="Times New Roman" w:hAnsi="Segoe UI" w:cs="Segoe UI"/>
+                <w:color w:val="0F1115"/>
+                <w:sz w:val="23"/>
+                <w:szCs w:val="23"/>
+                <w:lang w:eastAsia="ru-RU"/>
+              </w:rPr>
+              <w:t xml:space="preserve">Чары, влияющие на добычу блоков (аналоги </w:t>
+            </w:r>
+            <w:proofErr w:type="spellStart"/>
+            <w:r>
+              <w:rPr>
+                <w:rFonts w:ascii="Segoe UI" w:eastAsia="Times New Roman" w:hAnsi="Segoe UI" w:cs="Segoe UI"/>
+                <w:color w:val="0F1115"/>
+                <w:sz w:val="23"/>
+                <w:szCs w:val="23"/>
+                <w:lang w:eastAsia="ru-RU"/>
+              </w:rPr>
+              <w:t>Fortune</w:t>
+            </w:r>
+            <w:proofErr w:type="spellEnd"/>
+            <w:r>
+              <w:rPr>
+                <w:rFonts w:ascii="Segoe UI" w:eastAsia="Times New Roman" w:hAnsi="Segoe UI" w:cs="Segoe UI"/>
+                <w:color w:val="0F1115"/>
+                <w:sz w:val="23"/>
+                <w:szCs w:val="23"/>
+                <w:lang w:eastAsia="ru-RU"/>
+              </w:rPr>
+              <w:t xml:space="preserve">, </w:t>
+            </w:r>
+            <w:proofErr w:type="spellStart"/>
+            <w:r>
+              <w:rPr>
+                <w:rFonts w:ascii="Segoe UI" w:eastAsia="Times New Roman" w:hAnsi="Segoe UI" w:cs="Segoe UI"/>
+                <w:color w:val="0F1115"/>
+                <w:sz w:val="23"/>
+                <w:szCs w:val="23"/>
+                <w:lang w:eastAsia="ru-RU"/>
+              </w:rPr>
+              <w:t>Silk</w:t>
+            </w:r>
+            <w:proofErr w:type="spellEnd"/>
+            <w:r>
+              <w:rPr>
+                <w:rFonts w:ascii="Segoe UI" w:eastAsia="Times New Roman" w:hAnsi="Segoe UI" w:cs="Segoe UI"/>
+                <w:color w:val="0F1115"/>
+                <w:sz w:val="23"/>
+                <w:szCs w:val="23"/>
+                <w:lang w:eastAsia="ru-RU"/>
+              </w:rPr>
+              <w:t xml:space="preserve"> </w:t>
+            </w:r>
+            <w:proofErr w:type="spellStart"/>
+            <w:r>
+              <w:rPr>
+                <w:rFonts w:ascii="Segoe UI" w:eastAsia="Times New Roman" w:hAnsi="Segoe UI" w:cs="Segoe UI"/>
+                <w:color w:val="0F1115"/>
+                <w:sz w:val="23"/>
+                <w:szCs w:val="23"/>
+                <w:lang w:eastAsia="ru-RU"/>
+              </w:rPr>
+              <w:t>Touch</w:t>
+            </w:r>
+            <w:proofErr w:type="spellEnd"/>
+            <w:r>
+              <w:rPr>
+                <w:rFonts w:ascii="Segoe UI" w:eastAsia="Times New Roman" w:hAnsi="Segoe UI" w:cs="Segoe UI"/>
+                <w:color w:val="0F1115"/>
+                <w:sz w:val="23"/>
+                <w:szCs w:val="23"/>
+                <w:lang w:eastAsia="ru-RU"/>
+              </w:rPr>
+              <w:t>)</w:t>
+            </w:r>
+          </w:p>
+        </w:tc>
+      </w:tr>
+      <w:tr>
+        <w:trPr>
+          <w:trHeight w:val="360"/>
+        </w:trPr>
+        <w:tc>
+          <w:tcPr>
+            <w:tcW w:w="0" w:type="auto"/>
+            <w:shd w:val="clear" w:color="auto" w:fill="FFFFFF"/>
+            <w:tcMar>
+              <w:top w:w="150" w:type="dxa"/>
+              <w:left w:w="0" w:type="dxa"/>
+              <w:bottom w:w="150" w:type="dxa"/>
+              <w:right w:w="240" w:type="dxa"/>
+            </w:tcMar>
+            <w:vAlign w:val="center"/>
+            <w:hideMark/>
+          </w:tcPr>
+          <w:p>
+            <w:pPr>
+              <w:spacing w:line="375" w:lineRule="atLeast"/>
+              <w:ind w:firstLine="0"/>
+              <w:rPr>
+                <w:rFonts w:ascii="Segoe UI" w:eastAsia="Times New Roman" w:hAnsi="Segoe UI" w:cs="Segoe UI"/>
+                <w:color w:val="0F1115"/>
+                <w:sz w:val="23"/>
+                <w:szCs w:val="23"/>
+                <w:lang w:eastAsia="ru-RU"/>
+              </w:rPr>
+            </w:pPr>
+            <w:proofErr w:type="spellStart"/>
+            <w:r>
+              <w:rPr>
+                <w:rFonts w:ascii="Consolas" w:eastAsia="Times New Roman" w:hAnsi="Consolas" w:cs="Courier New"/>
+                <w:color w:val="0F1115"/>
+                <w:sz w:val="20"/>
+                <w:szCs w:val="20"/>
+                <w:shd w:val="clear" w:color="auto" w:fill="EBEEF2"/>
+                <w:lang w:eastAsia="ru-RU"/>
+              </w:rPr>
+              <w:t>boots</w:t>
+            </w:r>
+            <w:proofErr w:type="spellEnd"/>
+          </w:p>
+        </w:tc>
+        <w:tc>
+          <w:tcPr>
+            <w:tcW w:w="0" w:type="auto"/>
+            <w:shd w:val="clear" w:color="auto" w:fill="FFFFFF"/>
+            <w:tcMar>
+              <w:top w:w="150" w:type="dxa"/>
+              <w:left w:w="240" w:type="dxa"/>
+              <w:bottom w:w="150" w:type="dxa"/>
+              <w:right w:w="0" w:type="dxa"/>
+            </w:tcMar>
+            <w:vAlign w:val="center"/>
+            <w:hideMark/>
+          </w:tcPr>
+          <w:p>
+            <w:pPr>
+              <w:spacing w:line="375" w:lineRule="atLeast"/>
+              <w:ind w:firstLine="0"/>
+              <w:rPr>
+                <w:rFonts w:ascii="Segoe UI" w:eastAsia="Times New Roman" w:hAnsi="Segoe UI" w:cs="Segoe UI"/>
+                <w:color w:val="0F1115"/>
+                <w:sz w:val="23"/>
+                <w:szCs w:val="23"/>
+                <w:lang w:eastAsia="ru-RU"/>
+              </w:rPr>
+            </w:pPr>
+            <w:r>
+              <w:rPr>
+                <w:rFonts w:ascii="Segoe UI" w:eastAsia="Times New Roman" w:hAnsi="Segoe UI" w:cs="Segoe UI"/>
+                <w:color w:val="0F1115"/>
+                <w:sz w:val="23"/>
+                <w:szCs w:val="23"/>
+                <w:lang w:eastAsia="ru-RU"/>
+              </w:rPr>
+              <w:t xml:space="preserve">Чары на ботинки, конфликтующие между собой (аналоги </w:t>
+            </w:r>
+            <w:proofErr w:type="spellStart"/>
+            <w:r>
+              <w:rPr>
+                <w:rFonts w:ascii="Segoe UI" w:eastAsia="Times New Roman" w:hAnsi="Segoe UI" w:cs="Segoe UI"/>
+                <w:color w:val="0F1115"/>
+                <w:sz w:val="23"/>
+                <w:szCs w:val="23"/>
+                <w:lang w:eastAsia="ru-RU"/>
+              </w:rPr>
+              <w:t>Depth</w:t>
+            </w:r>
+            <w:proofErr w:type="spellEnd"/>
+            <w:r>
+              <w:rPr>
+                <w:rFonts w:ascii="Segoe UI" w:eastAsia="Times New Roman" w:hAnsi="Segoe UI" w:cs="Segoe UI"/>
+                <w:color w:val="0F1115"/>
+                <w:sz w:val="23"/>
+                <w:szCs w:val="23"/>
+                <w:lang w:eastAsia="ru-RU"/>
+              </w:rPr>
+              <w:t xml:space="preserve"> </w:t>
+            </w:r>
+            <w:proofErr w:type="spellStart"/>
+            <w:r>
+              <w:rPr>
+                <w:rFonts w:ascii="Segoe UI" w:eastAsia="Times New Roman" w:hAnsi="Segoe UI" w:cs="Segoe UI"/>
+                <w:color w:val="0F1115"/>
+                <w:sz w:val="23"/>
+                <w:szCs w:val="23"/>
+                <w:lang w:eastAsia="ru-RU"/>
+              </w:rPr>
+              <w:t>Strider</w:t>
+            </w:r>
+            <w:proofErr w:type="spellEnd"/>
+            <w:r>
+              <w:rPr>
+                <w:rFonts w:ascii="Segoe UI" w:eastAsia="Times New Roman" w:hAnsi="Segoe UI" w:cs="Segoe UI"/>
+                <w:color w:val="0F1115"/>
+                <w:sz w:val="23"/>
+                <w:szCs w:val="23"/>
+                <w:lang w:eastAsia="ru-RU"/>
+              </w:rPr>
+              <w:t xml:space="preserve">, </w:t>
+            </w:r>
+            <w:proofErr w:type="spellStart"/>
+            <w:r>
+              <w:rPr>
+                <w:rFonts w:ascii="Segoe UI" w:eastAsia="Times New Roman" w:hAnsi="Segoe UI" w:cs="Segoe UI"/>
+                <w:color w:val="0F1115"/>
+                <w:sz w:val="23"/>
+                <w:szCs w:val="23"/>
+                <w:lang w:eastAsia="ru-RU"/>
+              </w:rPr>
+              <w:t>Frost</w:t>
+            </w:r>
+            <w:proofErr w:type="spellEnd"/>
+            <w:r>
+              <w:rPr>
+                <w:rFonts w:ascii="Segoe UI" w:eastAsia="Times New Roman" w:hAnsi="Segoe UI" w:cs="Segoe UI"/>
+                <w:color w:val="0F1115"/>
+                <w:sz w:val="23"/>
+                <w:szCs w:val="23"/>
+                <w:lang w:eastAsia="ru-RU"/>
+              </w:rPr>
+              <w:t xml:space="preserve"> </w:t>
+            </w:r>
+            <w:proofErr w:type="spellStart"/>
+            <w:r>
+              <w:rPr>
+                <w:rFonts w:ascii="Segoe UI" w:eastAsia="Times New Roman" w:hAnsi="Segoe UI" w:cs="Segoe UI"/>
+                <w:color w:val="0F1115"/>
+                <w:sz w:val="23"/>
+                <w:szCs w:val="23"/>
+                <w:lang w:eastAsia="ru-RU"/>
+              </w:rPr>
+              <w:t>Walker</w:t>
+            </w:r>
+            <w:proofErr w:type="spellEnd"/>
+            <w:r>
+              <w:rPr>
+                <w:rFonts w:ascii="Segoe UI" w:eastAsia="Times New Roman" w:hAnsi="Segoe UI" w:cs="Segoe UI"/>
+                <w:color w:val="0F1115"/>
+                <w:sz w:val="23"/>
+                <w:szCs w:val="23"/>
+                <w:lang w:eastAsia="ru-RU"/>
+              </w:rPr>
+              <w:t>)</w:t>
+            </w:r>
+          </w:p>
+        </w:tc>
+      </w:tr>
+      <w:tr>
+        <w:trPr>
+          <w:trHeight w:val="346"/>
+        </w:trPr>
+        <w:tc>
+          <w:tcPr>
+            <w:tcW w:w="0" w:type="auto"/>
+            <w:shd w:val="clear" w:color="auto" w:fill="FFFFFF"/>
+            <w:tcMar>
+              <w:top w:w="150" w:type="dxa"/>
+              <w:left w:w="0" w:type="dxa"/>
+              <w:bottom w:w="150" w:type="dxa"/>
+              <w:right w:w="240" w:type="dxa"/>
+            </w:tcMar>
+            <w:vAlign w:val="center"/>
+            <w:hideMark/>
+          </w:tcPr>
+          <w:p>
+            <w:pPr>
+              <w:spacing w:line="375" w:lineRule="atLeast"/>
+              <w:ind w:firstLine="0"/>
+              <w:rPr>
+                <w:rFonts w:ascii="Segoe UI" w:eastAsia="Times New Roman" w:hAnsi="Segoe UI" w:cs="Segoe UI"/>
+                <w:color w:val="0F1115"/>
+                <w:sz w:val="23"/>
+                <w:szCs w:val="23"/>
+                <w:lang w:eastAsia="ru-RU"/>
+              </w:rPr>
+            </w:pPr>
+            <w:proofErr w:type="spellStart"/>
+            <w:r>
+              <w:rPr>
+                <w:rFonts w:ascii="Consolas" w:eastAsia="Times New Roman" w:hAnsi="Consolas" w:cs="Courier New"/>
+                <w:color w:val="0F1115"/>
+                <w:sz w:val="20"/>
+                <w:szCs w:val="20"/>
+                <w:shd w:val="clear" w:color="auto" w:fill="EBEEF2"/>
+                <w:lang w:eastAsia="ru-RU"/>
+              </w:rPr>
+              <w:t>trident</w:t>
+            </w:r>
+            <w:proofErr w:type="spellEnd"/>
+          </w:p>
+        </w:tc>
+        <w:tc>
+          <w:tcPr>
+            <w:tcW w:w="0" w:type="auto"/>
+            <w:shd w:val="clear" w:color="auto" w:fill="FFFFFF"/>
+            <w:tcMar>
+              <w:top w:w="150" w:type="dxa"/>
+              <w:left w:w="240" w:type="dxa"/>
+              <w:bottom w:w="150" w:type="dxa"/>
+              <w:right w:w="0" w:type="dxa"/>
+            </w:tcMar>
+            <w:vAlign w:val="center"/>
+            <w:hideMark/>
+          </w:tcPr>
+          <w:p>
+            <w:pPr>
+              <w:spacing w:line="375" w:lineRule="atLeast"/>
+              <w:ind w:firstLine="0"/>
+              <w:rPr>
+                <w:rFonts w:ascii="Segoe UI" w:eastAsia="Times New Roman" w:hAnsi="Segoe UI" w:cs="Segoe UI"/>
+                <w:color w:val="0F1115"/>
+                <w:sz w:val="23"/>
+                <w:szCs w:val="23"/>
+                <w:lang w:eastAsia="ru-RU"/>
+              </w:rPr>
+            </w:pPr>
+            <w:r>
+              <w:rPr>
+                <w:rFonts w:ascii="Segoe UI" w:eastAsia="Times New Roman" w:hAnsi="Segoe UI" w:cs="Segoe UI"/>
+                <w:color w:val="0F1115"/>
+                <w:sz w:val="23"/>
+                <w:szCs w:val="23"/>
+                <w:lang w:eastAsia="ru-RU"/>
+              </w:rPr>
+              <w:t xml:space="preserve">Чары для трезубца (аналоги </w:t>
+            </w:r>
+            <w:proofErr w:type="spellStart"/>
+            <w:r>
+              <w:rPr>
+                <w:rFonts w:ascii="Segoe UI" w:eastAsia="Times New Roman" w:hAnsi="Segoe UI" w:cs="Segoe UI"/>
+                <w:color w:val="0F1115"/>
+                <w:sz w:val="23"/>
+                <w:szCs w:val="23"/>
+                <w:lang w:eastAsia="ru-RU"/>
+              </w:rPr>
+              <w:t>Riptide</w:t>
+            </w:r>
+            <w:proofErr w:type="spellEnd"/>
+            <w:r>
+              <w:rPr>
+                <w:rFonts w:ascii="Segoe UI" w:eastAsia="Times New Roman" w:hAnsi="Segoe UI" w:cs="Segoe UI"/>
+                <w:color w:val="0F1115"/>
+                <w:sz w:val="23"/>
+                <w:szCs w:val="23"/>
+                <w:lang w:eastAsia="ru-RU"/>
+              </w:rPr>
+              <w:t xml:space="preserve">, </w:t>
+            </w:r>
+            <w:proofErr w:type="spellStart"/>
+            <w:r>
+              <w:rPr>
+                <w:rFonts w:ascii="Segoe UI" w:eastAsia="Times New Roman" w:hAnsi="Segoe UI" w:cs="Segoe UI"/>
+                <w:color w:val="0F1115"/>
+                <w:sz w:val="23"/>
+                <w:szCs w:val="23"/>
+                <w:lang w:eastAsia="ru-RU"/>
+              </w:rPr>
+              <w:t>Loyalty</w:t>
+            </w:r>
+            <w:proofErr w:type="spellEnd"/>
+            <w:r>
+              <w:rPr>
+                <w:rFonts w:ascii="Segoe UI" w:eastAsia="Times New Roman" w:hAnsi="Segoe UI" w:cs="Segoe UI"/>
+                <w:color w:val="0F1115"/>
+                <w:sz w:val="23"/>
+                <w:szCs w:val="23"/>
+                <w:lang w:eastAsia="ru-RU"/>
+              </w:rPr>
+              <w:t>)</w:t>
+            </w:r>
+          </w:p>
+        </w:tc>
+      </w:tr>
+      <w:tr>
+        <w:trPr>
+          <w:trHeight w:val="360"/>
+        </w:trPr>
+        <w:tc>
+          <w:tcPr>
+            <w:tcW w:w="0" w:type="auto"/>
+            <w:shd w:val="clear" w:color="auto" w:fill="FFFFFF"/>
+            <w:tcMar>
+              <w:top w:w="150" w:type="dxa"/>
+              <w:left w:w="0" w:type="dxa"/>
+              <w:bottom w:w="150" w:type="dxa"/>
+              <w:right w:w="240" w:type="dxa"/>
+            </w:tcMar>
+            <w:vAlign w:val="center"/>
+            <w:hideMark/>
+          </w:tcPr>
+          <w:p>
+            <w:pPr>
+              <w:spacing w:line="375" w:lineRule="atLeast"/>
+              <w:ind w:firstLine="0"/>
+              <w:rPr>
+                <w:rFonts w:ascii="Segoe UI" w:eastAsia="Times New Roman" w:hAnsi="Segoe UI" w:cs="Segoe UI"/>
+                <w:color w:val="0F1115"/>
+                <w:sz w:val="23"/>
+                <w:szCs w:val="23"/>
+                <w:lang w:eastAsia="ru-RU"/>
+              </w:rPr>
+            </w:pPr>
+            <w:proofErr w:type="spellStart"/>
+            <w:r>
+              <w:rPr>
+                <w:rFonts w:ascii="Consolas" w:eastAsia="Times New Roman" w:hAnsi="Consolas" w:cs="Courier New"/>
+                <w:color w:val="0F1115"/>
+                <w:sz w:val="20"/>
+                <w:szCs w:val="20"/>
+                <w:shd w:val="clear" w:color="auto" w:fill="EBEEF2"/>
+                <w:lang w:eastAsia="ru-RU"/>
+              </w:rPr>
+              <w:t>bow</w:t>
+            </w:r>
+            <w:proofErr w:type="spellEnd"/>
+          </w:p>
+        </w:tc>
+        <w:tc>
+          <w:tcPr>
+            <w:tcW w:w="0" w:type="auto"/>
+            <w:shd w:val="clear" w:color="auto" w:fill="FFFFFF"/>
+            <w:tcMar>
+              <w:top w:w="150" w:type="dxa"/>
+              <w:left w:w="240" w:type="dxa"/>
+              <w:bottom w:w="150" w:type="dxa"/>
+              <w:right w:w="0" w:type="dxa"/>
+            </w:tcMar>
+            <w:vAlign w:val="center"/>
+            <w:hideMark/>
+          </w:tcPr>
+          <w:p>
+            <w:pPr>
+              <w:spacing w:line="375" w:lineRule="atLeast"/>
+              <w:ind w:firstLine="0"/>
+              <w:rPr>
+                <w:rFonts w:ascii="Segoe UI" w:eastAsia="Times New Roman" w:hAnsi="Segoe UI" w:cs="Segoe UI"/>
+                <w:color w:val="0F1115"/>
+                <w:sz w:val="23"/>
+                <w:szCs w:val="23"/>
+                <w:lang w:eastAsia="ru-RU"/>
+              </w:rPr>
+            </w:pPr>
+            <w:r>
+              <w:rPr>
+                <w:rFonts w:ascii="Segoe UI" w:eastAsia="Times New Roman" w:hAnsi="Segoe UI" w:cs="Segoe UI"/>
+                <w:color w:val="0F1115"/>
+                <w:sz w:val="23"/>
+                <w:szCs w:val="23"/>
+                <w:lang w:eastAsia="ru-RU"/>
+              </w:rPr>
+              <w:t xml:space="preserve">Чары для лука (аналоги </w:t>
+            </w:r>
+            <w:proofErr w:type="spellStart"/>
+            <w:r>
+              <w:rPr>
+                <w:rFonts w:ascii="Segoe UI" w:eastAsia="Times New Roman" w:hAnsi="Segoe UI" w:cs="Segoe UI"/>
+                <w:color w:val="0F1115"/>
+                <w:sz w:val="23"/>
+                <w:szCs w:val="23"/>
+                <w:lang w:eastAsia="ru-RU"/>
+              </w:rPr>
+              <w:t>Infinity</w:t>
+            </w:r>
+            <w:proofErr w:type="spellEnd"/>
+            <w:r>
+              <w:rPr>
+                <w:rFonts w:ascii="Segoe UI" w:eastAsia="Times New Roman" w:hAnsi="Segoe UI" w:cs="Segoe UI"/>
+                <w:color w:val="0F1115"/>
+                <w:sz w:val="23"/>
+                <w:szCs w:val="23"/>
+                <w:lang w:eastAsia="ru-RU"/>
+              </w:rPr>
+              <w:t xml:space="preserve">, </w:t>
+            </w:r>
+            <w:proofErr w:type="spellStart"/>
+            <w:r>
+              <w:rPr>
+                <w:rFonts w:ascii="Segoe UI" w:eastAsia="Times New Roman" w:hAnsi="Segoe UI" w:cs="Segoe UI"/>
+                <w:color w:val="0F1115"/>
+                <w:sz w:val="23"/>
+                <w:szCs w:val="23"/>
+                <w:lang w:eastAsia="ru-RU"/>
+              </w:rPr>
+              <w:t>Mending</w:t>
+            </w:r>
+            <w:proofErr w:type="spellEnd"/>
+            <w:r>
+              <w:rPr>
+                <w:rFonts w:ascii="Segoe UI" w:eastAsia="Times New Roman" w:hAnsi="Segoe UI" w:cs="Segoe UI"/>
+                <w:color w:val="0F1115"/>
+                <w:sz w:val="23"/>
+                <w:szCs w:val="23"/>
+                <w:lang w:eastAsia="ru-RU"/>
+              </w:rPr>
+              <w:t>)</w:t>
+            </w:r>
+          </w:p>
+        </w:tc>
+      </w:tr>
+      <w:tr>
+        <w:trPr>
+          <w:trHeight w:val="346"/>
+        </w:trPr>
+        <w:tc>
+          <w:tcPr>
+            <w:tcW w:w="0" w:type="auto"/>
+            <w:shd w:val="clear" w:color="auto" w:fill="FFFFFF"/>
+            <w:tcMar>
+              <w:top w:w="150" w:type="dxa"/>
+              <w:left w:w="0" w:type="dxa"/>
+              <w:bottom w:w="150" w:type="dxa"/>
+              <w:right w:w="240" w:type="dxa"/>
+            </w:tcMar>
+            <w:vAlign w:val="center"/>
+            <w:hideMark/>
+          </w:tcPr>
+          <w:p>
+            <w:pPr>
+              <w:spacing w:line="375" w:lineRule="atLeast"/>
+              <w:ind w:firstLine="0"/>
+              <w:rPr>
+                <w:rFonts w:ascii="Segoe UI" w:eastAsia="Times New Roman" w:hAnsi="Segoe UI" w:cs="Segoe UI"/>
+                <w:color w:val="0F1115"/>
+                <w:sz w:val="23"/>
+                <w:szCs w:val="23"/>
+                <w:lang w:eastAsia="ru-RU"/>
+              </w:rPr>
+            </w:pPr>
+            <w:proofErr w:type="spellStart"/>
+            <w:r>
+              <w:rPr>
+                <w:rFonts w:ascii="Consolas" w:eastAsia="Times New Roman" w:hAnsi="Consolas" w:cs="Courier New"/>
+                <w:color w:val="0F1115"/>
+                <w:sz w:val="20"/>
+                <w:szCs w:val="20"/>
+                <w:shd w:val="clear" w:color="auto" w:fill="EBEEF2"/>
+                <w:lang w:eastAsia="ru-RU"/>
+              </w:rPr>
+              <w:t>crossbow</w:t>
+            </w:r>
+            <w:proofErr w:type="spellEnd"/>
+          </w:p>
+        </w:tc>
+        <w:tc>
+          <w:tcPr>
+            <w:tcW w:w="0" w:type="auto"/>
+            <w:shd w:val="clear" w:color="auto" w:fill="FFFFFF"/>
+            <w:tcMar>
+              <w:top w:w="150" w:type="dxa"/>
+              <w:left w:w="240" w:type="dxa"/>
+              <w:bottom w:w="150" w:type="dxa"/>
+              <w:right w:w="0" w:type="dxa"/>
+            </w:tcMar>
+            <w:vAlign w:val="center"/>
+            <w:hideMark/>
+          </w:tcPr>
+          <w:p>
+            <w:pPr>
+              <w:spacing w:line="375" w:lineRule="atLeast"/>
+              <w:ind w:firstLine="0"/>
+              <w:rPr>
+                <w:rFonts w:ascii="Segoe UI" w:eastAsia="Times New Roman" w:hAnsi="Segoe UI" w:cs="Segoe UI"/>
+                <w:color w:val="0F1115"/>
+                <w:sz w:val="23"/>
+                <w:szCs w:val="23"/>
+                <w:lang w:eastAsia="ru-RU"/>
+              </w:rPr>
+            </w:pPr>
+            <w:r>
+              <w:rPr>
+                <w:rFonts w:ascii="Segoe UI" w:eastAsia="Times New Roman" w:hAnsi="Segoe UI" w:cs="Segoe UI"/>
+                <w:color w:val="0F1115"/>
+                <w:sz w:val="23"/>
+                <w:szCs w:val="23"/>
+                <w:lang w:eastAsia="ru-RU"/>
+              </w:rPr>
+              <w:t xml:space="preserve">Чары для арбалета (аналоги </w:t>
+            </w:r>
+            <w:proofErr w:type="spellStart"/>
+            <w:r>
+              <w:rPr>
+                <w:rFonts w:ascii="Segoe UI" w:eastAsia="Times New Roman" w:hAnsi="Segoe UI" w:cs="Segoe UI"/>
+                <w:color w:val="0F1115"/>
+                <w:sz w:val="23"/>
+                <w:szCs w:val="23"/>
+                <w:lang w:eastAsia="ru-RU"/>
+              </w:rPr>
+              <w:t>Multishot</w:t>
+            </w:r>
+            <w:proofErr w:type="spellEnd"/>
+            <w:r>
+              <w:rPr>
+                <w:rFonts w:ascii="Segoe UI" w:eastAsia="Times New Roman" w:hAnsi="Segoe UI" w:cs="Segoe UI"/>
+                <w:color w:val="0F1115"/>
+                <w:sz w:val="23"/>
+                <w:szCs w:val="23"/>
+                <w:lang w:eastAsia="ru-RU"/>
+              </w:rPr>
+              <w:t xml:space="preserve">, </w:t>
+            </w:r>
+            <w:proofErr w:type="spellStart"/>
+            <w:r>
+              <w:rPr>
+                <w:rFonts w:ascii="Segoe UI" w:eastAsia="Times New Roman" w:hAnsi="Segoe UI" w:cs="Segoe UI"/>
+                <w:color w:val="0F1115"/>
+                <w:sz w:val="23"/>
+                <w:szCs w:val="23"/>
+                <w:lang w:eastAsia="ru-RU"/>
+              </w:rPr>
+              <w:t>Piercing</w:t>
+            </w:r>
+            <w:proofErr w:type="spellEnd"/>
+            <w:r>
+              <w:rPr>
+                <w:rFonts w:ascii="Segoe UI" w:eastAsia="Times New Roman" w:hAnsi="Segoe UI" w:cs="Segoe UI"/>
+                <w:color w:val="0F1115"/>
+                <w:sz w:val="23"/>
+                <w:szCs w:val="23"/>
+                <w:lang w:eastAsia="ru-RU"/>
+              </w:rPr>
+              <w:t>)</w:t>
+            </w:r>
+          </w:p>
+        </w:tc>
+      </w:tr>
+    </w:tbl>
+    <w:p>
+      <w:pPr>
+        <w:spacing w:line="240" w:lineRule="auto"/>
+        <w:ind w:firstLine="0"/>
+      </w:pPr>
+      <w:r>
+        <w:rPr>
+          <w:rFonts w:ascii="Consolas" w:eastAsia="Times New Roman" w:hAnsi="Consolas" w:cs="Courier New"/>
+          <w:color w:val="0F1115"/>
+          <w:sz w:val="20"/>
+          <w:szCs w:val="20"/>
+          <w:lang w:eastAsia="ru-RU"/>
+        </w:rPr>
+        <w:t xml:space="preserve">И ещё </w:t>
+      </w:r>
+      <w:proofErr w:type="gramStart"/>
+      <w:r>
+        <w:rPr>
+          <w:rFonts w:ascii="Consolas" w:eastAsia="Times New Roman" w:hAnsi="Consolas" w:cs="Courier New"/>
+          <w:color w:val="0F1115"/>
+          <w:sz w:val="20"/>
+          <w:szCs w:val="20"/>
+          <w:lang w:eastAsia="ru-RU"/>
+        </w:rPr>
+        <w:t>расскажи</w:t>
+      </w:r>
+      <w:proofErr w:type="gramEnd"/>
+      <w:r>
+        <w:rPr>
+          <w:rFonts w:ascii="Consolas" w:eastAsia="Times New Roman" w:hAnsi="Consolas" w:cs="Courier New"/>
+          <w:color w:val="0F1115"/>
+          <w:sz w:val="20"/>
+          <w:szCs w:val="20"/>
+          <w:lang w:eastAsia="ru-RU"/>
+        </w:rPr>
+        <w:t xml:space="preserve"> </w:t>
+      </w:r>
+      <w:r>
+        <w:t>к</w:t>
+      </w:r>
+      <w:r>
+        <w:t>ак считать штраф уже существующего предмета</w:t>
+      </w:r>
+      <w:r>
+        <w:t>?</w:t>
+      </w:r>
+    </w:p>
+    <w:tbl>
+      <w:tblPr>
+        <w:tblW w:w="9227" w:type="dxa"/>
+        <w:tblBorders>
+          <w:top w:val="single" w:sz="4" w:space="0" w:color="auto"/>
+          <w:left w:val="single" w:sz="4" w:space="0" w:color="auto"/>
+          <w:bottom w:val="single" w:sz="4" w:space="0" w:color="auto"/>
+          <w:right w:val="single" w:sz="4" w:space="0" w:color="auto"/>
+          <w:insideH w:val="single" w:sz="4" w:space="0" w:color="auto"/>
+          <w:insideV w:val="single" w:sz="4" w:space="0" w:color="auto"/>
+        </w:tblBorders>
+        <w:shd w:val="clear" w:color="auto" w:fill="FFFFFF"/>
+        <w:tblCellMar>
+          <w:top w:w="15" w:type="dxa"/>
+          <w:left w:w="15" w:type="dxa"/>
+          <w:bottom w:w="15" w:type="dxa"/>
+          <w:right w:w="15" w:type="dxa"/>
+        </w:tblCellMar>
+        <w:tblLook w:val="04A0" w:firstRow="1" w:lastRow="0" w:firstColumn="1" w:lastColumn="0" w:noHBand="0" w:noVBand="1"/>
+      </w:tblPr>
+      <w:tblGrid>
+        <w:gridCol w:w="3179"/>
+        <w:gridCol w:w="2050"/>
+        <w:gridCol w:w="3998"/>
+      </w:tblGrid>
+      <w:tr>
+        <w:trPr>
+          <w:trHeight w:val="370"/>
+          <w:tblHeader/>
+        </w:trPr>
+        <w:tc>
+          <w:tcPr>
+            <w:tcW w:w="0" w:type="auto"/>
+            <w:shd w:val="clear" w:color="auto" w:fill="FFFFFF"/>
+            <w:tcMar>
+              <w:top w:w="150" w:type="dxa"/>
+              <w:left w:w="0" w:type="dxa"/>
+              <w:bottom w:w="150" w:type="dxa"/>
+              <w:right w:w="240" w:type="dxa"/>
+            </w:tcMar>
+            <w:vAlign w:val="center"/>
+            <w:hideMark/>
+          </w:tcPr>
+          <w:p>
+            <w:pPr>
+              <w:spacing w:line="375" w:lineRule="atLeast"/>
+              <w:ind w:firstLine="0"/>
+              <w:rPr>
+                <w:rFonts w:ascii="Segoe UI" w:eastAsia="Times New Roman" w:hAnsi="Segoe UI" w:cs="Segoe UI"/>
+                <w:color w:val="0F1115"/>
+                <w:sz w:val="23"/>
+                <w:szCs w:val="23"/>
+                <w:lang w:eastAsia="ru-RU"/>
+              </w:rPr>
+            </w:pPr>
+            <w:r>
+              <w:rPr>
+                <w:rFonts w:ascii="Segoe UI" w:eastAsia="Times New Roman" w:hAnsi="Segoe UI" w:cs="Segoe UI"/>
+                <w:color w:val="0F1115"/>
+                <w:sz w:val="23"/>
+                <w:szCs w:val="23"/>
+                <w:lang w:eastAsia="ru-RU"/>
+              </w:rPr>
+              <w:t xml:space="preserve">n (прошлых </w:t>
+            </w:r>
+            <w:proofErr w:type="spellStart"/>
+            <w:r>
+              <w:rPr>
+                <w:rFonts w:ascii="Segoe UI" w:eastAsia="Times New Roman" w:hAnsi="Segoe UI" w:cs="Segoe UI"/>
+                <w:color w:val="0F1115"/>
+                <w:sz w:val="23"/>
+                <w:szCs w:val="23"/>
+                <w:lang w:eastAsia="ru-RU"/>
+              </w:rPr>
+              <w:t>зачарований</w:t>
+            </w:r>
+            <w:proofErr w:type="spellEnd"/>
+            <w:r>
+              <w:rPr>
+                <w:rFonts w:ascii="Segoe UI" w:eastAsia="Times New Roman" w:hAnsi="Segoe UI" w:cs="Segoe UI"/>
+                <w:color w:val="0F1115"/>
+                <w:sz w:val="23"/>
+                <w:szCs w:val="23"/>
+                <w:lang w:eastAsia="ru-RU"/>
+              </w:rPr>
+              <w:t>)</w:t>
+            </w:r>
+          </w:p>
+        </w:tc>
+        <w:tc>
+          <w:tcPr>
+            <w:tcW w:w="0" w:type="auto"/>
+            <w:shd w:val="clear" w:color="auto" w:fill="FFFFFF"/>
+            <w:tcMar>
+              <w:top w:w="150" w:type="dxa"/>
+              <w:left w:w="240" w:type="dxa"/>
+              <w:bottom w:w="150" w:type="dxa"/>
+              <w:right w:w="240" w:type="dxa"/>
+            </w:tcMar>
+            <w:vAlign w:val="center"/>
+            <w:hideMark/>
+          </w:tcPr>
+          <w:p>
+            <w:pPr>
+              <w:spacing w:line="375" w:lineRule="atLeast"/>
+              <w:ind w:firstLine="0"/>
+              <w:rPr>
+                <w:rFonts w:ascii="Segoe UI" w:eastAsia="Times New Roman" w:hAnsi="Segoe UI" w:cs="Segoe UI"/>
+                <w:color w:val="0F1115"/>
+                <w:sz w:val="23"/>
+                <w:szCs w:val="23"/>
+                <w:lang w:eastAsia="ru-RU"/>
+              </w:rPr>
+            </w:pPr>
+            <w:r>
+              <w:rPr>
+                <w:rFonts w:ascii="Segoe UI" w:eastAsia="Times New Roman" w:hAnsi="Segoe UI" w:cs="Segoe UI"/>
+                <w:color w:val="0F1115"/>
+                <w:sz w:val="23"/>
+                <w:szCs w:val="23"/>
+                <w:lang w:eastAsia="ru-RU"/>
+              </w:rPr>
+              <w:t xml:space="preserve">Штраф </w:t>
+            </w:r>
+            <w:r>
+              <w:rPr>
+                <w:rFonts w:ascii="Consolas" w:eastAsia="Times New Roman" w:hAnsi="Consolas" w:cs="Courier New"/>
+                <w:color w:val="0F1115"/>
+                <w:sz w:val="20"/>
+                <w:szCs w:val="20"/>
+                <w:shd w:val="clear" w:color="auto" w:fill="EBEEF2"/>
+                <w:lang w:eastAsia="ru-RU"/>
+              </w:rPr>
+              <w:t>2ⁿ − 1</w:t>
+            </w:r>
+          </w:p>
+        </w:tc>
+        <w:tc>
+          <w:tcPr>
+            <w:tcW w:w="0" w:type="auto"/>
+            <w:shd w:val="clear" w:color="auto" w:fill="FFFFFF"/>
+            <w:tcMar>
+              <w:top w:w="150" w:type="dxa"/>
+              <w:left w:w="240" w:type="dxa"/>
+              <w:bottom w:w="150" w:type="dxa"/>
+              <w:right w:w="240" w:type="dxa"/>
+            </w:tcMar>
+            <w:vAlign w:val="center"/>
+            <w:hideMark/>
+          </w:tcPr>
+          <w:p>
+            <w:pPr>
+              <w:spacing w:line="375" w:lineRule="atLeast"/>
+              <w:ind w:firstLine="0"/>
+              <w:rPr>
+                <w:rFonts w:ascii="Segoe UI" w:eastAsia="Times New Roman" w:hAnsi="Segoe UI" w:cs="Segoe UI"/>
+                <w:color w:val="0F1115"/>
+                <w:sz w:val="23"/>
+                <w:szCs w:val="23"/>
+                <w:lang w:eastAsia="ru-RU"/>
+              </w:rPr>
+            </w:pPr>
+            <w:r>
+              <w:rPr>
+                <w:rFonts w:ascii="Segoe UI" w:eastAsia="Times New Roman" w:hAnsi="Segoe UI" w:cs="Segoe UI"/>
+                <w:color w:val="0F1115"/>
+                <w:sz w:val="23"/>
+                <w:szCs w:val="23"/>
+                <w:lang w:eastAsia="ru-RU"/>
+              </w:rPr>
+              <w:t xml:space="preserve">Стоимость переименования </w:t>
+            </w:r>
+            <w:r>
+              <w:rPr>
+                <w:rFonts w:ascii="Consolas" w:eastAsia="Times New Roman" w:hAnsi="Consolas" w:cs="Courier New"/>
+                <w:color w:val="0F1115"/>
+                <w:sz w:val="20"/>
+                <w:szCs w:val="20"/>
+                <w:shd w:val="clear" w:color="auto" w:fill="EBEEF2"/>
+                <w:lang w:eastAsia="ru-RU"/>
+              </w:rPr>
+              <w:t>2ⁿ</w:t>
+            </w:r>
+          </w:p>
+        </w:tc>
+      </w:tr>
+      <w:tr>
+        <w:trPr>
+          <w:trHeight w:val="356"/>
+        </w:trPr>
+        <w:tc>
+          <w:tcPr>
+            <w:tcW w:w="0" w:type="auto"/>
+            <w:shd w:val="clear" w:color="auto" w:fill="FFFFFF"/>
+            <w:tcMar>
+              <w:top w:w="150" w:type="dxa"/>
+              <w:left w:w="0" w:type="dxa"/>
+              <w:bottom w:w="150" w:type="dxa"/>
+              <w:right w:w="240" w:type="dxa"/>
+            </w:tcMar>
+            <w:vAlign w:val="center"/>
+            <w:hideMark/>
+          </w:tcPr>
+          <w:p>
+            <w:pPr>
+              <w:spacing w:line="375" w:lineRule="atLeast"/>
+              <w:ind w:firstLine="0"/>
+              <w:rPr>
+                <w:rFonts w:ascii="Segoe UI" w:eastAsia="Times New Roman" w:hAnsi="Segoe UI" w:cs="Segoe UI"/>
+                <w:color w:val="0F1115"/>
+                <w:sz w:val="23"/>
+                <w:szCs w:val="23"/>
+                <w:lang w:eastAsia="ru-RU"/>
+              </w:rPr>
+            </w:pPr>
+            <w:r>
+              <w:rPr>
+                <w:rFonts w:ascii="Segoe UI" w:eastAsia="Times New Roman" w:hAnsi="Segoe UI" w:cs="Segoe UI"/>
+                <w:color w:val="0F1115"/>
+                <w:sz w:val="23"/>
+                <w:szCs w:val="23"/>
+                <w:lang w:eastAsia="ru-RU"/>
+              </w:rPr>
+              <w:t>0</w:t>
+            </w:r>
+          </w:p>
+        </w:tc>
+        <w:tc>
+          <w:tcPr>
+            <w:tcW w:w="0" w:type="auto"/>
+            <w:shd w:val="clear" w:color="auto" w:fill="FFFFFF"/>
+            <w:tcMar>
+              <w:top w:w="150" w:type="dxa"/>
+              <w:left w:w="240" w:type="dxa"/>
+              <w:bottom w:w="150" w:type="dxa"/>
+              <w:right w:w="240" w:type="dxa"/>
+            </w:tcMar>
+            <w:vAlign w:val="center"/>
+            <w:hideMark/>
+          </w:tcPr>
+          <w:p>
+            <w:pPr>
+              <w:spacing w:line="375" w:lineRule="atLeast"/>
+              <w:ind w:firstLine="0"/>
+              <w:rPr>
+                <w:rFonts w:ascii="Segoe UI" w:eastAsia="Times New Roman" w:hAnsi="Segoe UI" w:cs="Segoe UI"/>
+                <w:color w:val="0F1115"/>
+                <w:sz w:val="23"/>
+                <w:szCs w:val="23"/>
+                <w:lang w:eastAsia="ru-RU"/>
+              </w:rPr>
+            </w:pPr>
+            <w:r>
+              <w:rPr>
+                <w:rFonts w:ascii="Segoe UI" w:eastAsia="Times New Roman" w:hAnsi="Segoe UI" w:cs="Segoe UI"/>
+                <w:color w:val="0F1115"/>
+                <w:sz w:val="23"/>
+                <w:szCs w:val="23"/>
+                <w:lang w:eastAsia="ru-RU"/>
+              </w:rPr>
+              <w:t>0</w:t>
+            </w:r>
+          </w:p>
+        </w:tc>
+        <w:tc>
+          <w:tcPr>
+            <w:tcW w:w="0" w:type="auto"/>
+            <w:shd w:val="clear" w:color="auto" w:fill="FFFFFF"/>
+            <w:tcMar>
+              <w:top w:w="150" w:type="dxa"/>
+              <w:left w:w="240" w:type="dxa"/>
+              <w:bottom w:w="150" w:type="dxa"/>
+              <w:right w:w="0" w:type="dxa"/>
+            </w:tcMar>
+            <w:vAlign w:val="center"/>
+            <w:hideMark/>
+          </w:tcPr>
+          <w:p>
+            <w:pPr>
+              <w:spacing w:line="375" w:lineRule="atLeast"/>
+              <w:ind w:firstLine="0"/>
+              <w:rPr>
+                <w:rFonts w:ascii="Segoe UI" w:eastAsia="Times New Roman" w:hAnsi="Segoe UI" w:cs="Segoe UI"/>
+                <w:color w:val="0F1115"/>
+                <w:sz w:val="23"/>
+                <w:szCs w:val="23"/>
+                <w:lang w:eastAsia="ru-RU"/>
+              </w:rPr>
+            </w:pPr>
+            <w:r>
+              <w:rPr>
+                <w:rFonts w:ascii="Segoe UI" w:eastAsia="Times New Roman" w:hAnsi="Segoe UI" w:cs="Segoe UI"/>
+                <w:b/>
+                <w:bCs/>
+                <w:color w:val="0F1115"/>
+                <w:sz w:val="23"/>
+                <w:szCs w:val="23"/>
+                <w:lang w:eastAsia="ru-RU"/>
+              </w:rPr>
+              <w:t>1</w:t>
+            </w:r>
+          </w:p>
+        </w:tc>
+      </w:tr>
+      <w:tr>
+        <w:trPr>
+          <w:trHeight w:val="370"/>
+        </w:trPr>
+        <w:tc>
+          <w:tcPr>
+            <w:tcW w:w="0" w:type="auto"/>
+            <w:shd w:val="clear" w:color="auto" w:fill="FFFFFF"/>
+            <w:tcMar>
+              <w:top w:w="150" w:type="dxa"/>
+              <w:left w:w="0" w:type="dxa"/>
+              <w:bottom w:w="150" w:type="dxa"/>
+              <w:right w:w="240" w:type="dxa"/>
+            </w:tcMar>
+            <w:vAlign w:val="center"/>
+            <w:hideMark/>
+          </w:tcPr>
+          <w:p>
+            <w:pPr>
+              <w:spacing w:line="375" w:lineRule="atLeast"/>
+              <w:ind w:firstLine="0"/>
+              <w:rPr>
+                <w:rFonts w:ascii="Segoe UI" w:eastAsia="Times New Roman" w:hAnsi="Segoe UI" w:cs="Segoe UI"/>
+                <w:color w:val="0F1115"/>
+                <w:sz w:val="23"/>
+                <w:szCs w:val="23"/>
+                <w:lang w:eastAsia="ru-RU"/>
+              </w:rPr>
+            </w:pPr>
+            <w:r>
+              <w:rPr>
+                <w:rFonts w:ascii="Segoe UI" w:eastAsia="Times New Roman" w:hAnsi="Segoe UI" w:cs="Segoe UI"/>
+                <w:color w:val="0F1115"/>
+                <w:sz w:val="23"/>
+                <w:szCs w:val="23"/>
+                <w:lang w:eastAsia="ru-RU"/>
+              </w:rPr>
+              <w:t>1</w:t>
+            </w:r>
+          </w:p>
+        </w:tc>
+        <w:tc>
+          <w:tcPr>
+            <w:tcW w:w="0" w:type="auto"/>
+            <w:shd w:val="clear" w:color="auto" w:fill="FFFFFF"/>
+            <w:tcMar>
+              <w:top w:w="150" w:type="dxa"/>
+              <w:left w:w="240" w:type="dxa"/>
+              <w:bottom w:w="150" w:type="dxa"/>
+              <w:right w:w="240" w:type="dxa"/>
+            </w:tcMar>
+            <w:vAlign w:val="center"/>
+            <w:hideMark/>
+          </w:tcPr>
+          <w:p>
+            <w:pPr>
+              <w:spacing w:line="375" w:lineRule="atLeast"/>
+              <w:ind w:firstLine="0"/>
+              <w:rPr>
+                <w:rFonts w:ascii="Segoe UI" w:eastAsia="Times New Roman" w:hAnsi="Segoe UI" w:cs="Segoe UI"/>
+                <w:color w:val="0F1115"/>
+                <w:sz w:val="23"/>
+                <w:szCs w:val="23"/>
+                <w:lang w:eastAsia="ru-RU"/>
+              </w:rPr>
+            </w:pPr>
+            <w:r>
+              <w:rPr>
+                <w:rFonts w:ascii="Segoe UI" w:eastAsia="Times New Roman" w:hAnsi="Segoe UI" w:cs="Segoe UI"/>
+                <w:color w:val="0F1115"/>
+                <w:sz w:val="23"/>
+                <w:szCs w:val="23"/>
+                <w:lang w:eastAsia="ru-RU"/>
+              </w:rPr>
+              <w:t>1</w:t>
+            </w:r>
+          </w:p>
+        </w:tc>
+        <w:tc>
+          <w:tcPr>
+            <w:tcW w:w="0" w:type="auto"/>
+            <w:shd w:val="clear" w:color="auto" w:fill="FFFFFF"/>
+            <w:tcMar>
+              <w:top w:w="150" w:type="dxa"/>
+              <w:left w:w="240" w:type="dxa"/>
+              <w:bottom w:w="150" w:type="dxa"/>
+              <w:right w:w="0" w:type="dxa"/>
+            </w:tcMar>
+            <w:vAlign w:val="center"/>
+            <w:hideMark/>
+          </w:tcPr>
+          <w:p>
+            <w:pPr>
+              <w:spacing w:line="375" w:lineRule="atLeast"/>
+              <w:ind w:firstLine="0"/>
+              <w:rPr>
+                <w:rFonts w:ascii="Segoe UI" w:eastAsia="Times New Roman" w:hAnsi="Segoe UI" w:cs="Segoe UI"/>
+                <w:color w:val="0F1115"/>
+                <w:sz w:val="23"/>
+                <w:szCs w:val="23"/>
+                <w:lang w:eastAsia="ru-RU"/>
+              </w:rPr>
+            </w:pPr>
+            <w:r>
+              <w:rPr>
+                <w:rFonts w:ascii="Segoe UI" w:eastAsia="Times New Roman" w:hAnsi="Segoe UI" w:cs="Segoe UI"/>
+                <w:b/>
+                <w:bCs/>
+                <w:color w:val="0F1115"/>
+                <w:sz w:val="23"/>
+                <w:szCs w:val="23"/>
+                <w:lang w:eastAsia="ru-RU"/>
+              </w:rPr>
+              <w:t>2</w:t>
+            </w:r>
+          </w:p>
+        </w:tc>
+      </w:tr>
+      <w:tr>
+        <w:trPr>
+          <w:trHeight w:val="370"/>
+        </w:trPr>
+        <w:tc>
+          <w:tcPr>
+            <w:tcW w:w="0" w:type="auto"/>
+            <w:shd w:val="clear" w:color="auto" w:fill="FFFFFF"/>
+            <w:tcMar>
+              <w:top w:w="150" w:type="dxa"/>
+              <w:left w:w="0" w:type="dxa"/>
+              <w:bottom w:w="150" w:type="dxa"/>
+              <w:right w:w="240" w:type="dxa"/>
+            </w:tcMar>
+            <w:vAlign w:val="center"/>
+            <w:hideMark/>
+          </w:tcPr>
+          <w:p>
+            <w:pPr>
+              <w:spacing w:line="375" w:lineRule="atLeast"/>
+              <w:ind w:firstLine="0"/>
+              <w:rPr>
+                <w:rFonts w:ascii="Segoe UI" w:eastAsia="Times New Roman" w:hAnsi="Segoe UI" w:cs="Segoe UI"/>
+                <w:color w:val="0F1115"/>
+                <w:sz w:val="23"/>
+                <w:szCs w:val="23"/>
+                <w:lang w:eastAsia="ru-RU"/>
+              </w:rPr>
+            </w:pPr>
+            <w:r>
+              <w:rPr>
+                <w:rFonts w:ascii="Segoe UI" w:eastAsia="Times New Roman" w:hAnsi="Segoe UI" w:cs="Segoe UI"/>
+                <w:color w:val="0F1115"/>
+                <w:sz w:val="23"/>
+                <w:szCs w:val="23"/>
+                <w:lang w:eastAsia="ru-RU"/>
+              </w:rPr>
+              <w:t>2</w:t>
+            </w:r>
+          </w:p>
+        </w:tc>
+        <w:tc>
+          <w:tcPr>
+            <w:tcW w:w="0" w:type="auto"/>
+            <w:shd w:val="clear" w:color="auto" w:fill="FFFFFF"/>
+            <w:tcMar>
+              <w:top w:w="150" w:type="dxa"/>
+              <w:left w:w="240" w:type="dxa"/>
+              <w:bottom w:w="150" w:type="dxa"/>
+              <w:right w:w="240" w:type="dxa"/>
+            </w:tcMar>
+            <w:vAlign w:val="center"/>
+            <w:hideMark/>
+          </w:tcPr>
+          <w:p>
+            <w:pPr>
+              <w:spacing w:line="375" w:lineRule="atLeast"/>
+              <w:ind w:firstLine="0"/>
+              <w:rPr>
+                <w:rFonts w:ascii="Segoe UI" w:eastAsia="Times New Roman" w:hAnsi="Segoe UI" w:cs="Segoe UI"/>
+                <w:color w:val="0F1115"/>
+                <w:sz w:val="23"/>
+                <w:szCs w:val="23"/>
+                <w:lang w:eastAsia="ru-RU"/>
+              </w:rPr>
+            </w:pPr>
+            <w:r>
+              <w:rPr>
+                <w:rFonts w:ascii="Segoe UI" w:eastAsia="Times New Roman" w:hAnsi="Segoe UI" w:cs="Segoe UI"/>
+                <w:color w:val="0F1115"/>
+                <w:sz w:val="23"/>
+                <w:szCs w:val="23"/>
+                <w:lang w:eastAsia="ru-RU"/>
+              </w:rPr>
+              <w:t>3</w:t>
+            </w:r>
+          </w:p>
+        </w:tc>
+        <w:tc>
+          <w:tcPr>
+            <w:tcW w:w="0" w:type="auto"/>
+            <w:shd w:val="clear" w:color="auto" w:fill="FFFFFF"/>
+            <w:tcMar>
+              <w:top w:w="150" w:type="dxa"/>
+              <w:left w:w="240" w:type="dxa"/>
+              <w:bottom w:w="150" w:type="dxa"/>
+              <w:right w:w="0" w:type="dxa"/>
+            </w:tcMar>
+            <w:vAlign w:val="center"/>
+            <w:hideMark/>
+          </w:tcPr>
+          <w:p>
+            <w:pPr>
+              <w:spacing w:line="375" w:lineRule="atLeast"/>
+              <w:ind w:firstLine="0"/>
+              <w:rPr>
+                <w:rFonts w:ascii="Segoe UI" w:eastAsia="Times New Roman" w:hAnsi="Segoe UI" w:cs="Segoe UI"/>
+                <w:color w:val="0F1115"/>
+                <w:sz w:val="23"/>
+                <w:szCs w:val="23"/>
+                <w:lang w:eastAsia="ru-RU"/>
+              </w:rPr>
+            </w:pPr>
+            <w:r>
+              <w:rPr>
+                <w:rFonts w:ascii="Segoe UI" w:eastAsia="Times New Roman" w:hAnsi="Segoe UI" w:cs="Segoe UI"/>
+                <w:b/>
+                <w:bCs/>
+                <w:color w:val="0F1115"/>
+                <w:sz w:val="23"/>
+                <w:szCs w:val="23"/>
+                <w:lang w:eastAsia="ru-RU"/>
+              </w:rPr>
+              <w:t>4</w:t>
+            </w:r>
+          </w:p>
+        </w:tc>
+      </w:tr>
+      <w:tr>
+        <w:trPr>
+          <w:trHeight w:val="356"/>
+        </w:trPr>
+        <w:tc>
+          <w:tcPr>
+            <w:tcW w:w="0" w:type="auto"/>
+            <w:shd w:val="clear" w:color="auto" w:fill="FFFFFF"/>
+            <w:tcMar>
+              <w:top w:w="150" w:type="dxa"/>
+              <w:left w:w="0" w:type="dxa"/>
+              <w:bottom w:w="150" w:type="dxa"/>
+              <w:right w:w="240" w:type="dxa"/>
+            </w:tcMar>
+            <w:vAlign w:val="center"/>
+            <w:hideMark/>
+          </w:tcPr>
+          <w:p>
+            <w:pPr>
+              <w:spacing w:line="375" w:lineRule="atLeast"/>
+              <w:ind w:firstLine="0"/>
+              <w:rPr>
+                <w:rFonts w:ascii="Segoe UI" w:eastAsia="Times New Roman" w:hAnsi="Segoe UI" w:cs="Segoe UI"/>
+                <w:color w:val="0F1115"/>
+                <w:sz w:val="23"/>
+                <w:szCs w:val="23"/>
+                <w:lang w:eastAsia="ru-RU"/>
+              </w:rPr>
+            </w:pPr>
+            <w:r>
+              <w:rPr>
+                <w:rFonts w:ascii="Segoe UI" w:eastAsia="Times New Roman" w:hAnsi="Segoe UI" w:cs="Segoe UI"/>
+                <w:color w:val="0F1115"/>
+                <w:sz w:val="23"/>
+                <w:szCs w:val="23"/>
+                <w:lang w:eastAsia="ru-RU"/>
+              </w:rPr>
+              <w:t>3</w:t>
+            </w:r>
+          </w:p>
+        </w:tc>
+        <w:tc>
+          <w:tcPr>
+            <w:tcW w:w="0" w:type="auto"/>
+            <w:shd w:val="clear" w:color="auto" w:fill="FFFFFF"/>
+            <w:tcMar>
+              <w:top w:w="150" w:type="dxa"/>
+              <w:left w:w="240" w:type="dxa"/>
+              <w:bottom w:w="150" w:type="dxa"/>
+              <w:right w:w="240" w:type="dxa"/>
+            </w:tcMar>
+            <w:vAlign w:val="center"/>
+            <w:hideMark/>
+          </w:tcPr>
+          <w:p>
+            <w:pPr>
+              <w:spacing w:line="375" w:lineRule="atLeast"/>
+              <w:ind w:firstLine="0"/>
+              <w:rPr>
+                <w:rFonts w:ascii="Segoe UI" w:eastAsia="Times New Roman" w:hAnsi="Segoe UI" w:cs="Segoe UI"/>
+                <w:color w:val="0F1115"/>
+                <w:sz w:val="23"/>
+                <w:szCs w:val="23"/>
+                <w:lang w:eastAsia="ru-RU"/>
+              </w:rPr>
+            </w:pPr>
+            <w:r>
+              <w:rPr>
+                <w:rFonts w:ascii="Segoe UI" w:eastAsia="Times New Roman" w:hAnsi="Segoe UI" w:cs="Segoe UI"/>
+                <w:color w:val="0F1115"/>
+                <w:sz w:val="23"/>
+                <w:szCs w:val="23"/>
+                <w:lang w:eastAsia="ru-RU"/>
+              </w:rPr>
+              <w:t>7</w:t>
+            </w:r>
+          </w:p>
+        </w:tc>
+        <w:tc>
+          <w:tcPr>
+            <w:tcW w:w="0" w:type="auto"/>
+            <w:shd w:val="clear" w:color="auto" w:fill="FFFFFF"/>
+            <w:tcMar>
+              <w:top w:w="150" w:type="dxa"/>
+              <w:left w:w="240" w:type="dxa"/>
+              <w:bottom w:w="150" w:type="dxa"/>
+              <w:right w:w="0" w:type="dxa"/>
+            </w:tcMar>
+            <w:vAlign w:val="center"/>
+            <w:hideMark/>
+          </w:tcPr>
+          <w:p>
+            <w:pPr>
+              <w:spacing w:line="375" w:lineRule="atLeast"/>
+              <w:ind w:firstLine="0"/>
+              <w:rPr>
+                <w:rFonts w:ascii="Segoe UI" w:eastAsia="Times New Roman" w:hAnsi="Segoe UI" w:cs="Segoe UI"/>
+                <w:color w:val="0F1115"/>
+                <w:sz w:val="23"/>
+                <w:szCs w:val="23"/>
+                <w:lang w:eastAsia="ru-RU"/>
+              </w:rPr>
+            </w:pPr>
+            <w:r>
+              <w:rPr>
+                <w:rFonts w:ascii="Segoe UI" w:eastAsia="Times New Roman" w:hAnsi="Segoe UI" w:cs="Segoe UI"/>
+                <w:b/>
+                <w:bCs/>
+                <w:color w:val="0F1115"/>
+                <w:sz w:val="23"/>
+                <w:szCs w:val="23"/>
+                <w:lang w:eastAsia="ru-RU"/>
+              </w:rPr>
+              <w:t>8</w:t>
+            </w:r>
+          </w:p>
+        </w:tc>
+      </w:tr>
+      <w:tr>
+        <w:trPr>
+          <w:trHeight w:val="370"/>
+        </w:trPr>
+        <w:tc>
+          <w:tcPr>
+            <w:tcW w:w="0" w:type="auto"/>
+            <w:shd w:val="clear" w:color="auto" w:fill="FFFFFF"/>
+            <w:tcMar>
+              <w:top w:w="150" w:type="dxa"/>
+              <w:left w:w="0" w:type="dxa"/>
+              <w:bottom w:w="150" w:type="dxa"/>
+              <w:right w:w="240" w:type="dxa"/>
+            </w:tcMar>
+            <w:vAlign w:val="center"/>
+            <w:hideMark/>
+          </w:tcPr>
+          <w:p>
+            <w:pPr>
+              <w:spacing w:line="375" w:lineRule="atLeast"/>
+              <w:ind w:firstLine="0"/>
+              <w:rPr>
+                <w:rFonts w:ascii="Segoe UI" w:eastAsia="Times New Roman" w:hAnsi="Segoe UI" w:cs="Segoe UI"/>
+                <w:color w:val="0F1115"/>
+                <w:sz w:val="23"/>
+                <w:szCs w:val="23"/>
+                <w:lang w:eastAsia="ru-RU"/>
+              </w:rPr>
+            </w:pPr>
+            <w:r>
+              <w:rPr>
+                <w:rFonts w:ascii="Segoe UI" w:eastAsia="Times New Roman" w:hAnsi="Segoe UI" w:cs="Segoe UI"/>
+                <w:color w:val="0F1115"/>
+                <w:sz w:val="23"/>
+                <w:szCs w:val="23"/>
+                <w:lang w:eastAsia="ru-RU"/>
+              </w:rPr>
+              <w:t>4</w:t>
+            </w:r>
+          </w:p>
+        </w:tc>
+        <w:tc>
+          <w:tcPr>
+            <w:tcW w:w="0" w:type="auto"/>
+            <w:shd w:val="clear" w:color="auto" w:fill="FFFFFF"/>
+            <w:tcMar>
+              <w:top w:w="150" w:type="dxa"/>
+              <w:left w:w="240" w:type="dxa"/>
+              <w:bottom w:w="150" w:type="dxa"/>
+              <w:right w:w="240" w:type="dxa"/>
+            </w:tcMar>
+            <w:vAlign w:val="center"/>
+            <w:hideMark/>
+          </w:tcPr>
+          <w:p>
+            <w:pPr>
+              <w:spacing w:line="375" w:lineRule="atLeast"/>
+              <w:ind w:firstLine="0"/>
+              <w:rPr>
+                <w:rFonts w:ascii="Segoe UI" w:eastAsia="Times New Roman" w:hAnsi="Segoe UI" w:cs="Segoe UI"/>
+                <w:color w:val="0F1115"/>
+                <w:sz w:val="23"/>
+                <w:szCs w:val="23"/>
+                <w:lang w:eastAsia="ru-RU"/>
+              </w:rPr>
+            </w:pPr>
+            <w:r>
+              <w:rPr>
+                <w:rFonts w:ascii="Segoe UI" w:eastAsia="Times New Roman" w:hAnsi="Segoe UI" w:cs="Segoe UI"/>
+                <w:color w:val="0F1115"/>
+                <w:sz w:val="23"/>
+                <w:szCs w:val="23"/>
+                <w:lang w:eastAsia="ru-RU"/>
+              </w:rPr>
+              <w:t>15</w:t>
+            </w:r>
+          </w:p>
+        </w:tc>
+        <w:tc>
+          <w:tcPr>
+            <w:tcW w:w="0" w:type="auto"/>
+            <w:shd w:val="clear" w:color="auto" w:fill="FFFFFF"/>
+            <w:tcMar>
+              <w:top w:w="150" w:type="dxa"/>
+              <w:left w:w="240" w:type="dxa"/>
+              <w:bottom w:w="150" w:type="dxa"/>
+              <w:right w:w="0" w:type="dxa"/>
+            </w:tcMar>
+            <w:vAlign w:val="center"/>
+            <w:hideMark/>
+          </w:tcPr>
+          <w:p>
+            <w:pPr>
+              <w:spacing w:line="375" w:lineRule="atLeast"/>
+              <w:ind w:firstLine="0"/>
+              <w:rPr>
+                <w:rFonts w:ascii="Segoe UI" w:eastAsia="Times New Roman" w:hAnsi="Segoe UI" w:cs="Segoe UI"/>
+                <w:color w:val="0F1115"/>
+                <w:sz w:val="23"/>
+                <w:szCs w:val="23"/>
+                <w:lang w:eastAsia="ru-RU"/>
+              </w:rPr>
+            </w:pPr>
+            <w:r>
+              <w:rPr>
+                <w:rFonts w:ascii="Segoe UI" w:eastAsia="Times New Roman" w:hAnsi="Segoe UI" w:cs="Segoe UI"/>
+                <w:b/>
+                <w:bCs/>
+                <w:color w:val="0F1115"/>
+                <w:sz w:val="23"/>
+                <w:szCs w:val="23"/>
+                <w:lang w:eastAsia="ru-RU"/>
+              </w:rPr>
+              <w:t>16</w:t>
+            </w:r>
+          </w:p>
+        </w:tc>
+      </w:tr>
+      <w:tr>
+        <w:trPr>
+          <w:trHeight w:val="370"/>
+        </w:trPr>
+        <w:tc>
+          <w:tcPr>
+            <w:tcW w:w="0" w:type="auto"/>
+            <w:shd w:val="clear" w:color="auto" w:fill="FFFFFF"/>
+            <w:tcMar>
+              <w:top w:w="150" w:type="dxa"/>
+              <w:left w:w="0" w:type="dxa"/>
+              <w:bottom w:w="150" w:type="dxa"/>
+              <w:right w:w="240" w:type="dxa"/>
+            </w:tcMar>
+            <w:vAlign w:val="center"/>
+            <w:hideMark/>
+          </w:tcPr>
+          <w:p>
+            <w:pPr>
+              <w:spacing w:line="375" w:lineRule="atLeast"/>
+              <w:ind w:firstLine="0"/>
+              <w:rPr>
+                <w:rFonts w:ascii="Segoe UI" w:eastAsia="Times New Roman" w:hAnsi="Segoe UI" w:cs="Segoe UI"/>
+                <w:color w:val="0F1115"/>
+                <w:sz w:val="23"/>
+                <w:szCs w:val="23"/>
+                <w:lang w:eastAsia="ru-RU"/>
+              </w:rPr>
+            </w:pPr>
+            <w:r>
+              <w:rPr>
+                <w:rFonts w:ascii="Segoe UI" w:eastAsia="Times New Roman" w:hAnsi="Segoe UI" w:cs="Segoe UI"/>
+                <w:color w:val="0F1115"/>
+                <w:sz w:val="23"/>
+                <w:szCs w:val="23"/>
+                <w:lang w:eastAsia="ru-RU"/>
+              </w:rPr>
+              <w:t>5</w:t>
+            </w:r>
+          </w:p>
+        </w:tc>
+        <w:tc>
+          <w:tcPr>
+            <w:tcW w:w="0" w:type="auto"/>
+            <w:shd w:val="clear" w:color="auto" w:fill="FFFFFF"/>
+            <w:tcMar>
+              <w:top w:w="150" w:type="dxa"/>
+              <w:left w:w="240" w:type="dxa"/>
+              <w:bottom w:w="150" w:type="dxa"/>
+              <w:right w:w="240" w:type="dxa"/>
+            </w:tcMar>
+            <w:vAlign w:val="center"/>
+            <w:hideMark/>
+          </w:tcPr>
+          <w:p>
+            <w:pPr>
+              <w:spacing w:line="375" w:lineRule="atLeast"/>
+              <w:ind w:firstLine="0"/>
+              <w:rPr>
+                <w:rFonts w:ascii="Segoe UI" w:eastAsia="Times New Roman" w:hAnsi="Segoe UI" w:cs="Segoe UI"/>
+                <w:color w:val="0F1115"/>
+                <w:sz w:val="23"/>
+                <w:szCs w:val="23"/>
+                <w:lang w:eastAsia="ru-RU"/>
+              </w:rPr>
+            </w:pPr>
+            <w:r>
+              <w:rPr>
+                <w:rFonts w:ascii="Segoe UI" w:eastAsia="Times New Roman" w:hAnsi="Segoe UI" w:cs="Segoe UI"/>
+                <w:color w:val="0F1115"/>
+                <w:sz w:val="23"/>
+                <w:szCs w:val="23"/>
+                <w:lang w:eastAsia="ru-RU"/>
+              </w:rPr>
+              <w:t>31</w:t>
+            </w:r>
+          </w:p>
+        </w:tc>
+        <w:tc>
+          <w:tcPr>
+            <w:tcW w:w="0" w:type="auto"/>
+            <w:shd w:val="clear" w:color="auto" w:fill="FFFFFF"/>
+            <w:tcMar>
+              <w:top w:w="150" w:type="dxa"/>
+              <w:left w:w="240" w:type="dxa"/>
+              <w:bottom w:w="150" w:type="dxa"/>
+              <w:right w:w="0" w:type="dxa"/>
+            </w:tcMar>
+            <w:vAlign w:val="center"/>
+            <w:hideMark/>
+          </w:tcPr>
+          <w:p>
+            <w:pPr>
+              <w:spacing w:line="375" w:lineRule="atLeast"/>
+              <w:ind w:firstLine="0"/>
+              <w:rPr>
+                <w:rFonts w:ascii="Segoe UI" w:eastAsia="Times New Roman" w:hAnsi="Segoe UI" w:cs="Segoe UI"/>
+                <w:color w:val="0F1115"/>
+                <w:sz w:val="23"/>
+                <w:szCs w:val="23"/>
+                <w:lang w:eastAsia="ru-RU"/>
+              </w:rPr>
+            </w:pPr>
+            <w:r>
+              <w:rPr>
+                <w:rFonts w:ascii="Segoe UI" w:eastAsia="Times New Roman" w:hAnsi="Segoe UI" w:cs="Segoe UI"/>
+                <w:b/>
+                <w:bCs/>
+                <w:color w:val="0F1115"/>
+                <w:sz w:val="23"/>
+                <w:szCs w:val="23"/>
+                <w:lang w:eastAsia="ru-RU"/>
+              </w:rPr>
+              <w:t>32</w:t>
+            </w:r>
+          </w:p>
+        </w:tc>
+      </w:tr>
+      <w:tr>
+        <w:trPr>
+          <w:trHeight w:val="356"/>
+        </w:trPr>
+        <w:tc>
+          <w:tcPr>
+            <w:tcW w:w="0" w:type="auto"/>
+            <w:shd w:val="clear" w:color="auto" w:fill="FFFFFF"/>
+            <w:tcMar>
+              <w:top w:w="150" w:type="dxa"/>
+              <w:left w:w="0" w:type="dxa"/>
+              <w:bottom w:w="150" w:type="dxa"/>
+              <w:right w:w="240" w:type="dxa"/>
+            </w:tcMar>
+            <w:vAlign w:val="center"/>
+            <w:hideMark/>
+          </w:tcPr>
+          <w:p>
+            <w:pPr>
+              <w:spacing w:line="375" w:lineRule="atLeast"/>
+              <w:ind w:firstLine="0"/>
+              <w:rPr>
+                <w:rFonts w:ascii="Segoe UI" w:eastAsia="Times New Roman" w:hAnsi="Segoe UI" w:cs="Segoe UI"/>
+                <w:color w:val="0F1115"/>
+                <w:sz w:val="23"/>
+                <w:szCs w:val="23"/>
+                <w:lang w:eastAsia="ru-RU"/>
+              </w:rPr>
+            </w:pPr>
+            <w:r>
+              <w:rPr>
+                <w:rFonts w:ascii="Segoe UI" w:eastAsia="Times New Roman" w:hAnsi="Segoe UI" w:cs="Segoe UI"/>
+                <w:color w:val="0F1115"/>
+                <w:sz w:val="23"/>
+                <w:szCs w:val="23"/>
+                <w:lang w:eastAsia="ru-RU"/>
+              </w:rPr>
+              <w:t>6</w:t>
+            </w:r>
+          </w:p>
+        </w:tc>
+        <w:tc>
+          <w:tcPr>
+            <w:tcW w:w="0" w:type="auto"/>
+            <w:shd w:val="clear" w:color="auto" w:fill="FFFFFF"/>
+            <w:tcMar>
+              <w:top w:w="150" w:type="dxa"/>
+              <w:left w:w="240" w:type="dxa"/>
+              <w:bottom w:w="150" w:type="dxa"/>
+              <w:right w:w="240" w:type="dxa"/>
+            </w:tcMar>
+            <w:vAlign w:val="center"/>
+            <w:hideMark/>
+          </w:tcPr>
+          <w:p>
+            <w:pPr>
+              <w:spacing w:line="375" w:lineRule="atLeast"/>
+              <w:ind w:firstLine="0"/>
+              <w:rPr>
+                <w:rFonts w:ascii="Segoe UI" w:eastAsia="Times New Roman" w:hAnsi="Segoe UI" w:cs="Segoe UI"/>
+                <w:color w:val="0F1115"/>
+                <w:sz w:val="23"/>
+                <w:szCs w:val="23"/>
+                <w:lang w:eastAsia="ru-RU"/>
+              </w:rPr>
+            </w:pPr>
+            <w:r>
+              <w:rPr>
+                <w:rFonts w:ascii="Segoe UI" w:eastAsia="Times New Roman" w:hAnsi="Segoe UI" w:cs="Segoe UI"/>
+                <w:color w:val="0F1115"/>
+                <w:sz w:val="23"/>
+                <w:szCs w:val="23"/>
+                <w:lang w:eastAsia="ru-RU"/>
+              </w:rPr>
+              <w:t>63</w:t>
+            </w:r>
+          </w:p>
+        </w:tc>
+        <w:tc>
+          <w:tcPr>
+            <w:tcW w:w="0" w:type="auto"/>
+            <w:shd w:val="clear" w:color="auto" w:fill="FFFFFF"/>
+            <w:tcMar>
+              <w:top w:w="150" w:type="dxa"/>
+              <w:left w:w="240" w:type="dxa"/>
+              <w:bottom w:w="150" w:type="dxa"/>
+              <w:right w:w="0" w:type="dxa"/>
+            </w:tcMar>
+            <w:vAlign w:val="center"/>
+            <w:hideMark/>
+          </w:tcPr>
+          <w:p>
+            <w:pPr>
+              <w:spacing w:line="375" w:lineRule="atLeast"/>
+              <w:ind w:firstLine="0"/>
+              <w:rPr>
+                <w:rFonts w:ascii="Segoe UI" w:eastAsia="Times New Roman" w:hAnsi="Segoe UI" w:cs="Segoe UI"/>
+                <w:color w:val="0F1115"/>
+                <w:sz w:val="23"/>
+                <w:szCs w:val="23"/>
+                <w:lang w:eastAsia="ru-RU"/>
+              </w:rPr>
+            </w:pPr>
+            <w:r>
+              <w:rPr>
+                <w:rFonts w:ascii="Segoe UI" w:eastAsia="Times New Roman" w:hAnsi="Segoe UI" w:cs="Segoe UI"/>
+                <w:b/>
+                <w:bCs/>
+                <w:color w:val="0F1115"/>
+                <w:sz w:val="23"/>
+                <w:szCs w:val="23"/>
+                <w:lang w:eastAsia="ru-RU"/>
+              </w:rPr>
+              <w:t>64</w:t>
+            </w:r>
+            <w:r>
+              <w:rPr>
+                <w:rFonts w:ascii="Segoe UI" w:eastAsia="Times New Roman" w:hAnsi="Segoe UI" w:cs="Segoe UI"/>
+                <w:color w:val="0F1115"/>
+                <w:sz w:val="23"/>
+                <w:szCs w:val="23"/>
+                <w:lang w:eastAsia="ru-RU"/>
+              </w:rPr>
+              <w:t xml:space="preserve"> (за пределами 39)</w:t>
+            </w:r>
+          </w:p>
+        </w:tc>
+        <w:bookmarkStart w:id="0" w:name="_GoBack"/>
+        <w:bookmarkEnd w:id="0"/>
+      </w:tr>
+    </w:tbl>
+    <w:p>
+      <w:pPr>
+        <w:tabs>
+          <w:tab w:val="left" w:pos="916"/>
+          <w:tab w:val="left" w:pos="1832"/>
+          <w:tab w:val="left" w:pos="2748"/>
+          <w:tab w:val="left" w:pos="3664"/>
+          <w:tab w:val="left" w:pos="4580"/>
+          <w:tab w:val="left" w:pos="5496"/>
+          <w:tab w:val="left" w:pos="6412"/>
+          <w:tab w:val="left" w:pos="7328"/>
+          <w:tab w:val="left" w:pos="8244"/>
+          <w:tab w:val="left" w:pos="9160"/>
+          <w:tab w:val="left" w:pos="10076"/>
+          <w:tab w:val="left" w:pos="10992"/>
+          <w:tab w:val="left" w:pos="11908"/>
+          <w:tab w:val="left" w:pos="12824"/>
+          <w:tab w:val="left" w:pos="13740"/>
+          <w:tab w:val="left" w:pos="14656"/>
+        </w:tabs>
+        <w:spacing w:line="240" w:lineRule="auto"/>
+        <w:ind w:firstLine="0"/>
+        <w:rPr>
+          <w:rFonts w:ascii="Consolas" w:eastAsia="Times New Roman" w:hAnsi="Consolas" w:cs="Courier New"/>
+          <w:color w:val="0F1115"/>
+          <w:sz w:val="20"/>
+          <w:szCs w:val="20"/>
+          <w:lang w:eastAsia="ru-RU"/>
+        </w:rPr>
+      </w:pPr>
     </w:p>
     <w:sectPr>
       <w:pgSz w:w="11906" w:h="16838"/>
@@ -1568,7 +4795,7 @@
   <w:style w:type="paragraph" w:default="1" w:styleId="a">
     <w:name w:val="Normal"/>
     <w:qFormat/>
-    <w:rsid w:val="00774AD6"/>
+    <w:rsid w:val="0067604F"/>
     <w:pPr>
       <w:spacing w:after="0" w:line="360" w:lineRule="auto"/>
       <w:ind w:firstLine="709"/>
